--- a/AdvancedwebLogBook.docx
+++ b/AdvancedwebLogBook.docx
@@ -549,10 +549,3645 @@
         <w:spacing w:line="360" w:lineRule="auto"/>
         <w:jc w:val="both"/>
         <w:rPr>
+          <w:rFonts w:hint="default" w:ascii="Times New Roman" w:hAnsi="Times New Roman" w:cs="Times New Roman"/>
+          <w:b/>
+          <w:bCs/>
+          <w:sz w:val="32"/>
+          <w:szCs w:val="32"/>
+          <w:u w:val="single"/>
+          <w:lang w:val="en-US"/>
+        </w:rPr>
+      </w:pPr>
+      <w:r>
+        <w:rPr>
+          <w:rFonts w:hint="default" w:ascii="Times New Roman" w:hAnsi="Times New Roman" w:cs="Times New Roman"/>
+          <w:b/>
+          <w:bCs/>
+          <w:sz w:val="32"/>
+          <w:szCs w:val="32"/>
+          <w:u w:val="single"/>
+          <w:lang w:val="en-US"/>
+        </w:rPr>
+        <w:t>Table of contents</w:t>
+      </w:r>
+    </w:p>
+    <w:p>
+      <w:pPr>
+        <w:pStyle w:val="15"/>
+        <w:tabs>
+          <w:tab w:val="right" w:leader="dot" w:pos="8306"/>
+        </w:tabs>
+      </w:pPr>
+      <w:r>
+        <w:rPr>
           <w:rFonts w:hint="default"/>
           <w:lang w:val="en-US"/>
         </w:rPr>
-      </w:pPr>
+        <w:fldChar w:fldCharType="begin"/>
+      </w:r>
+      <w:r>
+        <w:rPr>
+          <w:rFonts w:hint="default"/>
+          <w:lang w:val="en-US"/>
+        </w:rPr>
+        <w:instrText xml:space="preserve">TOC \o "1-3" \h \u </w:instrText>
+      </w:r>
+      <w:r>
+        <w:rPr>
+          <w:rFonts w:hint="default"/>
+          <w:lang w:val="en-US"/>
+        </w:rPr>
+        <w:fldChar w:fldCharType="separate"/>
+      </w:r>
+      <w:r>
+        <w:rPr>
+          <w:rFonts w:hint="default"/>
+          <w:lang w:val="en-US"/>
+        </w:rPr>
+        <w:fldChar w:fldCharType="begin"/>
+      </w:r>
+      <w:r>
+        <w:rPr>
+          <w:rFonts w:hint="default"/>
+          <w:lang w:val="en-US"/>
+        </w:rPr>
+        <w:instrText xml:space="preserve"> HYPERLINK \l _Toc5184 </w:instrText>
+      </w:r>
+      <w:r>
+        <w:rPr>
+          <w:rFonts w:hint="default"/>
+          <w:lang w:val="en-US"/>
+        </w:rPr>
+        <w:fldChar w:fldCharType="separate"/>
+      </w:r>
+      <w:r>
+        <w:rPr>
+          <w:rFonts w:hint="default" w:ascii="Times New Roman" w:hAnsi="Times New Roman" w:cs="Times New Roman"/>
+          <w:lang w:val="en-US"/>
+        </w:rPr>
+        <w:t>WEEK 1:LOCAL  ENVIRONMENT SETUP</w:t>
+      </w:r>
+      <w:r>
+        <w:tab/>
+      </w:r>
+      <w:r>
+        <w:fldChar w:fldCharType="begin"/>
+      </w:r>
+      <w:r>
+        <w:instrText xml:space="preserve"> PAGEREF _Toc5184 \h </w:instrText>
+      </w:r>
+      <w:r>
+        <w:fldChar w:fldCharType="separate"/>
+      </w:r>
+      <w:r>
+        <w:t>3</w:t>
+      </w:r>
+      <w:r>
+        <w:fldChar w:fldCharType="end"/>
+      </w:r>
+      <w:r>
+        <w:rPr>
+          <w:rFonts w:hint="default"/>
+          <w:lang w:val="en-US"/>
+        </w:rPr>
+        <w:fldChar w:fldCharType="end"/>
+      </w:r>
+    </w:p>
+    <w:p>
+      <w:pPr>
+        <w:pStyle w:val="16"/>
+        <w:tabs>
+          <w:tab w:val="right" w:leader="dot" w:pos="8306"/>
+        </w:tabs>
+      </w:pPr>
+      <w:r>
+        <w:rPr>
+          <w:rFonts w:hint="default"/>
+          <w:lang w:val="en-US"/>
+        </w:rPr>
+        <w:fldChar w:fldCharType="begin"/>
+      </w:r>
+      <w:r>
+        <w:rPr>
+          <w:rFonts w:hint="default"/>
+          <w:lang w:val="en-US"/>
+        </w:rPr>
+        <w:instrText xml:space="preserve"> HYPERLINK \l _Toc137 </w:instrText>
+      </w:r>
+      <w:r>
+        <w:rPr>
+          <w:rFonts w:hint="default"/>
+          <w:lang w:val="en-US"/>
+        </w:rPr>
+        <w:fldChar w:fldCharType="separate"/>
+      </w:r>
+      <w:r>
+        <w:rPr>
+          <w:rFonts w:hint="default" w:ascii="Times New Roman" w:hAnsi="Times New Roman" w:cs="Times New Roman"/>
+          <w:lang w:val="en-US"/>
+        </w:rPr>
+        <w:t>Installation an testing of Local Development Environment</w:t>
+      </w:r>
+      <w:r>
+        <w:tab/>
+      </w:r>
+      <w:r>
+        <w:fldChar w:fldCharType="begin"/>
+      </w:r>
+      <w:r>
+        <w:instrText xml:space="preserve"> PAGEREF _Toc137 \h </w:instrText>
+      </w:r>
+      <w:r>
+        <w:fldChar w:fldCharType="separate"/>
+      </w:r>
+      <w:r>
+        <w:t>3</w:t>
+      </w:r>
+      <w:r>
+        <w:fldChar w:fldCharType="end"/>
+      </w:r>
+      <w:r>
+        <w:rPr>
+          <w:rFonts w:hint="default"/>
+          <w:lang w:val="en-US"/>
+        </w:rPr>
+        <w:fldChar w:fldCharType="end"/>
+      </w:r>
+    </w:p>
+    <w:p>
+      <w:pPr>
+        <w:pStyle w:val="17"/>
+        <w:tabs>
+          <w:tab w:val="right" w:leader="dot" w:pos="8306"/>
+        </w:tabs>
+      </w:pPr>
+      <w:r>
+        <w:rPr>
+          <w:rFonts w:hint="default"/>
+          <w:lang w:val="en-US"/>
+        </w:rPr>
+        <w:fldChar w:fldCharType="begin"/>
+      </w:r>
+      <w:r>
+        <w:rPr>
+          <w:rFonts w:hint="default"/>
+          <w:lang w:val="en-US"/>
+        </w:rPr>
+        <w:instrText xml:space="preserve"> HYPERLINK \l _Toc12722 </w:instrText>
+      </w:r>
+      <w:r>
+        <w:rPr>
+          <w:rFonts w:hint="default"/>
+          <w:lang w:val="en-US"/>
+        </w:rPr>
+        <w:fldChar w:fldCharType="separate"/>
+      </w:r>
+      <w:r>
+        <w:rPr>
+          <w:rFonts w:hint="default" w:ascii="Times New Roman" w:hAnsi="Times New Roman" w:cs="Times New Roman"/>
+          <w:lang w:val="en-US"/>
+        </w:rPr>
+        <w:t>1.Installation of XAMMP</w:t>
+      </w:r>
+      <w:r>
+        <w:tab/>
+      </w:r>
+      <w:r>
+        <w:fldChar w:fldCharType="begin"/>
+      </w:r>
+      <w:r>
+        <w:instrText xml:space="preserve"> PAGEREF _Toc12722 \h </w:instrText>
+      </w:r>
+      <w:r>
+        <w:fldChar w:fldCharType="separate"/>
+      </w:r>
+      <w:r>
+        <w:t>3</w:t>
+      </w:r>
+      <w:r>
+        <w:fldChar w:fldCharType="end"/>
+      </w:r>
+      <w:r>
+        <w:rPr>
+          <w:rFonts w:hint="default"/>
+          <w:lang w:val="en-US"/>
+        </w:rPr>
+        <w:fldChar w:fldCharType="end"/>
+      </w:r>
+    </w:p>
+    <w:p>
+      <w:pPr>
+        <w:pStyle w:val="17"/>
+        <w:tabs>
+          <w:tab w:val="right" w:leader="dot" w:pos="8306"/>
+        </w:tabs>
+      </w:pPr>
+      <w:r>
+        <w:rPr>
+          <w:rFonts w:hint="default"/>
+          <w:lang w:val="en-US"/>
+        </w:rPr>
+        <w:fldChar w:fldCharType="begin"/>
+      </w:r>
+      <w:r>
+        <w:rPr>
+          <w:rFonts w:hint="default"/>
+          <w:lang w:val="en-US"/>
+        </w:rPr>
+        <w:instrText xml:space="preserve"> HYPERLINK \l _Toc30174 </w:instrText>
+      </w:r>
+      <w:r>
+        <w:rPr>
+          <w:rFonts w:hint="default"/>
+          <w:lang w:val="en-US"/>
+        </w:rPr>
+        <w:fldChar w:fldCharType="separate"/>
+      </w:r>
+      <w:r>
+        <w:rPr>
+          <w:rFonts w:hint="default" w:ascii="Times New Roman" w:hAnsi="Times New Roman" w:cs="Times New Roman"/>
+          <w:lang w:val="en-US"/>
+        </w:rPr>
+        <w:t>2. Apache and SQL running</w:t>
+      </w:r>
+      <w:r>
+        <w:tab/>
+      </w:r>
+      <w:r>
+        <w:fldChar w:fldCharType="begin"/>
+      </w:r>
+      <w:r>
+        <w:instrText xml:space="preserve"> PAGEREF _Toc30174 \h </w:instrText>
+      </w:r>
+      <w:r>
+        <w:fldChar w:fldCharType="separate"/>
+      </w:r>
+      <w:r>
+        <w:t>3</w:t>
+      </w:r>
+      <w:r>
+        <w:fldChar w:fldCharType="end"/>
+      </w:r>
+      <w:r>
+        <w:rPr>
+          <w:rFonts w:hint="default"/>
+          <w:lang w:val="en-US"/>
+        </w:rPr>
+        <w:fldChar w:fldCharType="end"/>
+      </w:r>
+    </w:p>
+    <w:p>
+      <w:pPr>
+        <w:pStyle w:val="17"/>
+        <w:tabs>
+          <w:tab w:val="right" w:leader="dot" w:pos="8306"/>
+        </w:tabs>
+      </w:pPr>
+      <w:r>
+        <w:rPr>
+          <w:rFonts w:hint="default"/>
+          <w:lang w:val="en-US"/>
+        </w:rPr>
+        <w:fldChar w:fldCharType="begin"/>
+      </w:r>
+      <w:r>
+        <w:rPr>
+          <w:rFonts w:hint="default"/>
+          <w:lang w:val="en-US"/>
+        </w:rPr>
+        <w:instrText xml:space="preserve"> HYPERLINK \l _Toc13651 </w:instrText>
+      </w:r>
+      <w:r>
+        <w:rPr>
+          <w:rFonts w:hint="default"/>
+          <w:lang w:val="en-US"/>
+        </w:rPr>
+        <w:fldChar w:fldCharType="separate"/>
+      </w:r>
+      <w:r>
+        <w:rPr>
+          <w:rFonts w:hint="default" w:ascii="Times New Roman" w:hAnsi="Times New Roman" w:cs="Times New Roman"/>
+          <w:lang w:val="en-US"/>
+        </w:rPr>
+        <w:t>3.Local Host Test page</w:t>
+      </w:r>
+      <w:r>
+        <w:tab/>
+      </w:r>
+      <w:r>
+        <w:fldChar w:fldCharType="begin"/>
+      </w:r>
+      <w:r>
+        <w:instrText xml:space="preserve"> PAGEREF _Toc13651 \h </w:instrText>
+      </w:r>
+      <w:r>
+        <w:fldChar w:fldCharType="separate"/>
+      </w:r>
+      <w:r>
+        <w:t>4</w:t>
+      </w:r>
+      <w:r>
+        <w:fldChar w:fldCharType="end"/>
+      </w:r>
+      <w:r>
+        <w:rPr>
+          <w:rFonts w:hint="default"/>
+          <w:lang w:val="en-US"/>
+        </w:rPr>
+        <w:fldChar w:fldCharType="end"/>
+      </w:r>
+    </w:p>
+    <w:p>
+      <w:pPr>
+        <w:pStyle w:val="17"/>
+        <w:tabs>
+          <w:tab w:val="right" w:leader="dot" w:pos="8306"/>
+        </w:tabs>
+      </w:pPr>
+      <w:r>
+        <w:rPr>
+          <w:rFonts w:hint="default"/>
+          <w:lang w:val="en-US"/>
+        </w:rPr>
+        <w:fldChar w:fldCharType="begin"/>
+      </w:r>
+      <w:r>
+        <w:rPr>
+          <w:rFonts w:hint="default"/>
+          <w:lang w:val="en-US"/>
+        </w:rPr>
+        <w:instrText xml:space="preserve"> HYPERLINK \l _Toc23099 </w:instrText>
+      </w:r>
+      <w:r>
+        <w:rPr>
+          <w:rFonts w:hint="default"/>
+          <w:lang w:val="en-US"/>
+        </w:rPr>
+        <w:fldChar w:fldCharType="separate"/>
+      </w:r>
+      <w:r>
+        <w:rPr>
+          <w:rFonts w:hint="default" w:ascii="Times New Roman" w:hAnsi="Times New Roman" w:cs="Times New Roman"/>
+          <w:lang w:val="en-US"/>
+        </w:rPr>
+        <w:t>4.Hello world test</w:t>
+      </w:r>
+      <w:r>
+        <w:tab/>
+      </w:r>
+      <w:r>
+        <w:fldChar w:fldCharType="begin"/>
+      </w:r>
+      <w:r>
+        <w:instrText xml:space="preserve"> PAGEREF _Toc23099 \h </w:instrText>
+      </w:r>
+      <w:r>
+        <w:fldChar w:fldCharType="separate"/>
+      </w:r>
+      <w:r>
+        <w:t>4</w:t>
+      </w:r>
+      <w:r>
+        <w:fldChar w:fldCharType="end"/>
+      </w:r>
+      <w:r>
+        <w:rPr>
+          <w:rFonts w:hint="default"/>
+          <w:lang w:val="en-US"/>
+        </w:rPr>
+        <w:fldChar w:fldCharType="end"/>
+      </w:r>
+    </w:p>
+    <w:p>
+      <w:pPr>
+        <w:pStyle w:val="17"/>
+        <w:tabs>
+          <w:tab w:val="right" w:leader="dot" w:pos="8306"/>
+        </w:tabs>
+      </w:pPr>
+      <w:r>
+        <w:rPr>
+          <w:rFonts w:hint="default"/>
+          <w:lang w:val="en-US"/>
+        </w:rPr>
+        <w:fldChar w:fldCharType="begin"/>
+      </w:r>
+      <w:r>
+        <w:rPr>
+          <w:rFonts w:hint="default"/>
+          <w:lang w:val="en-US"/>
+        </w:rPr>
+        <w:instrText xml:space="preserve"> HYPERLINK \l _Toc27674 </w:instrText>
+      </w:r>
+      <w:r>
+        <w:rPr>
+          <w:rFonts w:hint="default"/>
+          <w:lang w:val="en-US"/>
+        </w:rPr>
+        <w:fldChar w:fldCharType="separate"/>
+      </w:r>
+      <w:r>
+        <w:rPr>
+          <w:rFonts w:hint="default" w:ascii="Times New Roman" w:hAnsi="Times New Roman" w:cs="Times New Roman"/>
+          <w:lang w:val="en-US"/>
+        </w:rPr>
+        <w:t>5. Database connection test</w:t>
+      </w:r>
+      <w:r>
+        <w:tab/>
+      </w:r>
+      <w:r>
+        <w:fldChar w:fldCharType="begin"/>
+      </w:r>
+      <w:r>
+        <w:instrText xml:space="preserve"> PAGEREF _Toc27674 \h </w:instrText>
+      </w:r>
+      <w:r>
+        <w:fldChar w:fldCharType="separate"/>
+      </w:r>
+      <w:r>
+        <w:t>5</w:t>
+      </w:r>
+      <w:r>
+        <w:fldChar w:fldCharType="end"/>
+      </w:r>
+      <w:r>
+        <w:rPr>
+          <w:rFonts w:hint="default"/>
+          <w:lang w:val="en-US"/>
+        </w:rPr>
+        <w:fldChar w:fldCharType="end"/>
+      </w:r>
+    </w:p>
+    <w:p>
+      <w:pPr>
+        <w:pStyle w:val="17"/>
+        <w:tabs>
+          <w:tab w:val="right" w:leader="dot" w:pos="8306"/>
+        </w:tabs>
+      </w:pPr>
+      <w:r>
+        <w:rPr>
+          <w:rFonts w:hint="default"/>
+          <w:lang w:val="en-US"/>
+        </w:rPr>
+        <w:fldChar w:fldCharType="begin"/>
+      </w:r>
+      <w:r>
+        <w:rPr>
+          <w:rFonts w:hint="default"/>
+          <w:lang w:val="en-US"/>
+        </w:rPr>
+        <w:instrText xml:space="preserve"> HYPERLINK \l _Toc30053 </w:instrText>
+      </w:r>
+      <w:r>
+        <w:rPr>
+          <w:rFonts w:hint="default"/>
+          <w:lang w:val="en-US"/>
+        </w:rPr>
+        <w:fldChar w:fldCharType="separate"/>
+      </w:r>
+      <w:r>
+        <w:rPr>
+          <w:rFonts w:hint="default" w:ascii="Times New Roman" w:hAnsi="Times New Roman" w:cs="Times New Roman"/>
+          <w:lang w:val="en-US"/>
+        </w:rPr>
+        <w:t>My Reflection</w:t>
+      </w:r>
+      <w:r>
+        <w:tab/>
+      </w:r>
+      <w:r>
+        <w:fldChar w:fldCharType="begin"/>
+      </w:r>
+      <w:r>
+        <w:instrText xml:space="preserve"> PAGEREF _Toc30053 \h </w:instrText>
+      </w:r>
+      <w:r>
+        <w:fldChar w:fldCharType="separate"/>
+      </w:r>
+      <w:r>
+        <w:t>5</w:t>
+      </w:r>
+      <w:r>
+        <w:fldChar w:fldCharType="end"/>
+      </w:r>
+      <w:r>
+        <w:rPr>
+          <w:rFonts w:hint="default"/>
+          <w:lang w:val="en-US"/>
+        </w:rPr>
+        <w:fldChar w:fldCharType="end"/>
+      </w:r>
+    </w:p>
+    <w:p>
+      <w:pPr>
+        <w:pStyle w:val="15"/>
+        <w:tabs>
+          <w:tab w:val="right" w:leader="dot" w:pos="8306"/>
+        </w:tabs>
+      </w:pPr>
+      <w:r>
+        <w:rPr>
+          <w:rFonts w:hint="default"/>
+          <w:lang w:val="en-US"/>
+        </w:rPr>
+        <w:fldChar w:fldCharType="begin"/>
+      </w:r>
+      <w:r>
+        <w:rPr>
+          <w:rFonts w:hint="default"/>
+          <w:lang w:val="en-US"/>
+        </w:rPr>
+        <w:instrText xml:space="preserve"> HYPERLINK \l _Toc6849 </w:instrText>
+      </w:r>
+      <w:r>
+        <w:rPr>
+          <w:rFonts w:hint="default"/>
+          <w:lang w:val="en-US"/>
+        </w:rPr>
+        <w:fldChar w:fldCharType="separate"/>
+      </w:r>
+      <w:r>
+        <w:rPr>
+          <w:rFonts w:hint="default" w:ascii="Times New Roman" w:hAnsi="Times New Roman" w:cs="Times New Roman"/>
+          <w:lang w:val="en-US"/>
+        </w:rPr>
+        <w:t>WEEK 2:WIREFRAMES AND GUI DESIGN</w:t>
+      </w:r>
+      <w:r>
+        <w:tab/>
+      </w:r>
+      <w:r>
+        <w:fldChar w:fldCharType="begin"/>
+      </w:r>
+      <w:r>
+        <w:instrText xml:space="preserve"> PAGEREF _Toc6849 \h </w:instrText>
+      </w:r>
+      <w:r>
+        <w:fldChar w:fldCharType="separate"/>
+      </w:r>
+      <w:r>
+        <w:t>6</w:t>
+      </w:r>
+      <w:r>
+        <w:fldChar w:fldCharType="end"/>
+      </w:r>
+      <w:r>
+        <w:rPr>
+          <w:rFonts w:hint="default"/>
+          <w:lang w:val="en-US"/>
+        </w:rPr>
+        <w:fldChar w:fldCharType="end"/>
+      </w:r>
+    </w:p>
+    <w:p>
+      <w:pPr>
+        <w:pStyle w:val="16"/>
+        <w:tabs>
+          <w:tab w:val="right" w:leader="dot" w:pos="8306"/>
+        </w:tabs>
+      </w:pPr>
+      <w:r>
+        <w:rPr>
+          <w:rFonts w:hint="default"/>
+          <w:lang w:val="en-US"/>
+        </w:rPr>
+        <w:fldChar w:fldCharType="begin"/>
+      </w:r>
+      <w:r>
+        <w:rPr>
+          <w:rFonts w:hint="default"/>
+          <w:lang w:val="en-US"/>
+        </w:rPr>
+        <w:instrText xml:space="preserve"> HYPERLINK \l _Toc11562 </w:instrText>
+      </w:r>
+      <w:r>
+        <w:rPr>
+          <w:rFonts w:hint="default"/>
+          <w:lang w:val="en-US"/>
+        </w:rPr>
+        <w:fldChar w:fldCharType="separate"/>
+      </w:r>
+      <w:r>
+        <w:rPr>
+          <w:rFonts w:hint="default" w:ascii="Times New Roman" w:hAnsi="Times New Roman" w:cs="Times New Roman"/>
+          <w:lang w:val="en-US"/>
+        </w:rPr>
+        <w:t>User Interface planning and system design</w:t>
+      </w:r>
+      <w:r>
+        <w:tab/>
+      </w:r>
+      <w:r>
+        <w:fldChar w:fldCharType="begin"/>
+      </w:r>
+      <w:r>
+        <w:instrText xml:space="preserve"> PAGEREF _Toc11562 \h </w:instrText>
+      </w:r>
+      <w:r>
+        <w:fldChar w:fldCharType="separate"/>
+      </w:r>
+      <w:r>
+        <w:t>6</w:t>
+      </w:r>
+      <w:r>
+        <w:fldChar w:fldCharType="end"/>
+      </w:r>
+      <w:r>
+        <w:rPr>
+          <w:rFonts w:hint="default"/>
+          <w:lang w:val="en-US"/>
+        </w:rPr>
+        <w:fldChar w:fldCharType="end"/>
+      </w:r>
+    </w:p>
+    <w:p>
+      <w:pPr>
+        <w:pStyle w:val="17"/>
+        <w:tabs>
+          <w:tab w:val="right" w:leader="dot" w:pos="8306"/>
+        </w:tabs>
+      </w:pPr>
+      <w:r>
+        <w:rPr>
+          <w:rFonts w:hint="default"/>
+          <w:lang w:val="en-US"/>
+        </w:rPr>
+        <w:fldChar w:fldCharType="begin"/>
+      </w:r>
+      <w:r>
+        <w:rPr>
+          <w:rFonts w:hint="default"/>
+          <w:lang w:val="en-US"/>
+        </w:rPr>
+        <w:instrText xml:space="preserve"> HYPERLINK \l _Toc23529 </w:instrText>
+      </w:r>
+      <w:r>
+        <w:rPr>
+          <w:rFonts w:hint="default"/>
+          <w:lang w:val="en-US"/>
+        </w:rPr>
+        <w:fldChar w:fldCharType="separate"/>
+      </w:r>
+      <w:r>
+        <w:rPr>
+          <w:rFonts w:hint="default" w:ascii="Times New Roman" w:hAnsi="Times New Roman" w:cs="Times New Roman"/>
+          <w:lang w:val="en-US"/>
+        </w:rPr>
+        <w:t>1.Hand drawn wireframe</w:t>
+      </w:r>
+      <w:r>
+        <w:tab/>
+      </w:r>
+      <w:r>
+        <w:fldChar w:fldCharType="begin"/>
+      </w:r>
+      <w:r>
+        <w:instrText xml:space="preserve"> PAGEREF _Toc23529 \h </w:instrText>
+      </w:r>
+      <w:r>
+        <w:fldChar w:fldCharType="separate"/>
+      </w:r>
+      <w:r>
+        <w:t>6</w:t>
+      </w:r>
+      <w:r>
+        <w:fldChar w:fldCharType="end"/>
+      </w:r>
+      <w:r>
+        <w:rPr>
+          <w:rFonts w:hint="default"/>
+          <w:lang w:val="en-US"/>
+        </w:rPr>
+        <w:fldChar w:fldCharType="end"/>
+      </w:r>
+    </w:p>
+    <w:p>
+      <w:pPr>
+        <w:pStyle w:val="17"/>
+        <w:tabs>
+          <w:tab w:val="right" w:leader="dot" w:pos="8306"/>
+        </w:tabs>
+      </w:pPr>
+      <w:r>
+        <w:rPr>
+          <w:rFonts w:hint="default"/>
+          <w:lang w:val="en-US"/>
+        </w:rPr>
+        <w:fldChar w:fldCharType="begin"/>
+      </w:r>
+      <w:r>
+        <w:rPr>
+          <w:rFonts w:hint="default"/>
+          <w:lang w:val="en-US"/>
+        </w:rPr>
+        <w:instrText xml:space="preserve"> HYPERLINK \l _Toc5485 </w:instrText>
+      </w:r>
+      <w:r>
+        <w:rPr>
+          <w:rFonts w:hint="default"/>
+          <w:lang w:val="en-US"/>
+        </w:rPr>
+        <w:fldChar w:fldCharType="separate"/>
+      </w:r>
+      <w:r>
+        <w:rPr>
+          <w:rFonts w:hint="default" w:ascii="Times New Roman" w:hAnsi="Times New Roman" w:cs="Times New Roman"/>
+          <w:lang w:val="en-US"/>
+        </w:rPr>
+        <w:t>3. Mobile view design(patient)</w:t>
+      </w:r>
+      <w:r>
+        <w:tab/>
+      </w:r>
+      <w:r>
+        <w:fldChar w:fldCharType="begin"/>
+      </w:r>
+      <w:r>
+        <w:instrText xml:space="preserve"> PAGEREF _Toc5485 \h </w:instrText>
+      </w:r>
+      <w:r>
+        <w:fldChar w:fldCharType="separate"/>
+      </w:r>
+      <w:r>
+        <w:t>7</w:t>
+      </w:r>
+      <w:r>
+        <w:fldChar w:fldCharType="end"/>
+      </w:r>
+      <w:r>
+        <w:rPr>
+          <w:rFonts w:hint="default"/>
+          <w:lang w:val="en-US"/>
+        </w:rPr>
+        <w:fldChar w:fldCharType="end"/>
+      </w:r>
+    </w:p>
+    <w:p>
+      <w:pPr>
+        <w:pStyle w:val="17"/>
+        <w:tabs>
+          <w:tab w:val="right" w:leader="dot" w:pos="8306"/>
+        </w:tabs>
+      </w:pPr>
+      <w:r>
+        <w:rPr>
+          <w:rFonts w:hint="default"/>
+          <w:lang w:val="en-US"/>
+        </w:rPr>
+        <w:fldChar w:fldCharType="begin"/>
+      </w:r>
+      <w:r>
+        <w:rPr>
+          <w:rFonts w:hint="default"/>
+          <w:lang w:val="en-US"/>
+        </w:rPr>
+        <w:instrText xml:space="preserve"> HYPERLINK \l _Toc28812 </w:instrText>
+      </w:r>
+      <w:r>
+        <w:rPr>
+          <w:rFonts w:hint="default"/>
+          <w:lang w:val="en-US"/>
+        </w:rPr>
+        <w:fldChar w:fldCharType="separate"/>
+      </w:r>
+      <w:r>
+        <w:rPr>
+          <w:rFonts w:hint="default" w:ascii="Times New Roman" w:hAnsi="Times New Roman" w:cs="Times New Roman"/>
+          <w:lang w:val="en-US"/>
+        </w:rPr>
+        <w:t>4. Colour Theme and Navigation Structure</w:t>
+      </w:r>
+      <w:r>
+        <w:tab/>
+      </w:r>
+      <w:r>
+        <w:fldChar w:fldCharType="begin"/>
+      </w:r>
+      <w:r>
+        <w:instrText xml:space="preserve"> PAGEREF _Toc28812 \h </w:instrText>
+      </w:r>
+      <w:r>
+        <w:fldChar w:fldCharType="separate"/>
+      </w:r>
+      <w:r>
+        <w:t>8</w:t>
+      </w:r>
+      <w:r>
+        <w:fldChar w:fldCharType="end"/>
+      </w:r>
+      <w:r>
+        <w:rPr>
+          <w:rFonts w:hint="default"/>
+          <w:lang w:val="en-US"/>
+        </w:rPr>
+        <w:fldChar w:fldCharType="end"/>
+      </w:r>
+    </w:p>
+    <w:p>
+      <w:pPr>
+        <w:pStyle w:val="17"/>
+        <w:tabs>
+          <w:tab w:val="right" w:leader="dot" w:pos="8306"/>
+        </w:tabs>
+      </w:pPr>
+      <w:r>
+        <w:rPr>
+          <w:rFonts w:hint="default"/>
+          <w:lang w:val="en-US"/>
+        </w:rPr>
+        <w:fldChar w:fldCharType="begin"/>
+      </w:r>
+      <w:r>
+        <w:rPr>
+          <w:rFonts w:hint="default"/>
+          <w:lang w:val="en-US"/>
+        </w:rPr>
+        <w:instrText xml:space="preserve"> HYPERLINK \l _Toc32091 </w:instrText>
+      </w:r>
+      <w:r>
+        <w:rPr>
+          <w:rFonts w:hint="default"/>
+          <w:lang w:val="en-US"/>
+        </w:rPr>
+        <w:fldChar w:fldCharType="separate"/>
+      </w:r>
+      <w:r>
+        <w:rPr>
+          <w:rFonts w:hint="default" w:ascii="Times New Roman" w:hAnsi="Times New Roman" w:cs="Times New Roman"/>
+          <w:lang w:val="en-US"/>
+        </w:rPr>
+        <w:t>5. GUI prototype</w:t>
+      </w:r>
+      <w:r>
+        <w:tab/>
+      </w:r>
+      <w:r>
+        <w:fldChar w:fldCharType="begin"/>
+      </w:r>
+      <w:r>
+        <w:instrText xml:space="preserve"> PAGEREF _Toc32091 \h </w:instrText>
+      </w:r>
+      <w:r>
+        <w:fldChar w:fldCharType="separate"/>
+      </w:r>
+      <w:r>
+        <w:t>8</w:t>
+      </w:r>
+      <w:r>
+        <w:fldChar w:fldCharType="end"/>
+      </w:r>
+      <w:r>
+        <w:rPr>
+          <w:rFonts w:hint="default"/>
+          <w:lang w:val="en-US"/>
+        </w:rPr>
+        <w:fldChar w:fldCharType="end"/>
+      </w:r>
+    </w:p>
+    <w:p>
+      <w:pPr>
+        <w:pStyle w:val="17"/>
+        <w:tabs>
+          <w:tab w:val="right" w:leader="dot" w:pos="8306"/>
+        </w:tabs>
+      </w:pPr>
+      <w:r>
+        <w:rPr>
+          <w:rFonts w:hint="default"/>
+          <w:lang w:val="en-US"/>
+        </w:rPr>
+        <w:fldChar w:fldCharType="begin"/>
+      </w:r>
+      <w:r>
+        <w:rPr>
+          <w:rFonts w:hint="default"/>
+          <w:lang w:val="en-US"/>
+        </w:rPr>
+        <w:instrText xml:space="preserve"> HYPERLINK \l _Toc7383 </w:instrText>
+      </w:r>
+      <w:r>
+        <w:rPr>
+          <w:rFonts w:hint="default"/>
+          <w:lang w:val="en-US"/>
+        </w:rPr>
+        <w:fldChar w:fldCharType="separate"/>
+      </w:r>
+      <w:r>
+        <w:rPr>
+          <w:rFonts w:hint="default" w:ascii="Times New Roman" w:hAnsi="Times New Roman" w:cs="Times New Roman"/>
+          <w:lang w:val="en-US"/>
+        </w:rPr>
+        <w:t>My Reflection</w:t>
+      </w:r>
+      <w:r>
+        <w:tab/>
+      </w:r>
+      <w:r>
+        <w:fldChar w:fldCharType="begin"/>
+      </w:r>
+      <w:r>
+        <w:instrText xml:space="preserve"> PAGEREF _Toc7383 \h </w:instrText>
+      </w:r>
+      <w:r>
+        <w:fldChar w:fldCharType="separate"/>
+      </w:r>
+      <w:r>
+        <w:t>9</w:t>
+      </w:r>
+      <w:r>
+        <w:fldChar w:fldCharType="end"/>
+      </w:r>
+      <w:r>
+        <w:rPr>
+          <w:rFonts w:hint="default"/>
+          <w:lang w:val="en-US"/>
+        </w:rPr>
+        <w:fldChar w:fldCharType="end"/>
+      </w:r>
+    </w:p>
+    <w:p>
+      <w:pPr>
+        <w:pStyle w:val="15"/>
+        <w:tabs>
+          <w:tab w:val="right" w:leader="dot" w:pos="8306"/>
+        </w:tabs>
+      </w:pPr>
+      <w:r>
+        <w:rPr>
+          <w:rFonts w:hint="default"/>
+          <w:lang w:val="en-US"/>
+        </w:rPr>
+        <w:fldChar w:fldCharType="begin"/>
+      </w:r>
+      <w:r>
+        <w:rPr>
+          <w:rFonts w:hint="default"/>
+          <w:lang w:val="en-US"/>
+        </w:rPr>
+        <w:instrText xml:space="preserve"> HYPERLINK \l _Toc19291 </w:instrText>
+      </w:r>
+      <w:r>
+        <w:rPr>
+          <w:rFonts w:hint="default"/>
+          <w:lang w:val="en-US"/>
+        </w:rPr>
+        <w:fldChar w:fldCharType="separate"/>
+      </w:r>
+      <w:r>
+        <w:rPr>
+          <w:rFonts w:hint="default" w:ascii="Times New Roman" w:hAnsi="Times New Roman" w:cs="Times New Roman"/>
+          <w:lang w:val="en-US"/>
+        </w:rPr>
+        <w:t>WEEK 3:JAVASCRIPT AND PHP BASICS</w:t>
+      </w:r>
+      <w:r>
+        <w:tab/>
+      </w:r>
+      <w:r>
+        <w:fldChar w:fldCharType="begin"/>
+      </w:r>
+      <w:r>
+        <w:instrText xml:space="preserve"> PAGEREF _Toc19291 \h </w:instrText>
+      </w:r>
+      <w:r>
+        <w:fldChar w:fldCharType="separate"/>
+      </w:r>
+      <w:r>
+        <w:t>9</w:t>
+      </w:r>
+      <w:r>
+        <w:fldChar w:fldCharType="end"/>
+      </w:r>
+      <w:r>
+        <w:rPr>
+          <w:rFonts w:hint="default"/>
+          <w:lang w:val="en-US"/>
+        </w:rPr>
+        <w:fldChar w:fldCharType="end"/>
+      </w:r>
+    </w:p>
+    <w:p>
+      <w:pPr>
+        <w:pStyle w:val="16"/>
+        <w:tabs>
+          <w:tab w:val="right" w:leader="dot" w:pos="8306"/>
+        </w:tabs>
+      </w:pPr>
+      <w:r>
+        <w:rPr>
+          <w:rFonts w:hint="default"/>
+          <w:lang w:val="en-US"/>
+        </w:rPr>
+        <w:fldChar w:fldCharType="begin"/>
+      </w:r>
+      <w:r>
+        <w:rPr>
+          <w:rFonts w:hint="default"/>
+          <w:lang w:val="en-US"/>
+        </w:rPr>
+        <w:instrText xml:space="preserve"> HYPERLINK \l _Toc15574 </w:instrText>
+      </w:r>
+      <w:r>
+        <w:rPr>
+          <w:rFonts w:hint="default"/>
+          <w:lang w:val="en-US"/>
+        </w:rPr>
+        <w:fldChar w:fldCharType="separate"/>
+      </w:r>
+      <w:r>
+        <w:rPr>
+          <w:rFonts w:hint="default" w:ascii="Times New Roman" w:hAnsi="Times New Roman" w:cs="Times New Roman"/>
+          <w:lang w:val="en-US"/>
+        </w:rPr>
+        <w:t>Frontend interaction and backend foundations</w:t>
+      </w:r>
+      <w:r>
+        <w:tab/>
+      </w:r>
+      <w:r>
+        <w:fldChar w:fldCharType="begin"/>
+      </w:r>
+      <w:r>
+        <w:instrText xml:space="preserve"> PAGEREF _Toc15574 \h </w:instrText>
+      </w:r>
+      <w:r>
+        <w:fldChar w:fldCharType="separate"/>
+      </w:r>
+      <w:r>
+        <w:t>9</w:t>
+      </w:r>
+      <w:r>
+        <w:fldChar w:fldCharType="end"/>
+      </w:r>
+      <w:r>
+        <w:rPr>
+          <w:rFonts w:hint="default"/>
+          <w:lang w:val="en-US"/>
+        </w:rPr>
+        <w:fldChar w:fldCharType="end"/>
+      </w:r>
+    </w:p>
+    <w:p>
+      <w:pPr>
+        <w:pStyle w:val="17"/>
+        <w:tabs>
+          <w:tab w:val="right" w:leader="dot" w:pos="8306"/>
+        </w:tabs>
+      </w:pPr>
+      <w:r>
+        <w:rPr>
+          <w:rFonts w:hint="default"/>
+          <w:lang w:val="en-US"/>
+        </w:rPr>
+        <w:fldChar w:fldCharType="begin"/>
+      </w:r>
+      <w:r>
+        <w:rPr>
+          <w:rFonts w:hint="default"/>
+          <w:lang w:val="en-US"/>
+        </w:rPr>
+        <w:instrText xml:space="preserve"> HYPERLINK \l _Toc17791 </w:instrText>
+      </w:r>
+      <w:r>
+        <w:rPr>
+          <w:rFonts w:hint="default"/>
+          <w:lang w:val="en-US"/>
+        </w:rPr>
+        <w:fldChar w:fldCharType="separate"/>
+      </w:r>
+      <w:r>
+        <w:rPr>
+          <w:rFonts w:hint="default" w:ascii="Times New Roman" w:hAnsi="Times New Roman" w:cs="Times New Roman"/>
+          <w:lang w:val="en-US"/>
+        </w:rPr>
+        <w:t>1. Java-script Form validation</w:t>
+      </w:r>
+      <w:r>
+        <w:tab/>
+      </w:r>
+      <w:r>
+        <w:fldChar w:fldCharType="begin"/>
+      </w:r>
+      <w:r>
+        <w:instrText xml:space="preserve"> PAGEREF _Toc17791 \h </w:instrText>
+      </w:r>
+      <w:r>
+        <w:fldChar w:fldCharType="separate"/>
+      </w:r>
+      <w:r>
+        <w:t>9</w:t>
+      </w:r>
+      <w:r>
+        <w:fldChar w:fldCharType="end"/>
+      </w:r>
+      <w:r>
+        <w:rPr>
+          <w:rFonts w:hint="default"/>
+          <w:lang w:val="en-US"/>
+        </w:rPr>
+        <w:fldChar w:fldCharType="end"/>
+      </w:r>
+    </w:p>
+    <w:p>
+      <w:pPr>
+        <w:pStyle w:val="17"/>
+        <w:tabs>
+          <w:tab w:val="right" w:leader="dot" w:pos="8306"/>
+        </w:tabs>
+      </w:pPr>
+      <w:r>
+        <w:rPr>
+          <w:rFonts w:hint="default"/>
+          <w:lang w:val="en-US"/>
+        </w:rPr>
+        <w:fldChar w:fldCharType="begin"/>
+      </w:r>
+      <w:r>
+        <w:rPr>
+          <w:rFonts w:hint="default"/>
+          <w:lang w:val="en-US"/>
+        </w:rPr>
+        <w:instrText xml:space="preserve"> HYPERLINK \l _Toc22437 </w:instrText>
+      </w:r>
+      <w:r>
+        <w:rPr>
+          <w:rFonts w:hint="default"/>
+          <w:lang w:val="en-US"/>
+        </w:rPr>
+        <w:fldChar w:fldCharType="separate"/>
+      </w:r>
+      <w:r>
+        <w:rPr>
+          <w:rFonts w:hint="default" w:ascii="Times New Roman" w:hAnsi="Times New Roman" w:cs="Times New Roman"/>
+          <w:lang w:val="en-US"/>
+        </w:rPr>
+        <w:t>2. Password strength checker</w:t>
+      </w:r>
+      <w:r>
+        <w:tab/>
+      </w:r>
+      <w:r>
+        <w:fldChar w:fldCharType="begin"/>
+      </w:r>
+      <w:r>
+        <w:instrText xml:space="preserve"> PAGEREF _Toc22437 \h </w:instrText>
+      </w:r>
+      <w:r>
+        <w:fldChar w:fldCharType="separate"/>
+      </w:r>
+      <w:r>
+        <w:t>10</w:t>
+      </w:r>
+      <w:r>
+        <w:fldChar w:fldCharType="end"/>
+      </w:r>
+      <w:r>
+        <w:rPr>
+          <w:rFonts w:hint="default"/>
+          <w:lang w:val="en-US"/>
+        </w:rPr>
+        <w:fldChar w:fldCharType="end"/>
+      </w:r>
+    </w:p>
+    <w:p>
+      <w:pPr>
+        <w:pStyle w:val="17"/>
+        <w:tabs>
+          <w:tab w:val="right" w:leader="dot" w:pos="8306"/>
+        </w:tabs>
+      </w:pPr>
+      <w:r>
+        <w:rPr>
+          <w:rFonts w:hint="default"/>
+          <w:lang w:val="en-US"/>
+        </w:rPr>
+        <w:fldChar w:fldCharType="begin"/>
+      </w:r>
+      <w:r>
+        <w:rPr>
+          <w:rFonts w:hint="default"/>
+          <w:lang w:val="en-US"/>
+        </w:rPr>
+        <w:instrText xml:space="preserve"> HYPERLINK \l _Toc4735 </w:instrText>
+      </w:r>
+      <w:r>
+        <w:rPr>
+          <w:rFonts w:hint="default"/>
+          <w:lang w:val="en-US"/>
+        </w:rPr>
+        <w:fldChar w:fldCharType="separate"/>
+      </w:r>
+      <w:r>
+        <w:rPr>
+          <w:rFonts w:hint="default" w:ascii="Times New Roman" w:hAnsi="Times New Roman" w:cs="Times New Roman"/>
+          <w:lang w:val="en-US"/>
+        </w:rPr>
+        <w:t>3. PHP syntax practice</w:t>
+      </w:r>
+      <w:r>
+        <w:tab/>
+      </w:r>
+      <w:r>
+        <w:fldChar w:fldCharType="begin"/>
+      </w:r>
+      <w:r>
+        <w:instrText xml:space="preserve"> PAGEREF _Toc4735 \h </w:instrText>
+      </w:r>
+      <w:r>
+        <w:fldChar w:fldCharType="separate"/>
+      </w:r>
+      <w:r>
+        <w:t>10</w:t>
+      </w:r>
+      <w:r>
+        <w:fldChar w:fldCharType="end"/>
+      </w:r>
+      <w:r>
+        <w:rPr>
+          <w:rFonts w:hint="default"/>
+          <w:lang w:val="en-US"/>
+        </w:rPr>
+        <w:fldChar w:fldCharType="end"/>
+      </w:r>
+    </w:p>
+    <w:p>
+      <w:pPr>
+        <w:pStyle w:val="17"/>
+        <w:tabs>
+          <w:tab w:val="right" w:leader="dot" w:pos="8306"/>
+        </w:tabs>
+      </w:pPr>
+      <w:r>
+        <w:rPr>
+          <w:rFonts w:hint="default"/>
+          <w:lang w:val="en-US"/>
+        </w:rPr>
+        <w:fldChar w:fldCharType="begin"/>
+      </w:r>
+      <w:r>
+        <w:rPr>
+          <w:rFonts w:hint="default"/>
+          <w:lang w:val="en-US"/>
+        </w:rPr>
+        <w:instrText xml:space="preserve"> HYPERLINK \l _Toc27903 </w:instrText>
+      </w:r>
+      <w:r>
+        <w:rPr>
+          <w:rFonts w:hint="default"/>
+          <w:lang w:val="en-US"/>
+        </w:rPr>
+        <w:fldChar w:fldCharType="separate"/>
+      </w:r>
+      <w:r>
+        <w:rPr>
+          <w:rFonts w:hint="default" w:ascii="Times New Roman" w:hAnsi="Times New Roman" w:cs="Times New Roman"/>
+          <w:lang w:val="en-US"/>
+        </w:rPr>
+        <w:t>4. Database connection script</w:t>
+      </w:r>
+      <w:r>
+        <w:tab/>
+      </w:r>
+      <w:r>
+        <w:fldChar w:fldCharType="begin"/>
+      </w:r>
+      <w:r>
+        <w:instrText xml:space="preserve"> PAGEREF _Toc27903 \h </w:instrText>
+      </w:r>
+      <w:r>
+        <w:fldChar w:fldCharType="separate"/>
+      </w:r>
+      <w:r>
+        <w:t>11</w:t>
+      </w:r>
+      <w:r>
+        <w:fldChar w:fldCharType="end"/>
+      </w:r>
+      <w:r>
+        <w:rPr>
+          <w:rFonts w:hint="default"/>
+          <w:lang w:val="en-US"/>
+        </w:rPr>
+        <w:fldChar w:fldCharType="end"/>
+      </w:r>
+    </w:p>
+    <w:p>
+      <w:pPr>
+        <w:pStyle w:val="17"/>
+        <w:tabs>
+          <w:tab w:val="right" w:leader="dot" w:pos="8306"/>
+        </w:tabs>
+      </w:pPr>
+      <w:r>
+        <w:rPr>
+          <w:rFonts w:hint="default"/>
+          <w:lang w:val="en-US"/>
+        </w:rPr>
+        <w:fldChar w:fldCharType="begin"/>
+      </w:r>
+      <w:r>
+        <w:rPr>
+          <w:rFonts w:hint="default"/>
+          <w:lang w:val="en-US"/>
+        </w:rPr>
+        <w:instrText xml:space="preserve"> HYPERLINK \l _Toc24451 </w:instrText>
+      </w:r>
+      <w:r>
+        <w:rPr>
+          <w:rFonts w:hint="default"/>
+          <w:lang w:val="en-US"/>
+        </w:rPr>
+        <w:fldChar w:fldCharType="separate"/>
+      </w:r>
+      <w:r>
+        <w:rPr>
+          <w:rFonts w:hint="default" w:ascii="Times New Roman" w:hAnsi="Times New Roman" w:cs="Times New Roman"/>
+          <w:lang w:val="en-US"/>
+        </w:rPr>
+        <w:t>5. Dynamic user input handling</w:t>
+      </w:r>
+      <w:r>
+        <w:tab/>
+      </w:r>
+      <w:r>
+        <w:fldChar w:fldCharType="begin"/>
+      </w:r>
+      <w:r>
+        <w:instrText xml:space="preserve"> PAGEREF _Toc24451 \h </w:instrText>
+      </w:r>
+      <w:r>
+        <w:fldChar w:fldCharType="separate"/>
+      </w:r>
+      <w:r>
+        <w:t>11</w:t>
+      </w:r>
+      <w:r>
+        <w:fldChar w:fldCharType="end"/>
+      </w:r>
+      <w:r>
+        <w:rPr>
+          <w:rFonts w:hint="default"/>
+          <w:lang w:val="en-US"/>
+        </w:rPr>
+        <w:fldChar w:fldCharType="end"/>
+      </w:r>
+    </w:p>
+    <w:p>
+      <w:pPr>
+        <w:pStyle w:val="17"/>
+        <w:tabs>
+          <w:tab w:val="right" w:leader="dot" w:pos="8306"/>
+        </w:tabs>
+      </w:pPr>
+      <w:r>
+        <w:rPr>
+          <w:rFonts w:hint="default"/>
+          <w:lang w:val="en-US"/>
+        </w:rPr>
+        <w:fldChar w:fldCharType="begin"/>
+      </w:r>
+      <w:r>
+        <w:rPr>
+          <w:rFonts w:hint="default"/>
+          <w:lang w:val="en-US"/>
+        </w:rPr>
+        <w:instrText xml:space="preserve"> HYPERLINK \l _Toc22622 </w:instrText>
+      </w:r>
+      <w:r>
+        <w:rPr>
+          <w:rFonts w:hint="default"/>
+          <w:lang w:val="en-US"/>
+        </w:rPr>
+        <w:fldChar w:fldCharType="separate"/>
+      </w:r>
+      <w:r>
+        <w:rPr>
+          <w:rFonts w:hint="default" w:ascii="Times New Roman" w:hAnsi="Times New Roman" w:cs="Times New Roman"/>
+          <w:lang w:val="en-US"/>
+        </w:rPr>
+        <w:t>My Reflection</w:t>
+      </w:r>
+      <w:r>
+        <w:tab/>
+      </w:r>
+      <w:r>
+        <w:fldChar w:fldCharType="begin"/>
+      </w:r>
+      <w:r>
+        <w:instrText xml:space="preserve"> PAGEREF _Toc22622 \h </w:instrText>
+      </w:r>
+      <w:r>
+        <w:fldChar w:fldCharType="separate"/>
+      </w:r>
+      <w:r>
+        <w:t>12</w:t>
+      </w:r>
+      <w:r>
+        <w:fldChar w:fldCharType="end"/>
+      </w:r>
+      <w:r>
+        <w:rPr>
+          <w:rFonts w:hint="default"/>
+          <w:lang w:val="en-US"/>
+        </w:rPr>
+        <w:fldChar w:fldCharType="end"/>
+      </w:r>
+    </w:p>
+    <w:p>
+      <w:pPr>
+        <w:pStyle w:val="15"/>
+        <w:tabs>
+          <w:tab w:val="right" w:leader="dot" w:pos="8306"/>
+        </w:tabs>
+      </w:pPr>
+      <w:r>
+        <w:rPr>
+          <w:rFonts w:hint="default"/>
+          <w:lang w:val="en-US"/>
+        </w:rPr>
+        <w:fldChar w:fldCharType="begin"/>
+      </w:r>
+      <w:r>
+        <w:rPr>
+          <w:rFonts w:hint="default"/>
+          <w:lang w:val="en-US"/>
+        </w:rPr>
+        <w:instrText xml:space="preserve"> HYPERLINK \l _Toc14663 </w:instrText>
+      </w:r>
+      <w:r>
+        <w:rPr>
+          <w:rFonts w:hint="default"/>
+          <w:lang w:val="en-US"/>
+        </w:rPr>
+        <w:fldChar w:fldCharType="separate"/>
+      </w:r>
+      <w:r>
+        <w:rPr>
+          <w:rFonts w:hint="default" w:ascii="Times New Roman" w:hAnsi="Times New Roman" w:cs="Times New Roman"/>
+          <w:i w:val="0"/>
+          <w:iCs w:val="0"/>
+          <w:lang w:val="en-US"/>
+        </w:rPr>
+        <w:t>WEEK 4: SERVER-SIDE COMPONENTS AND BACKEND DEVELOPMENT FOUNDATIONS</w:t>
+      </w:r>
+      <w:r>
+        <w:tab/>
+      </w:r>
+      <w:r>
+        <w:fldChar w:fldCharType="begin"/>
+      </w:r>
+      <w:r>
+        <w:instrText xml:space="preserve"> PAGEREF _Toc14663 \h </w:instrText>
+      </w:r>
+      <w:r>
+        <w:fldChar w:fldCharType="separate"/>
+      </w:r>
+      <w:r>
+        <w:t>13</w:t>
+      </w:r>
+      <w:r>
+        <w:fldChar w:fldCharType="end"/>
+      </w:r>
+      <w:r>
+        <w:rPr>
+          <w:rFonts w:hint="default"/>
+          <w:lang w:val="en-US"/>
+        </w:rPr>
+        <w:fldChar w:fldCharType="end"/>
+      </w:r>
+    </w:p>
+    <w:p>
+      <w:pPr>
+        <w:pStyle w:val="16"/>
+        <w:tabs>
+          <w:tab w:val="right" w:leader="dot" w:pos="8306"/>
+        </w:tabs>
+      </w:pPr>
+      <w:r>
+        <w:rPr>
+          <w:rFonts w:hint="default"/>
+          <w:lang w:val="en-US"/>
+        </w:rPr>
+        <w:fldChar w:fldCharType="begin"/>
+      </w:r>
+      <w:r>
+        <w:rPr>
+          <w:rFonts w:hint="default"/>
+          <w:lang w:val="en-US"/>
+        </w:rPr>
+        <w:instrText xml:space="preserve"> HYPERLINK \l _Toc15886 </w:instrText>
+      </w:r>
+      <w:r>
+        <w:rPr>
+          <w:rFonts w:hint="default"/>
+          <w:lang w:val="en-US"/>
+        </w:rPr>
+        <w:fldChar w:fldCharType="separate"/>
+      </w:r>
+      <w:r>
+        <w:rPr>
+          <w:rFonts w:hint="default" w:ascii="Times New Roman" w:hAnsi="Times New Roman" w:cs="Times New Roman"/>
+          <w:lang w:val="en-US"/>
+        </w:rPr>
+        <w:t>Dynamic Backend processing and real user interaction systems</w:t>
+      </w:r>
+      <w:r>
+        <w:tab/>
+      </w:r>
+      <w:r>
+        <w:fldChar w:fldCharType="begin"/>
+      </w:r>
+      <w:r>
+        <w:instrText xml:space="preserve"> PAGEREF _Toc15886 \h </w:instrText>
+      </w:r>
+      <w:r>
+        <w:fldChar w:fldCharType="separate"/>
+      </w:r>
+      <w:r>
+        <w:t>13</w:t>
+      </w:r>
+      <w:r>
+        <w:fldChar w:fldCharType="end"/>
+      </w:r>
+      <w:r>
+        <w:rPr>
+          <w:rFonts w:hint="default"/>
+          <w:lang w:val="en-US"/>
+        </w:rPr>
+        <w:fldChar w:fldCharType="end"/>
+      </w:r>
+    </w:p>
+    <w:p>
+      <w:pPr>
+        <w:pStyle w:val="17"/>
+        <w:tabs>
+          <w:tab w:val="right" w:leader="dot" w:pos="8306"/>
+        </w:tabs>
+      </w:pPr>
+      <w:r>
+        <w:rPr>
+          <w:rFonts w:hint="default"/>
+          <w:lang w:val="en-US"/>
+        </w:rPr>
+        <w:fldChar w:fldCharType="begin"/>
+      </w:r>
+      <w:r>
+        <w:rPr>
+          <w:rFonts w:hint="default"/>
+          <w:lang w:val="en-US"/>
+        </w:rPr>
+        <w:instrText xml:space="preserve"> HYPERLINK \l _Toc23395 </w:instrText>
+      </w:r>
+      <w:r>
+        <w:rPr>
+          <w:rFonts w:hint="default"/>
+          <w:lang w:val="en-US"/>
+        </w:rPr>
+        <w:fldChar w:fldCharType="separate"/>
+      </w:r>
+      <w:r>
+        <w:rPr>
+          <w:rFonts w:hint="default" w:ascii="Times New Roman" w:hAnsi="Times New Roman" w:cs="Times New Roman"/>
+          <w:lang w:val="en-US"/>
+        </w:rPr>
+        <w:t>1. Login Form Interface (Admin)</w:t>
+      </w:r>
+      <w:r>
+        <w:tab/>
+      </w:r>
+      <w:r>
+        <w:fldChar w:fldCharType="begin"/>
+      </w:r>
+      <w:r>
+        <w:instrText xml:space="preserve"> PAGEREF _Toc23395 \h </w:instrText>
+      </w:r>
+      <w:r>
+        <w:fldChar w:fldCharType="separate"/>
+      </w:r>
+      <w:r>
+        <w:t>13</w:t>
+      </w:r>
+      <w:r>
+        <w:fldChar w:fldCharType="end"/>
+      </w:r>
+      <w:r>
+        <w:rPr>
+          <w:rFonts w:hint="default"/>
+          <w:lang w:val="en-US"/>
+        </w:rPr>
+        <w:fldChar w:fldCharType="end"/>
+      </w:r>
+    </w:p>
+    <w:p>
+      <w:pPr>
+        <w:pStyle w:val="17"/>
+        <w:tabs>
+          <w:tab w:val="right" w:leader="dot" w:pos="8306"/>
+        </w:tabs>
+      </w:pPr>
+      <w:r>
+        <w:rPr>
+          <w:rFonts w:hint="default"/>
+          <w:lang w:val="en-US"/>
+        </w:rPr>
+        <w:fldChar w:fldCharType="begin"/>
+      </w:r>
+      <w:r>
+        <w:rPr>
+          <w:rFonts w:hint="default"/>
+          <w:lang w:val="en-US"/>
+        </w:rPr>
+        <w:instrText xml:space="preserve"> HYPERLINK \l _Toc23005 </w:instrText>
+      </w:r>
+      <w:r>
+        <w:rPr>
+          <w:rFonts w:hint="default"/>
+          <w:lang w:val="en-US"/>
+        </w:rPr>
+        <w:fldChar w:fldCharType="separate"/>
+      </w:r>
+      <w:r>
+        <w:rPr>
+          <w:rFonts w:hint="default" w:ascii="Times New Roman" w:hAnsi="Times New Roman" w:cs="Times New Roman"/>
+          <w:lang w:val="en-US"/>
+        </w:rPr>
+        <w:t>2. Form Validation Screenshots</w:t>
+      </w:r>
+      <w:r>
+        <w:tab/>
+      </w:r>
+      <w:r>
+        <w:fldChar w:fldCharType="begin"/>
+      </w:r>
+      <w:r>
+        <w:instrText xml:space="preserve"> PAGEREF _Toc23005 \h </w:instrText>
+      </w:r>
+      <w:r>
+        <w:fldChar w:fldCharType="separate"/>
+      </w:r>
+      <w:r>
+        <w:t>13</w:t>
+      </w:r>
+      <w:r>
+        <w:fldChar w:fldCharType="end"/>
+      </w:r>
+      <w:r>
+        <w:rPr>
+          <w:rFonts w:hint="default"/>
+          <w:lang w:val="en-US"/>
+        </w:rPr>
+        <w:fldChar w:fldCharType="end"/>
+      </w:r>
+    </w:p>
+    <w:p>
+      <w:pPr>
+        <w:pStyle w:val="17"/>
+        <w:tabs>
+          <w:tab w:val="right" w:leader="dot" w:pos="8306"/>
+        </w:tabs>
+      </w:pPr>
+      <w:r>
+        <w:rPr>
+          <w:rFonts w:hint="default"/>
+          <w:lang w:val="en-US"/>
+        </w:rPr>
+        <w:fldChar w:fldCharType="begin"/>
+      </w:r>
+      <w:r>
+        <w:rPr>
+          <w:rFonts w:hint="default"/>
+          <w:lang w:val="en-US"/>
+        </w:rPr>
+        <w:instrText xml:space="preserve"> HYPERLINK \l _Toc3763 </w:instrText>
+      </w:r>
+      <w:r>
+        <w:rPr>
+          <w:rFonts w:hint="default"/>
+          <w:lang w:val="en-US"/>
+        </w:rPr>
+        <w:fldChar w:fldCharType="separate"/>
+      </w:r>
+      <w:r>
+        <w:rPr>
+          <w:rFonts w:hint="default" w:ascii="Times New Roman" w:hAnsi="Times New Roman" w:cs="Times New Roman"/>
+          <w:lang w:val="en-US"/>
+        </w:rPr>
+        <w:t>3. PHP processing</w:t>
+      </w:r>
+      <w:r>
+        <w:tab/>
+      </w:r>
+      <w:r>
+        <w:fldChar w:fldCharType="begin"/>
+      </w:r>
+      <w:r>
+        <w:instrText xml:space="preserve"> PAGEREF _Toc3763 \h </w:instrText>
+      </w:r>
+      <w:r>
+        <w:fldChar w:fldCharType="separate"/>
+      </w:r>
+      <w:r>
+        <w:t>14</w:t>
+      </w:r>
+      <w:r>
+        <w:fldChar w:fldCharType="end"/>
+      </w:r>
+      <w:r>
+        <w:rPr>
+          <w:rFonts w:hint="default"/>
+          <w:lang w:val="en-US"/>
+        </w:rPr>
+        <w:fldChar w:fldCharType="end"/>
+      </w:r>
+    </w:p>
+    <w:p>
+      <w:pPr>
+        <w:pStyle w:val="17"/>
+        <w:tabs>
+          <w:tab w:val="right" w:leader="dot" w:pos="8306"/>
+        </w:tabs>
+      </w:pPr>
+      <w:r>
+        <w:rPr>
+          <w:rFonts w:hint="default"/>
+          <w:lang w:val="en-US"/>
+        </w:rPr>
+        <w:fldChar w:fldCharType="begin"/>
+      </w:r>
+      <w:r>
+        <w:rPr>
+          <w:rFonts w:hint="default"/>
+          <w:lang w:val="en-US"/>
+        </w:rPr>
+        <w:instrText xml:space="preserve"> HYPERLINK \l _Toc1106 </w:instrText>
+      </w:r>
+      <w:r>
+        <w:rPr>
+          <w:rFonts w:hint="default"/>
+          <w:lang w:val="en-US"/>
+        </w:rPr>
+        <w:fldChar w:fldCharType="separate"/>
+      </w:r>
+      <w:r>
+        <w:rPr>
+          <w:rFonts w:hint="default" w:ascii="Times New Roman" w:hAnsi="Times New Roman" w:cs="Times New Roman"/>
+          <w:lang w:val="en-US"/>
+        </w:rPr>
+        <w:t>4. Folder structure</w:t>
+      </w:r>
+      <w:r>
+        <w:tab/>
+      </w:r>
+      <w:r>
+        <w:fldChar w:fldCharType="begin"/>
+      </w:r>
+      <w:r>
+        <w:instrText xml:space="preserve"> PAGEREF _Toc1106 \h </w:instrText>
+      </w:r>
+      <w:r>
+        <w:fldChar w:fldCharType="separate"/>
+      </w:r>
+      <w:r>
+        <w:t>15</w:t>
+      </w:r>
+      <w:r>
+        <w:fldChar w:fldCharType="end"/>
+      </w:r>
+      <w:r>
+        <w:rPr>
+          <w:rFonts w:hint="default"/>
+          <w:lang w:val="en-US"/>
+        </w:rPr>
+        <w:fldChar w:fldCharType="end"/>
+      </w:r>
+    </w:p>
+    <w:p>
+      <w:pPr>
+        <w:pStyle w:val="17"/>
+        <w:tabs>
+          <w:tab w:val="right" w:leader="dot" w:pos="8306"/>
+        </w:tabs>
+      </w:pPr>
+      <w:r>
+        <w:rPr>
+          <w:rFonts w:hint="default"/>
+          <w:lang w:val="en-US"/>
+        </w:rPr>
+        <w:fldChar w:fldCharType="begin"/>
+      </w:r>
+      <w:r>
+        <w:rPr>
+          <w:rFonts w:hint="default"/>
+          <w:lang w:val="en-US"/>
+        </w:rPr>
+        <w:instrText xml:space="preserve"> HYPERLINK \l _Toc14399 </w:instrText>
+      </w:r>
+      <w:r>
+        <w:rPr>
+          <w:rFonts w:hint="default"/>
+          <w:lang w:val="en-US"/>
+        </w:rPr>
+        <w:fldChar w:fldCharType="separate"/>
+      </w:r>
+      <w:r>
+        <w:rPr>
+          <w:rFonts w:hint="default" w:ascii="Times New Roman" w:hAnsi="Times New Roman" w:cs="Times New Roman"/>
+          <w:lang w:val="en-US"/>
+        </w:rPr>
+        <w:t>5. Database connection</w:t>
+      </w:r>
+      <w:r>
+        <w:tab/>
+      </w:r>
+      <w:r>
+        <w:fldChar w:fldCharType="begin"/>
+      </w:r>
+      <w:r>
+        <w:instrText xml:space="preserve"> PAGEREF _Toc14399 \h </w:instrText>
+      </w:r>
+      <w:r>
+        <w:fldChar w:fldCharType="separate"/>
+      </w:r>
+      <w:r>
+        <w:t>15</w:t>
+      </w:r>
+      <w:r>
+        <w:fldChar w:fldCharType="end"/>
+      </w:r>
+      <w:r>
+        <w:rPr>
+          <w:rFonts w:hint="default"/>
+          <w:lang w:val="en-US"/>
+        </w:rPr>
+        <w:fldChar w:fldCharType="end"/>
+      </w:r>
+    </w:p>
+    <w:p>
+      <w:pPr>
+        <w:pStyle w:val="17"/>
+        <w:tabs>
+          <w:tab w:val="right" w:leader="dot" w:pos="8306"/>
+        </w:tabs>
+      </w:pPr>
+      <w:r>
+        <w:rPr>
+          <w:rFonts w:hint="default"/>
+          <w:lang w:val="en-US"/>
+        </w:rPr>
+        <w:fldChar w:fldCharType="begin"/>
+      </w:r>
+      <w:r>
+        <w:rPr>
+          <w:rFonts w:hint="default"/>
+          <w:lang w:val="en-US"/>
+        </w:rPr>
+        <w:instrText xml:space="preserve"> HYPERLINK \l _Toc10895 </w:instrText>
+      </w:r>
+      <w:r>
+        <w:rPr>
+          <w:rFonts w:hint="default"/>
+          <w:lang w:val="en-US"/>
+        </w:rPr>
+        <w:fldChar w:fldCharType="separate"/>
+      </w:r>
+      <w:r>
+        <w:rPr>
+          <w:rFonts w:hint="default" w:ascii="Times New Roman" w:hAnsi="Times New Roman" w:cs="Times New Roman"/>
+          <w:lang w:val="en-US"/>
+        </w:rPr>
+        <w:t>My Reflection</w:t>
+      </w:r>
+      <w:r>
+        <w:tab/>
+      </w:r>
+      <w:r>
+        <w:fldChar w:fldCharType="begin"/>
+      </w:r>
+      <w:r>
+        <w:instrText xml:space="preserve"> PAGEREF _Toc10895 \h </w:instrText>
+      </w:r>
+      <w:r>
+        <w:fldChar w:fldCharType="separate"/>
+      </w:r>
+      <w:r>
+        <w:t>16</w:t>
+      </w:r>
+      <w:r>
+        <w:fldChar w:fldCharType="end"/>
+      </w:r>
+      <w:r>
+        <w:rPr>
+          <w:rFonts w:hint="default"/>
+          <w:lang w:val="en-US"/>
+        </w:rPr>
+        <w:fldChar w:fldCharType="end"/>
+      </w:r>
+    </w:p>
+    <w:p>
+      <w:pPr>
+        <w:pStyle w:val="15"/>
+        <w:tabs>
+          <w:tab w:val="right" w:leader="dot" w:pos="8306"/>
+        </w:tabs>
+      </w:pPr>
+      <w:r>
+        <w:rPr>
+          <w:rFonts w:hint="default"/>
+          <w:lang w:val="en-US"/>
+        </w:rPr>
+        <w:fldChar w:fldCharType="begin"/>
+      </w:r>
+      <w:r>
+        <w:rPr>
+          <w:rFonts w:hint="default"/>
+          <w:lang w:val="en-US"/>
+        </w:rPr>
+        <w:instrText xml:space="preserve"> HYPERLINK \l _Toc1033 </w:instrText>
+      </w:r>
+      <w:r>
+        <w:rPr>
+          <w:rFonts w:hint="default"/>
+          <w:lang w:val="en-US"/>
+        </w:rPr>
+        <w:fldChar w:fldCharType="separate"/>
+      </w:r>
+      <w:r>
+        <w:rPr>
+          <w:rFonts w:hint="default" w:ascii="Times New Roman" w:hAnsi="Times New Roman" w:cs="Times New Roman"/>
+          <w:lang w:val="en-US"/>
+        </w:rPr>
+        <w:t>WEEK 5:DATABASE COMPONENTS AND CRUD OPERATIONS</w:t>
+      </w:r>
+      <w:r>
+        <w:tab/>
+      </w:r>
+      <w:r>
+        <w:fldChar w:fldCharType="begin"/>
+      </w:r>
+      <w:r>
+        <w:instrText xml:space="preserve"> PAGEREF _Toc1033 \h </w:instrText>
+      </w:r>
+      <w:r>
+        <w:fldChar w:fldCharType="separate"/>
+      </w:r>
+      <w:r>
+        <w:t>16</w:t>
+      </w:r>
+      <w:r>
+        <w:fldChar w:fldCharType="end"/>
+      </w:r>
+      <w:r>
+        <w:rPr>
+          <w:rFonts w:hint="default"/>
+          <w:lang w:val="en-US"/>
+        </w:rPr>
+        <w:fldChar w:fldCharType="end"/>
+      </w:r>
+    </w:p>
+    <w:p>
+      <w:pPr>
+        <w:pStyle w:val="16"/>
+        <w:tabs>
+          <w:tab w:val="right" w:leader="dot" w:pos="8306"/>
+        </w:tabs>
+      </w:pPr>
+      <w:r>
+        <w:rPr>
+          <w:rFonts w:hint="default"/>
+          <w:lang w:val="en-US"/>
+        </w:rPr>
+        <w:fldChar w:fldCharType="begin"/>
+      </w:r>
+      <w:r>
+        <w:rPr>
+          <w:rFonts w:hint="default"/>
+          <w:lang w:val="en-US"/>
+        </w:rPr>
+        <w:instrText xml:space="preserve"> HYPERLINK \l _Toc5705 </w:instrText>
+      </w:r>
+      <w:r>
+        <w:rPr>
+          <w:rFonts w:hint="default"/>
+          <w:lang w:val="en-US"/>
+        </w:rPr>
+        <w:fldChar w:fldCharType="separate"/>
+      </w:r>
+      <w:r>
+        <w:rPr>
+          <w:rFonts w:hint="default" w:ascii="Times New Roman" w:hAnsi="Times New Roman" w:cs="Times New Roman"/>
+          <w:lang w:val="en-US"/>
+        </w:rPr>
+        <w:t>Build data-driven systems using databases</w:t>
+      </w:r>
+      <w:r>
+        <w:tab/>
+      </w:r>
+      <w:r>
+        <w:fldChar w:fldCharType="begin"/>
+      </w:r>
+      <w:r>
+        <w:instrText xml:space="preserve"> PAGEREF _Toc5705 \h </w:instrText>
+      </w:r>
+      <w:r>
+        <w:fldChar w:fldCharType="separate"/>
+      </w:r>
+      <w:r>
+        <w:t>16</w:t>
+      </w:r>
+      <w:r>
+        <w:fldChar w:fldCharType="end"/>
+      </w:r>
+      <w:r>
+        <w:rPr>
+          <w:rFonts w:hint="default"/>
+          <w:lang w:val="en-US"/>
+        </w:rPr>
+        <w:fldChar w:fldCharType="end"/>
+      </w:r>
+    </w:p>
+    <w:p>
+      <w:pPr>
+        <w:pStyle w:val="17"/>
+        <w:tabs>
+          <w:tab w:val="right" w:leader="dot" w:pos="8306"/>
+        </w:tabs>
+      </w:pPr>
+      <w:r>
+        <w:rPr>
+          <w:rFonts w:hint="default"/>
+          <w:lang w:val="en-US"/>
+        </w:rPr>
+        <w:fldChar w:fldCharType="begin"/>
+      </w:r>
+      <w:r>
+        <w:rPr>
+          <w:rFonts w:hint="default"/>
+          <w:lang w:val="en-US"/>
+        </w:rPr>
+        <w:instrText xml:space="preserve"> HYPERLINK \l _Toc13232 </w:instrText>
+      </w:r>
+      <w:r>
+        <w:rPr>
+          <w:rFonts w:hint="default"/>
+          <w:lang w:val="en-US"/>
+        </w:rPr>
+        <w:fldChar w:fldCharType="separate"/>
+      </w:r>
+      <w:r>
+        <w:rPr>
+          <w:rFonts w:hint="default" w:ascii="Times New Roman" w:hAnsi="Times New Roman" w:cs="Times New Roman"/>
+          <w:lang w:val="en-US"/>
+        </w:rPr>
+        <w:t>1. Database structure</w:t>
+      </w:r>
+      <w:r>
+        <w:tab/>
+      </w:r>
+      <w:r>
+        <w:fldChar w:fldCharType="begin"/>
+      </w:r>
+      <w:r>
+        <w:instrText xml:space="preserve"> PAGEREF _Toc13232 \h </w:instrText>
+      </w:r>
+      <w:r>
+        <w:fldChar w:fldCharType="separate"/>
+      </w:r>
+      <w:r>
+        <w:t>16</w:t>
+      </w:r>
+      <w:r>
+        <w:fldChar w:fldCharType="end"/>
+      </w:r>
+      <w:r>
+        <w:rPr>
+          <w:rFonts w:hint="default"/>
+          <w:lang w:val="en-US"/>
+        </w:rPr>
+        <w:fldChar w:fldCharType="end"/>
+      </w:r>
+    </w:p>
+    <w:p>
+      <w:pPr>
+        <w:pStyle w:val="17"/>
+        <w:tabs>
+          <w:tab w:val="right" w:leader="dot" w:pos="8306"/>
+        </w:tabs>
+      </w:pPr>
+      <w:r>
+        <w:rPr>
+          <w:rFonts w:hint="default"/>
+          <w:lang w:val="en-US"/>
+        </w:rPr>
+        <w:fldChar w:fldCharType="begin"/>
+      </w:r>
+      <w:r>
+        <w:rPr>
+          <w:rFonts w:hint="default"/>
+          <w:lang w:val="en-US"/>
+        </w:rPr>
+        <w:instrText xml:space="preserve"> HYPERLINK \l _Toc3706 </w:instrText>
+      </w:r>
+      <w:r>
+        <w:rPr>
+          <w:rFonts w:hint="default"/>
+          <w:lang w:val="en-US"/>
+        </w:rPr>
+        <w:fldChar w:fldCharType="separate"/>
+      </w:r>
+      <w:r>
+        <w:rPr>
+          <w:rFonts w:hint="default" w:ascii="Times New Roman" w:hAnsi="Times New Roman" w:cs="Times New Roman"/>
+          <w:lang w:val="en-US"/>
+        </w:rPr>
+        <w:t>2. Table creation</w:t>
+      </w:r>
+      <w:r>
+        <w:tab/>
+      </w:r>
+      <w:r>
+        <w:fldChar w:fldCharType="begin"/>
+      </w:r>
+      <w:r>
+        <w:instrText xml:space="preserve"> PAGEREF _Toc3706 \h </w:instrText>
+      </w:r>
+      <w:r>
+        <w:fldChar w:fldCharType="separate"/>
+      </w:r>
+      <w:r>
+        <w:t>17</w:t>
+      </w:r>
+      <w:r>
+        <w:fldChar w:fldCharType="end"/>
+      </w:r>
+      <w:r>
+        <w:rPr>
+          <w:rFonts w:hint="default"/>
+          <w:lang w:val="en-US"/>
+        </w:rPr>
+        <w:fldChar w:fldCharType="end"/>
+      </w:r>
+    </w:p>
+    <w:p>
+      <w:pPr>
+        <w:pStyle w:val="17"/>
+        <w:tabs>
+          <w:tab w:val="right" w:leader="dot" w:pos="8306"/>
+        </w:tabs>
+      </w:pPr>
+      <w:r>
+        <w:rPr>
+          <w:rFonts w:hint="default"/>
+          <w:lang w:val="en-US"/>
+        </w:rPr>
+        <w:fldChar w:fldCharType="begin"/>
+      </w:r>
+      <w:r>
+        <w:rPr>
+          <w:rFonts w:hint="default"/>
+          <w:lang w:val="en-US"/>
+        </w:rPr>
+        <w:instrText xml:space="preserve"> HYPERLINK \l _Toc5834 </w:instrText>
+      </w:r>
+      <w:r>
+        <w:rPr>
+          <w:rFonts w:hint="default"/>
+          <w:lang w:val="en-US"/>
+        </w:rPr>
+        <w:fldChar w:fldCharType="separate"/>
+      </w:r>
+      <w:r>
+        <w:rPr>
+          <w:rFonts w:hint="default" w:ascii="Times New Roman" w:hAnsi="Times New Roman" w:cs="Times New Roman"/>
+          <w:lang w:val="en-US"/>
+        </w:rPr>
+        <w:t>3. Login database integration</w:t>
+      </w:r>
+      <w:r>
+        <w:tab/>
+      </w:r>
+      <w:r>
+        <w:fldChar w:fldCharType="begin"/>
+      </w:r>
+      <w:r>
+        <w:instrText xml:space="preserve"> PAGEREF _Toc5834 \h </w:instrText>
+      </w:r>
+      <w:r>
+        <w:fldChar w:fldCharType="separate"/>
+      </w:r>
+      <w:r>
+        <w:t>17</w:t>
+      </w:r>
+      <w:r>
+        <w:fldChar w:fldCharType="end"/>
+      </w:r>
+      <w:r>
+        <w:rPr>
+          <w:rFonts w:hint="default"/>
+          <w:lang w:val="en-US"/>
+        </w:rPr>
+        <w:fldChar w:fldCharType="end"/>
+      </w:r>
+    </w:p>
+    <w:p>
+      <w:pPr>
+        <w:pStyle w:val="17"/>
+        <w:tabs>
+          <w:tab w:val="right" w:leader="dot" w:pos="8306"/>
+        </w:tabs>
+      </w:pPr>
+      <w:r>
+        <w:rPr>
+          <w:rFonts w:hint="default"/>
+          <w:lang w:val="en-US"/>
+        </w:rPr>
+        <w:fldChar w:fldCharType="begin"/>
+      </w:r>
+      <w:r>
+        <w:rPr>
+          <w:rFonts w:hint="default"/>
+          <w:lang w:val="en-US"/>
+        </w:rPr>
+        <w:instrText xml:space="preserve"> HYPERLINK \l _Toc24256 </w:instrText>
+      </w:r>
+      <w:r>
+        <w:rPr>
+          <w:rFonts w:hint="default"/>
+          <w:lang w:val="en-US"/>
+        </w:rPr>
+        <w:fldChar w:fldCharType="separate"/>
+      </w:r>
+      <w:r>
+        <w:rPr>
+          <w:rFonts w:hint="default" w:ascii="Times New Roman" w:hAnsi="Times New Roman" w:cs="Times New Roman"/>
+          <w:lang w:val="en-US"/>
+        </w:rPr>
+        <w:t>4. CRUD operations</w:t>
+      </w:r>
+      <w:r>
+        <w:tab/>
+      </w:r>
+      <w:r>
+        <w:fldChar w:fldCharType="begin"/>
+      </w:r>
+      <w:r>
+        <w:instrText xml:space="preserve"> PAGEREF _Toc24256 \h </w:instrText>
+      </w:r>
+      <w:r>
+        <w:fldChar w:fldCharType="separate"/>
+      </w:r>
+      <w:r>
+        <w:t>17</w:t>
+      </w:r>
+      <w:r>
+        <w:fldChar w:fldCharType="end"/>
+      </w:r>
+      <w:r>
+        <w:rPr>
+          <w:rFonts w:hint="default"/>
+          <w:lang w:val="en-US"/>
+        </w:rPr>
+        <w:fldChar w:fldCharType="end"/>
+      </w:r>
+    </w:p>
+    <w:p>
+      <w:pPr>
+        <w:pStyle w:val="17"/>
+        <w:tabs>
+          <w:tab w:val="right" w:leader="dot" w:pos="8306"/>
+        </w:tabs>
+      </w:pPr>
+      <w:r>
+        <w:rPr>
+          <w:rFonts w:hint="default"/>
+          <w:lang w:val="en-US"/>
+        </w:rPr>
+        <w:fldChar w:fldCharType="begin"/>
+      </w:r>
+      <w:r>
+        <w:rPr>
+          <w:rFonts w:hint="default"/>
+          <w:lang w:val="en-US"/>
+        </w:rPr>
+        <w:instrText xml:space="preserve"> HYPERLINK \l _Toc9052 </w:instrText>
+      </w:r>
+      <w:r>
+        <w:rPr>
+          <w:rFonts w:hint="default"/>
+          <w:lang w:val="en-US"/>
+        </w:rPr>
+        <w:fldChar w:fldCharType="separate"/>
+      </w:r>
+      <w:r>
+        <w:rPr>
+          <w:rFonts w:hint="default" w:ascii="Times New Roman" w:hAnsi="Times New Roman" w:cs="Times New Roman"/>
+          <w:lang w:val="en-US"/>
+        </w:rPr>
+        <w:t>5. SQL query  to create the database and tables</w:t>
+      </w:r>
+      <w:r>
+        <w:tab/>
+      </w:r>
+      <w:r>
+        <w:fldChar w:fldCharType="begin"/>
+      </w:r>
+      <w:r>
+        <w:instrText xml:space="preserve"> PAGEREF _Toc9052 \h </w:instrText>
+      </w:r>
+      <w:r>
+        <w:fldChar w:fldCharType="separate"/>
+      </w:r>
+      <w:r>
+        <w:t>18</w:t>
+      </w:r>
+      <w:r>
+        <w:fldChar w:fldCharType="end"/>
+      </w:r>
+      <w:r>
+        <w:rPr>
+          <w:rFonts w:hint="default"/>
+          <w:lang w:val="en-US"/>
+        </w:rPr>
+        <w:fldChar w:fldCharType="end"/>
+      </w:r>
+    </w:p>
+    <w:p>
+      <w:pPr>
+        <w:pStyle w:val="17"/>
+        <w:tabs>
+          <w:tab w:val="right" w:leader="dot" w:pos="8306"/>
+        </w:tabs>
+      </w:pPr>
+      <w:r>
+        <w:rPr>
+          <w:rFonts w:hint="default"/>
+          <w:lang w:val="en-US"/>
+        </w:rPr>
+        <w:fldChar w:fldCharType="begin"/>
+      </w:r>
+      <w:r>
+        <w:rPr>
+          <w:rFonts w:hint="default"/>
+          <w:lang w:val="en-US"/>
+        </w:rPr>
+        <w:instrText xml:space="preserve"> HYPERLINK \l _Toc638 </w:instrText>
+      </w:r>
+      <w:r>
+        <w:rPr>
+          <w:rFonts w:hint="default"/>
+          <w:lang w:val="en-US"/>
+        </w:rPr>
+        <w:fldChar w:fldCharType="separate"/>
+      </w:r>
+      <w:r>
+        <w:rPr>
+          <w:rFonts w:hint="default" w:ascii="Times New Roman" w:hAnsi="Times New Roman" w:cs="Times New Roman"/>
+          <w:lang w:val="en-US"/>
+        </w:rPr>
+        <w:t>My Reflection</w:t>
+      </w:r>
+      <w:r>
+        <w:tab/>
+      </w:r>
+      <w:r>
+        <w:fldChar w:fldCharType="begin"/>
+      </w:r>
+      <w:r>
+        <w:instrText xml:space="preserve"> PAGEREF _Toc638 \h </w:instrText>
+      </w:r>
+      <w:r>
+        <w:fldChar w:fldCharType="separate"/>
+      </w:r>
+      <w:r>
+        <w:t>19</w:t>
+      </w:r>
+      <w:r>
+        <w:fldChar w:fldCharType="end"/>
+      </w:r>
+      <w:r>
+        <w:rPr>
+          <w:rFonts w:hint="default"/>
+          <w:lang w:val="en-US"/>
+        </w:rPr>
+        <w:fldChar w:fldCharType="end"/>
+      </w:r>
+    </w:p>
+    <w:p>
+      <w:pPr>
+        <w:pStyle w:val="15"/>
+        <w:tabs>
+          <w:tab w:val="right" w:leader="dot" w:pos="8306"/>
+        </w:tabs>
+      </w:pPr>
+      <w:r>
+        <w:rPr>
+          <w:rFonts w:hint="default"/>
+          <w:lang w:val="en-US"/>
+        </w:rPr>
+        <w:fldChar w:fldCharType="begin"/>
+      </w:r>
+      <w:r>
+        <w:rPr>
+          <w:rFonts w:hint="default"/>
+          <w:lang w:val="en-US"/>
+        </w:rPr>
+        <w:instrText xml:space="preserve"> HYPERLINK \l _Toc5860 </w:instrText>
+      </w:r>
+      <w:r>
+        <w:rPr>
+          <w:rFonts w:hint="default"/>
+          <w:lang w:val="en-US"/>
+        </w:rPr>
+        <w:fldChar w:fldCharType="separate"/>
+      </w:r>
+      <w:r>
+        <w:rPr>
+          <w:rFonts w:hint="default" w:ascii="Times New Roman" w:hAnsi="Times New Roman" w:cs="Times New Roman"/>
+          <w:lang w:val="en-US"/>
+        </w:rPr>
+        <w:t>WEEK 6:NORMALIZATION</w:t>
+      </w:r>
+      <w:r>
+        <w:tab/>
+      </w:r>
+      <w:r>
+        <w:fldChar w:fldCharType="begin"/>
+      </w:r>
+      <w:r>
+        <w:instrText xml:space="preserve"> PAGEREF _Toc5860 \h </w:instrText>
+      </w:r>
+      <w:r>
+        <w:fldChar w:fldCharType="separate"/>
+      </w:r>
+      <w:r>
+        <w:t>20</w:t>
+      </w:r>
+      <w:r>
+        <w:fldChar w:fldCharType="end"/>
+      </w:r>
+      <w:r>
+        <w:rPr>
+          <w:rFonts w:hint="default"/>
+          <w:lang w:val="en-US"/>
+        </w:rPr>
+        <w:fldChar w:fldCharType="end"/>
+      </w:r>
+    </w:p>
+    <w:p>
+      <w:pPr>
+        <w:pStyle w:val="16"/>
+        <w:tabs>
+          <w:tab w:val="right" w:leader="dot" w:pos="8306"/>
+        </w:tabs>
+      </w:pPr>
+      <w:r>
+        <w:rPr>
+          <w:rFonts w:hint="default"/>
+          <w:lang w:val="en-US"/>
+        </w:rPr>
+        <w:fldChar w:fldCharType="begin"/>
+      </w:r>
+      <w:r>
+        <w:rPr>
+          <w:rFonts w:hint="default"/>
+          <w:lang w:val="en-US"/>
+        </w:rPr>
+        <w:instrText xml:space="preserve"> HYPERLINK \l _Toc23100 </w:instrText>
+      </w:r>
+      <w:r>
+        <w:rPr>
+          <w:rFonts w:hint="default"/>
+          <w:lang w:val="en-US"/>
+        </w:rPr>
+        <w:fldChar w:fldCharType="separate"/>
+      </w:r>
+      <w:r>
+        <w:rPr>
+          <w:rFonts w:hint="default" w:ascii="Times New Roman" w:hAnsi="Times New Roman" w:cs="Times New Roman"/>
+          <w:szCs w:val="32"/>
+          <w:lang w:val="en-US"/>
+        </w:rPr>
+        <w:t>1.</w:t>
+      </w:r>
+      <w:r>
+        <w:rPr>
+          <w:rFonts w:hint="default" w:ascii="Times New Roman" w:hAnsi="Times New Roman" w:cs="Times New Roman"/>
+          <w:szCs w:val="32"/>
+        </w:rPr>
+        <w:t>Initial Unnormalized Form (UNF)</w:t>
+      </w:r>
+      <w:r>
+        <w:tab/>
+      </w:r>
+      <w:r>
+        <w:fldChar w:fldCharType="begin"/>
+      </w:r>
+      <w:r>
+        <w:instrText xml:space="preserve"> PAGEREF _Toc23100 \h </w:instrText>
+      </w:r>
+      <w:r>
+        <w:fldChar w:fldCharType="separate"/>
+      </w:r>
+      <w:r>
+        <w:t>20</w:t>
+      </w:r>
+      <w:r>
+        <w:fldChar w:fldCharType="end"/>
+      </w:r>
+      <w:r>
+        <w:rPr>
+          <w:rFonts w:hint="default"/>
+          <w:lang w:val="en-US"/>
+        </w:rPr>
+        <w:fldChar w:fldCharType="end"/>
+      </w:r>
+    </w:p>
+    <w:p>
+      <w:pPr>
+        <w:pStyle w:val="16"/>
+        <w:tabs>
+          <w:tab w:val="right" w:leader="dot" w:pos="8306"/>
+        </w:tabs>
+      </w:pPr>
+      <w:r>
+        <w:rPr>
+          <w:rFonts w:hint="default"/>
+          <w:lang w:val="en-US"/>
+        </w:rPr>
+        <w:fldChar w:fldCharType="begin"/>
+      </w:r>
+      <w:r>
+        <w:rPr>
+          <w:rFonts w:hint="default"/>
+          <w:lang w:val="en-US"/>
+        </w:rPr>
+        <w:instrText xml:space="preserve"> HYPERLINK \l _Toc3272 </w:instrText>
+      </w:r>
+      <w:r>
+        <w:rPr>
+          <w:rFonts w:hint="default"/>
+          <w:lang w:val="en-US"/>
+        </w:rPr>
+        <w:fldChar w:fldCharType="separate"/>
+      </w:r>
+      <w:r>
+        <w:rPr>
+          <w:rFonts w:hint="default" w:ascii="Times New Roman" w:hAnsi="Times New Roman" w:cs="Times New Roman"/>
+          <w:lang w:val="en-US"/>
+        </w:rPr>
+        <w:t>2.</w:t>
+      </w:r>
+      <w:r>
+        <w:rPr>
+          <w:rFonts w:hint="default" w:ascii="Times New Roman" w:hAnsi="Times New Roman" w:cs="Times New Roman"/>
+        </w:rPr>
+        <w:t xml:space="preserve"> First Normal Form (1NF)</w:t>
+      </w:r>
+      <w:r>
+        <w:tab/>
+      </w:r>
+      <w:r>
+        <w:fldChar w:fldCharType="begin"/>
+      </w:r>
+      <w:r>
+        <w:instrText xml:space="preserve"> PAGEREF _Toc3272 \h </w:instrText>
+      </w:r>
+      <w:r>
+        <w:fldChar w:fldCharType="separate"/>
+      </w:r>
+      <w:r>
+        <w:t>21</w:t>
+      </w:r>
+      <w:r>
+        <w:fldChar w:fldCharType="end"/>
+      </w:r>
+      <w:r>
+        <w:rPr>
+          <w:rFonts w:hint="default"/>
+          <w:lang w:val="en-US"/>
+        </w:rPr>
+        <w:fldChar w:fldCharType="end"/>
+      </w:r>
+      <w:bookmarkStart w:id="104" w:name="_GoBack"/>
+      <w:bookmarkEnd w:id="104"/>
+    </w:p>
+    <w:p>
+      <w:pPr>
+        <w:pStyle w:val="16"/>
+        <w:tabs>
+          <w:tab w:val="right" w:leader="dot" w:pos="8306"/>
+        </w:tabs>
+      </w:pPr>
+      <w:r>
+        <w:rPr>
+          <w:rFonts w:hint="default"/>
+          <w:lang w:val="en-US"/>
+        </w:rPr>
+        <w:fldChar w:fldCharType="begin"/>
+      </w:r>
+      <w:r>
+        <w:rPr>
+          <w:rFonts w:hint="default"/>
+          <w:lang w:val="en-US"/>
+        </w:rPr>
+        <w:instrText xml:space="preserve"> HYPERLINK \l _Toc17627 </w:instrText>
+      </w:r>
+      <w:r>
+        <w:rPr>
+          <w:rFonts w:hint="default"/>
+          <w:lang w:val="en-US"/>
+        </w:rPr>
+        <w:fldChar w:fldCharType="separate"/>
+      </w:r>
+      <w:r>
+        <w:rPr>
+          <w:rFonts w:hint="default" w:ascii="Times New Roman" w:hAnsi="Times New Roman" w:cs="Times New Roman"/>
+          <w:lang w:val="en-US"/>
+        </w:rPr>
+        <w:t>3</w:t>
+      </w:r>
+      <w:r>
+        <w:rPr>
+          <w:rFonts w:hint="default" w:ascii="Times New Roman" w:hAnsi="Times New Roman" w:cs="Times New Roman"/>
+        </w:rPr>
+        <w:t>. Second Normal Form (2NF)</w:t>
+      </w:r>
+      <w:r>
+        <w:tab/>
+      </w:r>
+      <w:r>
+        <w:fldChar w:fldCharType="begin"/>
+      </w:r>
+      <w:r>
+        <w:instrText xml:space="preserve"> PAGEREF _Toc17627 \h </w:instrText>
+      </w:r>
+      <w:r>
+        <w:fldChar w:fldCharType="separate"/>
+      </w:r>
+      <w:r>
+        <w:t>22</w:t>
+      </w:r>
+      <w:r>
+        <w:fldChar w:fldCharType="end"/>
+      </w:r>
+      <w:r>
+        <w:rPr>
+          <w:rFonts w:hint="default"/>
+          <w:lang w:val="en-US"/>
+        </w:rPr>
+        <w:fldChar w:fldCharType="end"/>
+      </w:r>
+    </w:p>
+    <w:p>
+      <w:pPr>
+        <w:pStyle w:val="16"/>
+        <w:tabs>
+          <w:tab w:val="right" w:leader="dot" w:pos="8306"/>
+        </w:tabs>
+      </w:pPr>
+      <w:r>
+        <w:rPr>
+          <w:rFonts w:hint="default"/>
+          <w:lang w:val="en-US"/>
+        </w:rPr>
+        <w:fldChar w:fldCharType="begin"/>
+      </w:r>
+      <w:r>
+        <w:rPr>
+          <w:rFonts w:hint="default"/>
+          <w:lang w:val="en-US"/>
+        </w:rPr>
+        <w:instrText xml:space="preserve"> HYPERLINK \l _Toc7465 </w:instrText>
+      </w:r>
+      <w:r>
+        <w:rPr>
+          <w:rFonts w:hint="default"/>
+          <w:lang w:val="en-US"/>
+        </w:rPr>
+        <w:fldChar w:fldCharType="separate"/>
+      </w:r>
+      <w:r>
+        <w:rPr>
+          <w:rFonts w:hint="default" w:ascii="Times New Roman" w:hAnsi="Times New Roman" w:cs="Times New Roman"/>
+          <w:lang w:val="en-US"/>
+        </w:rPr>
+        <w:t>4.</w:t>
+      </w:r>
+      <w:r>
+        <w:rPr>
+          <w:rFonts w:hint="default" w:ascii="Times New Roman" w:hAnsi="Times New Roman" w:cs="Times New Roman"/>
+        </w:rPr>
+        <w:t xml:space="preserve"> Third Normal Form (3NF)</w:t>
+      </w:r>
+      <w:r>
+        <w:tab/>
+      </w:r>
+      <w:r>
+        <w:fldChar w:fldCharType="begin"/>
+      </w:r>
+      <w:r>
+        <w:instrText xml:space="preserve"> PAGEREF _Toc7465 \h </w:instrText>
+      </w:r>
+      <w:r>
+        <w:fldChar w:fldCharType="separate"/>
+      </w:r>
+      <w:r>
+        <w:t>22</w:t>
+      </w:r>
+      <w:r>
+        <w:fldChar w:fldCharType="end"/>
+      </w:r>
+      <w:r>
+        <w:rPr>
+          <w:rFonts w:hint="default"/>
+          <w:lang w:val="en-US"/>
+        </w:rPr>
+        <w:fldChar w:fldCharType="end"/>
+      </w:r>
+    </w:p>
+    <w:p>
+      <w:pPr>
+        <w:pStyle w:val="16"/>
+        <w:tabs>
+          <w:tab w:val="right" w:leader="dot" w:pos="8306"/>
+        </w:tabs>
+      </w:pPr>
+      <w:r>
+        <w:rPr>
+          <w:rFonts w:hint="default"/>
+          <w:lang w:val="en-US"/>
+        </w:rPr>
+        <w:fldChar w:fldCharType="begin"/>
+      </w:r>
+      <w:r>
+        <w:rPr>
+          <w:rFonts w:hint="default"/>
+          <w:lang w:val="en-US"/>
+        </w:rPr>
+        <w:instrText xml:space="preserve"> HYPERLINK \l _Toc921 </w:instrText>
+      </w:r>
+      <w:r>
+        <w:rPr>
+          <w:rFonts w:hint="default"/>
+          <w:lang w:val="en-US"/>
+        </w:rPr>
+        <w:fldChar w:fldCharType="separate"/>
+      </w:r>
+      <w:r>
+        <w:rPr>
+          <w:rFonts w:hint="default" w:ascii="Times New Roman" w:hAnsi="Times New Roman" w:cs="Times New Roman"/>
+          <w:lang w:val="en-US"/>
+        </w:rPr>
+        <w:t>5.</w:t>
+      </w:r>
+      <w:r>
+        <w:rPr>
+          <w:rFonts w:hint="default" w:ascii="Times New Roman" w:hAnsi="Times New Roman" w:cs="Times New Roman"/>
+        </w:rPr>
+        <w:t xml:space="preserve"> Final Database Tables in 3NF</w:t>
+      </w:r>
+      <w:r>
+        <w:tab/>
+      </w:r>
+      <w:r>
+        <w:fldChar w:fldCharType="begin"/>
+      </w:r>
+      <w:r>
+        <w:instrText xml:space="preserve"> PAGEREF _Toc921 \h </w:instrText>
+      </w:r>
+      <w:r>
+        <w:fldChar w:fldCharType="separate"/>
+      </w:r>
+      <w:r>
+        <w:t>23</w:t>
+      </w:r>
+      <w:r>
+        <w:fldChar w:fldCharType="end"/>
+      </w:r>
+      <w:r>
+        <w:rPr>
+          <w:rFonts w:hint="default"/>
+          <w:lang w:val="en-US"/>
+        </w:rPr>
+        <w:fldChar w:fldCharType="end"/>
+      </w:r>
+    </w:p>
+    <w:p>
+      <w:pPr>
+        <w:pStyle w:val="16"/>
+        <w:tabs>
+          <w:tab w:val="right" w:leader="dot" w:pos="8306"/>
+        </w:tabs>
+      </w:pPr>
+      <w:r>
+        <w:rPr>
+          <w:rFonts w:hint="default"/>
+          <w:lang w:val="en-US"/>
+        </w:rPr>
+        <w:fldChar w:fldCharType="begin"/>
+      </w:r>
+      <w:r>
+        <w:rPr>
+          <w:rFonts w:hint="default"/>
+          <w:lang w:val="en-US"/>
+        </w:rPr>
+        <w:instrText xml:space="preserve"> HYPERLINK \l _Toc28526 </w:instrText>
+      </w:r>
+      <w:r>
+        <w:rPr>
+          <w:rFonts w:hint="default"/>
+          <w:lang w:val="en-US"/>
+        </w:rPr>
+        <w:fldChar w:fldCharType="separate"/>
+      </w:r>
+      <w:r>
+        <w:rPr>
+          <w:rFonts w:hint="default" w:ascii="Times New Roman" w:hAnsi="Times New Roman" w:cs="Times New Roman"/>
+          <w:szCs w:val="24"/>
+        </w:rPr>
+        <w:t>1 USERS Entit</w:t>
+      </w:r>
+      <w:r>
+        <w:rPr>
+          <w:rFonts w:hint="default" w:ascii="Times New Roman" w:hAnsi="Times New Roman" w:cs="Times New Roman"/>
+          <w:szCs w:val="24"/>
+          <w:lang w:val="en-US"/>
+        </w:rPr>
+        <w:t>y</w:t>
+      </w:r>
+      <w:r>
+        <w:tab/>
+      </w:r>
+      <w:r>
+        <w:fldChar w:fldCharType="begin"/>
+      </w:r>
+      <w:r>
+        <w:instrText xml:space="preserve"> PAGEREF _Toc28526 \h </w:instrText>
+      </w:r>
+      <w:r>
+        <w:fldChar w:fldCharType="separate"/>
+      </w:r>
+      <w:r>
+        <w:t>23</w:t>
+      </w:r>
+      <w:r>
+        <w:fldChar w:fldCharType="end"/>
+      </w:r>
+      <w:r>
+        <w:rPr>
+          <w:rFonts w:hint="default"/>
+          <w:lang w:val="en-US"/>
+        </w:rPr>
+        <w:fldChar w:fldCharType="end"/>
+      </w:r>
+    </w:p>
+    <w:p>
+      <w:pPr>
+        <w:pStyle w:val="17"/>
+        <w:tabs>
+          <w:tab w:val="right" w:leader="dot" w:pos="8306"/>
+        </w:tabs>
+      </w:pPr>
+      <w:r>
+        <w:rPr>
+          <w:rFonts w:hint="default"/>
+          <w:lang w:val="en-US"/>
+        </w:rPr>
+        <w:fldChar w:fldCharType="begin"/>
+      </w:r>
+      <w:r>
+        <w:rPr>
+          <w:rFonts w:hint="default"/>
+          <w:lang w:val="en-US"/>
+        </w:rPr>
+        <w:instrText xml:space="preserve"> HYPERLINK \l _Toc18164 </w:instrText>
+      </w:r>
+      <w:r>
+        <w:rPr>
+          <w:rFonts w:hint="default"/>
+          <w:lang w:val="en-US"/>
+        </w:rPr>
+        <w:fldChar w:fldCharType="separate"/>
+      </w:r>
+      <w:r>
+        <w:rPr>
+          <w:rFonts w:hint="default" w:ascii="Times New Roman" w:hAnsi="Times New Roman" w:cs="Times New Roman"/>
+        </w:rPr>
+        <w:t>Entity Relationship Diagram (ERD)</w:t>
+      </w:r>
+      <w:r>
+        <w:tab/>
+      </w:r>
+      <w:r>
+        <w:fldChar w:fldCharType="begin"/>
+      </w:r>
+      <w:r>
+        <w:instrText xml:space="preserve"> PAGEREF _Toc18164 \h </w:instrText>
+      </w:r>
+      <w:r>
+        <w:fldChar w:fldCharType="separate"/>
+      </w:r>
+      <w:r>
+        <w:t>25</w:t>
+      </w:r>
+      <w:r>
+        <w:fldChar w:fldCharType="end"/>
+      </w:r>
+      <w:r>
+        <w:rPr>
+          <w:rFonts w:hint="default"/>
+          <w:lang w:val="en-US"/>
+        </w:rPr>
+        <w:fldChar w:fldCharType="end"/>
+      </w:r>
+    </w:p>
+    <w:p>
+      <w:pPr>
+        <w:pStyle w:val="17"/>
+        <w:tabs>
+          <w:tab w:val="right" w:leader="dot" w:pos="8306"/>
+        </w:tabs>
+      </w:pPr>
+      <w:r>
+        <w:rPr>
+          <w:rFonts w:hint="default"/>
+          <w:lang w:val="en-US"/>
+        </w:rPr>
+        <w:fldChar w:fldCharType="begin"/>
+      </w:r>
+      <w:r>
+        <w:rPr>
+          <w:rFonts w:hint="default"/>
+          <w:lang w:val="en-US"/>
+        </w:rPr>
+        <w:instrText xml:space="preserve"> HYPERLINK \l _Toc17920 </w:instrText>
+      </w:r>
+      <w:r>
+        <w:rPr>
+          <w:rFonts w:hint="default"/>
+          <w:lang w:val="en-US"/>
+        </w:rPr>
+        <w:fldChar w:fldCharType="separate"/>
+      </w:r>
+      <w:r>
+        <w:rPr>
+          <w:rFonts w:hint="default" w:ascii="Times New Roman" w:hAnsi="Times New Roman" w:cs="Times New Roman"/>
+        </w:rPr>
+        <w:t>Relationship Description</w:t>
+      </w:r>
+      <w:r>
+        <w:tab/>
+      </w:r>
+      <w:r>
+        <w:fldChar w:fldCharType="begin"/>
+      </w:r>
+      <w:r>
+        <w:instrText xml:space="preserve"> PAGEREF _Toc17920 \h </w:instrText>
+      </w:r>
+      <w:r>
+        <w:fldChar w:fldCharType="separate"/>
+      </w:r>
+      <w:r>
+        <w:t>26</w:t>
+      </w:r>
+      <w:r>
+        <w:fldChar w:fldCharType="end"/>
+      </w:r>
+      <w:r>
+        <w:rPr>
+          <w:rFonts w:hint="default"/>
+          <w:lang w:val="en-US"/>
+        </w:rPr>
+        <w:fldChar w:fldCharType="end"/>
+      </w:r>
+    </w:p>
+    <w:p>
+      <w:pPr>
+        <w:pStyle w:val="17"/>
+        <w:tabs>
+          <w:tab w:val="right" w:leader="dot" w:pos="8306"/>
+        </w:tabs>
+      </w:pPr>
+      <w:r>
+        <w:rPr>
+          <w:rFonts w:hint="default"/>
+          <w:lang w:val="en-US"/>
+        </w:rPr>
+        <w:fldChar w:fldCharType="begin"/>
+      </w:r>
+      <w:r>
+        <w:rPr>
+          <w:rFonts w:hint="default"/>
+          <w:lang w:val="en-US"/>
+        </w:rPr>
+        <w:instrText xml:space="preserve"> HYPERLINK \l _Toc29681 </w:instrText>
+      </w:r>
+      <w:r>
+        <w:rPr>
+          <w:rFonts w:hint="default"/>
+          <w:lang w:val="en-US"/>
+        </w:rPr>
+        <w:fldChar w:fldCharType="separate"/>
+      </w:r>
+      <w:r>
+        <w:rPr>
+          <w:rFonts w:hint="default" w:ascii="Times New Roman" w:hAnsi="Times New Roman" w:cs="Times New Roman"/>
+          <w:lang w:val="en-US"/>
+        </w:rPr>
+        <w:t>My Reflection</w:t>
+      </w:r>
+      <w:r>
+        <w:tab/>
+      </w:r>
+      <w:r>
+        <w:fldChar w:fldCharType="begin"/>
+      </w:r>
+      <w:r>
+        <w:instrText xml:space="preserve"> PAGEREF _Toc29681 \h </w:instrText>
+      </w:r>
+      <w:r>
+        <w:fldChar w:fldCharType="separate"/>
+      </w:r>
+      <w:r>
+        <w:t>26</w:t>
+      </w:r>
+      <w:r>
+        <w:fldChar w:fldCharType="end"/>
+      </w:r>
+      <w:r>
+        <w:rPr>
+          <w:rFonts w:hint="default"/>
+          <w:lang w:val="en-US"/>
+        </w:rPr>
+        <w:fldChar w:fldCharType="end"/>
+      </w:r>
+    </w:p>
+    <w:p>
+      <w:pPr>
+        <w:pStyle w:val="15"/>
+        <w:tabs>
+          <w:tab w:val="right" w:leader="dot" w:pos="8306"/>
+        </w:tabs>
+      </w:pPr>
+      <w:r>
+        <w:rPr>
+          <w:rFonts w:hint="default"/>
+          <w:lang w:val="en-US"/>
+        </w:rPr>
+        <w:fldChar w:fldCharType="begin"/>
+      </w:r>
+      <w:r>
+        <w:rPr>
+          <w:rFonts w:hint="default"/>
+          <w:lang w:val="en-US"/>
+        </w:rPr>
+        <w:instrText xml:space="preserve"> HYPERLINK \l _Toc29968 </w:instrText>
+      </w:r>
+      <w:r>
+        <w:rPr>
+          <w:rFonts w:hint="default"/>
+          <w:lang w:val="en-US"/>
+        </w:rPr>
+        <w:fldChar w:fldCharType="separate"/>
+      </w:r>
+      <w:r>
+        <w:rPr>
+          <w:rFonts w:hint="default" w:ascii="Times New Roman" w:hAnsi="Times New Roman" w:cs="Times New Roman"/>
+          <w:lang w:val="en-US"/>
+        </w:rPr>
+        <w:t>WEEK 7:USER AUTHENTICATION AND SESSION MANAGEMENT</w:t>
+      </w:r>
+      <w:r>
+        <w:tab/>
+      </w:r>
+      <w:r>
+        <w:fldChar w:fldCharType="begin"/>
+      </w:r>
+      <w:r>
+        <w:instrText xml:space="preserve"> PAGEREF _Toc29968 \h </w:instrText>
+      </w:r>
+      <w:r>
+        <w:fldChar w:fldCharType="separate"/>
+      </w:r>
+      <w:r>
+        <w:t>27</w:t>
+      </w:r>
+      <w:r>
+        <w:fldChar w:fldCharType="end"/>
+      </w:r>
+      <w:r>
+        <w:rPr>
+          <w:rFonts w:hint="default"/>
+          <w:lang w:val="en-US"/>
+        </w:rPr>
+        <w:fldChar w:fldCharType="end"/>
+      </w:r>
+    </w:p>
+    <w:p>
+      <w:pPr>
+        <w:pStyle w:val="17"/>
+        <w:tabs>
+          <w:tab w:val="right" w:leader="dot" w:pos="8306"/>
+        </w:tabs>
+      </w:pPr>
+      <w:r>
+        <w:rPr>
+          <w:rFonts w:hint="default"/>
+          <w:lang w:val="en-US"/>
+        </w:rPr>
+        <w:fldChar w:fldCharType="begin"/>
+      </w:r>
+      <w:r>
+        <w:rPr>
+          <w:rFonts w:hint="default"/>
+          <w:lang w:val="en-US"/>
+        </w:rPr>
+        <w:instrText xml:space="preserve"> HYPERLINK \l _Toc27731 </w:instrText>
+      </w:r>
+      <w:r>
+        <w:rPr>
+          <w:rFonts w:hint="default"/>
+          <w:lang w:val="en-US"/>
+        </w:rPr>
+        <w:fldChar w:fldCharType="separate"/>
+      </w:r>
+      <w:r>
+        <w:rPr>
+          <w:rFonts w:hint="default" w:ascii="Times New Roman" w:hAnsi="Times New Roman" w:cs="Times New Roman"/>
+          <w:lang w:val="en-US"/>
+        </w:rPr>
+        <w:t>1. Registration</w:t>
+      </w:r>
+      <w:r>
+        <w:tab/>
+      </w:r>
+      <w:r>
+        <w:fldChar w:fldCharType="begin"/>
+      </w:r>
+      <w:r>
+        <w:instrText xml:space="preserve"> PAGEREF _Toc27731 \h </w:instrText>
+      </w:r>
+      <w:r>
+        <w:fldChar w:fldCharType="separate"/>
+      </w:r>
+      <w:r>
+        <w:t>27</w:t>
+      </w:r>
+      <w:r>
+        <w:fldChar w:fldCharType="end"/>
+      </w:r>
+      <w:r>
+        <w:rPr>
+          <w:rFonts w:hint="default"/>
+          <w:lang w:val="en-US"/>
+        </w:rPr>
+        <w:fldChar w:fldCharType="end"/>
+      </w:r>
+    </w:p>
+    <w:p>
+      <w:pPr>
+        <w:pStyle w:val="17"/>
+        <w:tabs>
+          <w:tab w:val="right" w:leader="dot" w:pos="8306"/>
+        </w:tabs>
+      </w:pPr>
+      <w:r>
+        <w:rPr>
+          <w:rFonts w:hint="default"/>
+          <w:lang w:val="en-US"/>
+        </w:rPr>
+        <w:fldChar w:fldCharType="begin"/>
+      </w:r>
+      <w:r>
+        <w:rPr>
+          <w:rFonts w:hint="default"/>
+          <w:lang w:val="en-US"/>
+        </w:rPr>
+        <w:instrText xml:space="preserve"> HYPERLINK \l _Toc1115 </w:instrText>
+      </w:r>
+      <w:r>
+        <w:rPr>
+          <w:rFonts w:hint="default"/>
+          <w:lang w:val="en-US"/>
+        </w:rPr>
+        <w:fldChar w:fldCharType="separate"/>
+      </w:r>
+      <w:r>
+        <w:rPr>
+          <w:rFonts w:hint="default" w:ascii="Times New Roman" w:hAnsi="Times New Roman" w:cs="Times New Roman"/>
+          <w:lang w:val="en-US"/>
+        </w:rPr>
+        <w:t>2. Authentication</w:t>
+      </w:r>
+      <w:r>
+        <w:tab/>
+      </w:r>
+      <w:r>
+        <w:fldChar w:fldCharType="begin"/>
+      </w:r>
+      <w:r>
+        <w:instrText xml:space="preserve"> PAGEREF _Toc1115 \h </w:instrText>
+      </w:r>
+      <w:r>
+        <w:fldChar w:fldCharType="separate"/>
+      </w:r>
+      <w:r>
+        <w:t>28</w:t>
+      </w:r>
+      <w:r>
+        <w:fldChar w:fldCharType="end"/>
+      </w:r>
+      <w:r>
+        <w:rPr>
+          <w:rFonts w:hint="default"/>
+          <w:lang w:val="en-US"/>
+        </w:rPr>
+        <w:fldChar w:fldCharType="end"/>
+      </w:r>
+    </w:p>
+    <w:p>
+      <w:pPr>
+        <w:pStyle w:val="17"/>
+        <w:tabs>
+          <w:tab w:val="right" w:leader="dot" w:pos="8306"/>
+        </w:tabs>
+      </w:pPr>
+      <w:r>
+        <w:rPr>
+          <w:rFonts w:hint="default"/>
+          <w:lang w:val="en-US"/>
+        </w:rPr>
+        <w:fldChar w:fldCharType="begin"/>
+      </w:r>
+      <w:r>
+        <w:rPr>
+          <w:rFonts w:hint="default"/>
+          <w:lang w:val="en-US"/>
+        </w:rPr>
+        <w:instrText xml:space="preserve"> HYPERLINK \l _Toc14783 </w:instrText>
+      </w:r>
+      <w:r>
+        <w:rPr>
+          <w:rFonts w:hint="default"/>
+          <w:lang w:val="en-US"/>
+        </w:rPr>
+        <w:fldChar w:fldCharType="separate"/>
+      </w:r>
+      <w:r>
+        <w:rPr>
+          <w:rFonts w:hint="default" w:ascii="Times New Roman" w:hAnsi="Times New Roman" w:cs="Times New Roman"/>
+          <w:lang w:val="en-US"/>
+        </w:rPr>
+        <w:t>3. Secure login</w:t>
+      </w:r>
+      <w:r>
+        <w:tab/>
+      </w:r>
+      <w:r>
+        <w:fldChar w:fldCharType="begin"/>
+      </w:r>
+      <w:r>
+        <w:instrText xml:space="preserve"> PAGEREF _Toc14783 \h </w:instrText>
+      </w:r>
+      <w:r>
+        <w:fldChar w:fldCharType="separate"/>
+      </w:r>
+      <w:r>
+        <w:t>30</w:t>
+      </w:r>
+      <w:r>
+        <w:fldChar w:fldCharType="end"/>
+      </w:r>
+      <w:r>
+        <w:rPr>
+          <w:rFonts w:hint="default"/>
+          <w:lang w:val="en-US"/>
+        </w:rPr>
+        <w:fldChar w:fldCharType="end"/>
+      </w:r>
+    </w:p>
+    <w:p>
+      <w:pPr>
+        <w:pStyle w:val="17"/>
+        <w:tabs>
+          <w:tab w:val="right" w:leader="dot" w:pos="8306"/>
+        </w:tabs>
+      </w:pPr>
+      <w:r>
+        <w:rPr>
+          <w:rFonts w:hint="default"/>
+          <w:lang w:val="en-US"/>
+        </w:rPr>
+        <w:fldChar w:fldCharType="begin"/>
+      </w:r>
+      <w:r>
+        <w:rPr>
+          <w:rFonts w:hint="default"/>
+          <w:lang w:val="en-US"/>
+        </w:rPr>
+        <w:instrText xml:space="preserve"> HYPERLINK \l _Toc31819 </w:instrText>
+      </w:r>
+      <w:r>
+        <w:rPr>
+          <w:rFonts w:hint="default"/>
+          <w:lang w:val="en-US"/>
+        </w:rPr>
+        <w:fldChar w:fldCharType="separate"/>
+      </w:r>
+      <w:r>
+        <w:rPr>
+          <w:rFonts w:hint="default" w:ascii="Times New Roman" w:hAnsi="Times New Roman" w:cs="Times New Roman"/>
+          <w:lang w:val="en-US"/>
+        </w:rPr>
+        <w:t>4. Password hashing</w:t>
+      </w:r>
+      <w:r>
+        <w:tab/>
+      </w:r>
+      <w:r>
+        <w:fldChar w:fldCharType="begin"/>
+      </w:r>
+      <w:r>
+        <w:instrText xml:space="preserve"> PAGEREF _Toc31819 \h </w:instrText>
+      </w:r>
+      <w:r>
+        <w:fldChar w:fldCharType="separate"/>
+      </w:r>
+      <w:r>
+        <w:t>30</w:t>
+      </w:r>
+      <w:r>
+        <w:fldChar w:fldCharType="end"/>
+      </w:r>
+      <w:r>
+        <w:rPr>
+          <w:rFonts w:hint="default"/>
+          <w:lang w:val="en-US"/>
+        </w:rPr>
+        <w:fldChar w:fldCharType="end"/>
+      </w:r>
+    </w:p>
+    <w:p>
+      <w:pPr>
+        <w:pStyle w:val="17"/>
+        <w:tabs>
+          <w:tab w:val="right" w:leader="dot" w:pos="8306"/>
+        </w:tabs>
+      </w:pPr>
+      <w:r>
+        <w:rPr>
+          <w:rFonts w:hint="default"/>
+          <w:lang w:val="en-US"/>
+        </w:rPr>
+        <w:fldChar w:fldCharType="begin"/>
+      </w:r>
+      <w:r>
+        <w:rPr>
+          <w:rFonts w:hint="default"/>
+          <w:lang w:val="en-US"/>
+        </w:rPr>
+        <w:instrText xml:space="preserve"> HYPERLINK \l _Toc15084 </w:instrText>
+      </w:r>
+      <w:r>
+        <w:rPr>
+          <w:rFonts w:hint="default"/>
+          <w:lang w:val="en-US"/>
+        </w:rPr>
+        <w:fldChar w:fldCharType="separate"/>
+      </w:r>
+      <w:r>
+        <w:rPr>
+          <w:rFonts w:hint="default" w:ascii="Times New Roman" w:hAnsi="Times New Roman" w:cs="Times New Roman"/>
+          <w:lang w:val="en-US"/>
+        </w:rPr>
+        <w:t>5. Sessions management</w:t>
+      </w:r>
+      <w:r>
+        <w:tab/>
+      </w:r>
+      <w:r>
+        <w:fldChar w:fldCharType="begin"/>
+      </w:r>
+      <w:r>
+        <w:instrText xml:space="preserve"> PAGEREF _Toc15084 \h </w:instrText>
+      </w:r>
+      <w:r>
+        <w:fldChar w:fldCharType="separate"/>
+      </w:r>
+      <w:r>
+        <w:t>31</w:t>
+      </w:r>
+      <w:r>
+        <w:fldChar w:fldCharType="end"/>
+      </w:r>
+      <w:r>
+        <w:rPr>
+          <w:rFonts w:hint="default"/>
+          <w:lang w:val="en-US"/>
+        </w:rPr>
+        <w:fldChar w:fldCharType="end"/>
+      </w:r>
+    </w:p>
+    <w:p>
+      <w:pPr>
+        <w:pStyle w:val="17"/>
+        <w:tabs>
+          <w:tab w:val="right" w:leader="dot" w:pos="8306"/>
+        </w:tabs>
+      </w:pPr>
+      <w:r>
+        <w:rPr>
+          <w:rFonts w:hint="default"/>
+          <w:lang w:val="en-US"/>
+        </w:rPr>
+        <w:fldChar w:fldCharType="begin"/>
+      </w:r>
+      <w:r>
+        <w:rPr>
+          <w:rFonts w:hint="default"/>
+          <w:lang w:val="en-US"/>
+        </w:rPr>
+        <w:instrText xml:space="preserve"> HYPERLINK \l _Toc8425 </w:instrText>
+      </w:r>
+      <w:r>
+        <w:rPr>
+          <w:rFonts w:hint="default"/>
+          <w:lang w:val="en-US"/>
+        </w:rPr>
+        <w:fldChar w:fldCharType="separate"/>
+      </w:r>
+      <w:r>
+        <w:rPr>
+          <w:rFonts w:hint="default" w:ascii="Times New Roman" w:hAnsi="Times New Roman" w:cs="Times New Roman"/>
+          <w:lang w:val="en-US"/>
+        </w:rPr>
+        <w:t>6. Protected dashboard</w:t>
+      </w:r>
+      <w:r>
+        <w:tab/>
+      </w:r>
+      <w:r>
+        <w:fldChar w:fldCharType="begin"/>
+      </w:r>
+      <w:r>
+        <w:instrText xml:space="preserve"> PAGEREF _Toc8425 \h </w:instrText>
+      </w:r>
+      <w:r>
+        <w:fldChar w:fldCharType="separate"/>
+      </w:r>
+      <w:r>
+        <w:t>31</w:t>
+      </w:r>
+      <w:r>
+        <w:fldChar w:fldCharType="end"/>
+      </w:r>
+      <w:r>
+        <w:rPr>
+          <w:rFonts w:hint="default"/>
+          <w:lang w:val="en-US"/>
+        </w:rPr>
+        <w:fldChar w:fldCharType="end"/>
+      </w:r>
+    </w:p>
+    <w:p>
+      <w:pPr>
+        <w:pStyle w:val="17"/>
+        <w:tabs>
+          <w:tab w:val="right" w:leader="dot" w:pos="8306"/>
+        </w:tabs>
+      </w:pPr>
+      <w:r>
+        <w:rPr>
+          <w:rFonts w:hint="default"/>
+          <w:lang w:val="en-US"/>
+        </w:rPr>
+        <w:fldChar w:fldCharType="begin"/>
+      </w:r>
+      <w:r>
+        <w:rPr>
+          <w:rFonts w:hint="default"/>
+          <w:lang w:val="en-US"/>
+        </w:rPr>
+        <w:instrText xml:space="preserve"> HYPERLINK \l _Toc11076 </w:instrText>
+      </w:r>
+      <w:r>
+        <w:rPr>
+          <w:rFonts w:hint="default"/>
+          <w:lang w:val="en-US"/>
+        </w:rPr>
+        <w:fldChar w:fldCharType="separate"/>
+      </w:r>
+      <w:r>
+        <w:rPr>
+          <w:rFonts w:hint="default" w:ascii="Times New Roman" w:hAnsi="Times New Roman" w:cs="Times New Roman"/>
+          <w:lang w:val="en-US"/>
+        </w:rPr>
+        <w:t>7. Logout functionality</w:t>
+      </w:r>
+      <w:r>
+        <w:tab/>
+      </w:r>
+      <w:r>
+        <w:fldChar w:fldCharType="begin"/>
+      </w:r>
+      <w:r>
+        <w:instrText xml:space="preserve"> PAGEREF _Toc11076 \h </w:instrText>
+      </w:r>
+      <w:r>
+        <w:fldChar w:fldCharType="separate"/>
+      </w:r>
+      <w:r>
+        <w:t>31</w:t>
+      </w:r>
+      <w:r>
+        <w:fldChar w:fldCharType="end"/>
+      </w:r>
+      <w:r>
+        <w:rPr>
+          <w:rFonts w:hint="default"/>
+          <w:lang w:val="en-US"/>
+        </w:rPr>
+        <w:fldChar w:fldCharType="end"/>
+      </w:r>
+    </w:p>
+    <w:p>
+      <w:pPr>
+        <w:pStyle w:val="17"/>
+        <w:tabs>
+          <w:tab w:val="right" w:leader="dot" w:pos="8306"/>
+        </w:tabs>
+      </w:pPr>
+      <w:r>
+        <w:rPr>
+          <w:rFonts w:hint="default"/>
+          <w:lang w:val="en-US"/>
+        </w:rPr>
+        <w:fldChar w:fldCharType="begin"/>
+      </w:r>
+      <w:r>
+        <w:rPr>
+          <w:rFonts w:hint="default"/>
+          <w:lang w:val="en-US"/>
+        </w:rPr>
+        <w:instrText xml:space="preserve"> HYPERLINK \l _Toc12655 </w:instrText>
+      </w:r>
+      <w:r>
+        <w:rPr>
+          <w:rFonts w:hint="default"/>
+          <w:lang w:val="en-US"/>
+        </w:rPr>
+        <w:fldChar w:fldCharType="separate"/>
+      </w:r>
+      <w:r>
+        <w:rPr>
+          <w:rFonts w:hint="default" w:ascii="Times New Roman" w:hAnsi="Times New Roman" w:cs="Times New Roman"/>
+          <w:lang w:val="en-US"/>
+        </w:rPr>
+        <w:t>My Reflection</w:t>
+      </w:r>
+      <w:r>
+        <w:tab/>
+      </w:r>
+      <w:r>
+        <w:fldChar w:fldCharType="begin"/>
+      </w:r>
+      <w:r>
+        <w:instrText xml:space="preserve"> PAGEREF _Toc12655 \h </w:instrText>
+      </w:r>
+      <w:r>
+        <w:fldChar w:fldCharType="separate"/>
+      </w:r>
+      <w:r>
+        <w:t>32</w:t>
+      </w:r>
+      <w:r>
+        <w:fldChar w:fldCharType="end"/>
+      </w:r>
+      <w:r>
+        <w:rPr>
+          <w:rFonts w:hint="default"/>
+          <w:lang w:val="en-US"/>
+        </w:rPr>
+        <w:fldChar w:fldCharType="end"/>
+      </w:r>
+    </w:p>
+    <w:p>
+      <w:pPr>
+        <w:spacing w:line="360" w:lineRule="auto"/>
+        <w:jc w:val="both"/>
+        <w:rPr>
+          <w:rFonts w:hint="default"/>
+          <w:lang w:val="en-US"/>
+        </w:rPr>
+      </w:pPr>
+      <w:r>
+        <w:rPr>
+          <w:rFonts w:hint="default"/>
+          <w:lang w:val="en-US"/>
+        </w:rPr>
+        <w:fldChar w:fldCharType="end"/>
+      </w:r>
     </w:p>
     <w:p>
       <w:pPr>
@@ -586,9 +4221,10 @@
           <w:lang w:val="en-US"/>
         </w:rPr>
       </w:pPr>
-      <w:bookmarkStart w:id="1" w:name="_Toc14553"/>
-      <w:bookmarkStart w:id="2" w:name="_Toc27510"/>
-      <w:bookmarkStart w:id="3" w:name="_Toc17244"/>
+      <w:bookmarkStart w:id="1" w:name="_Toc17244"/>
+      <w:bookmarkStart w:id="2" w:name="_Toc14553"/>
+      <w:bookmarkStart w:id="3" w:name="_Toc27510"/>
+      <w:bookmarkStart w:id="4" w:name="_Toc5184"/>
       <w:r>
         <w:rPr>
           <w:rFonts w:hint="default" w:ascii="Times New Roman" w:hAnsi="Times New Roman" w:cs="Times New Roman"/>
@@ -600,6 +4236,7 @@
       <w:bookmarkEnd w:id="1"/>
       <w:bookmarkEnd w:id="2"/>
       <w:bookmarkEnd w:id="3"/>
+      <w:bookmarkEnd w:id="4"/>
     </w:p>
     <w:p>
       <w:pPr>
@@ -611,9 +4248,10 @@
           <w:lang w:val="en-US"/>
         </w:rPr>
       </w:pPr>
-      <w:bookmarkStart w:id="4" w:name="_Toc1294"/>
-      <w:bookmarkStart w:id="5" w:name="_Toc6137"/>
-      <w:bookmarkStart w:id="6" w:name="_Toc15199"/>
+      <w:bookmarkStart w:id="5" w:name="_Toc1294"/>
+      <w:bookmarkStart w:id="6" w:name="_Toc6137"/>
+      <w:bookmarkStart w:id="7" w:name="_Toc15199"/>
+      <w:bookmarkStart w:id="8" w:name="_Toc137"/>
       <w:r>
         <w:rPr>
           <w:rFonts w:hint="default" w:ascii="Times New Roman" w:hAnsi="Times New Roman" w:cs="Times New Roman"/>
@@ -622,45 +4260,31 @@
         </w:rPr>
         <w:t>Installation an testing of Local Development Environment</w:t>
       </w:r>
-      <w:bookmarkEnd w:id="4"/>
       <w:bookmarkEnd w:id="5"/>
       <w:bookmarkEnd w:id="6"/>
-    </w:p>
-    <w:p>
-      <w:pPr>
-        <w:rPr>
-          <w:rFonts w:hint="default" w:ascii="Times New Roman" w:hAnsi="Times New Roman" w:cs="Times New Roman"/>
-          <w:b w:val="0"/>
-          <w:bCs w:val="0"/>
-          <w:sz w:val="24"/>
-          <w:szCs w:val="24"/>
+      <w:bookmarkEnd w:id="7"/>
+      <w:bookmarkEnd w:id="8"/>
+    </w:p>
+    <w:p>
+      <w:pPr>
+        <w:pStyle w:val="4"/>
+        <w:bidi w:val="0"/>
+        <w:rPr>
+          <w:rFonts w:hint="default" w:ascii="Times New Roman" w:hAnsi="Times New Roman" w:cs="Times New Roman"/>
           <w:u w:val="single"/>
           <w:lang w:val="en-US"/>
         </w:rPr>
       </w:pPr>
-      <w:r>
-        <w:rPr>
-          <w:rFonts w:hint="default" w:ascii="Times New Roman" w:hAnsi="Times New Roman" w:cs="Times New Roman"/>
-          <w:b w:val="0"/>
-          <w:bCs w:val="0"/>
-          <w:sz w:val="24"/>
-          <w:szCs w:val="24"/>
-          <w:lang w:val="en-US"/>
-        </w:rPr>
-        <w:t>1.</w:t>
-      </w:r>
-      <w:r>
-        <w:rPr>
-          <w:rFonts w:hint="default" w:ascii="Times New Roman" w:hAnsi="Times New Roman" w:cs="Times New Roman"/>
-          <w:b w:val="0"/>
-          <w:bCs w:val="0"/>
-          <w:sz w:val="24"/>
-          <w:szCs w:val="24"/>
+      <w:bookmarkStart w:id="9" w:name="_Toc12722"/>
+      <w:r>
+        <w:rPr>
+          <w:rFonts w:hint="default" w:ascii="Times New Roman" w:hAnsi="Times New Roman" w:cs="Times New Roman"/>
           <w:u w:val="single"/>
           <w:lang w:val="en-US"/>
         </w:rPr>
-        <w:t>Installation of XAMMP</w:t>
-      </w:r>
+        <w:t>1.Installation of XAMMP</w:t>
+      </w:r>
+      <w:bookmarkEnd w:id="9"/>
     </w:p>
     <w:p>
       <w:pPr>
@@ -759,32 +4383,28 @@
     </w:p>
     <w:p>
       <w:pPr>
+        <w:pStyle w:val="4"/>
         <w:numPr>
           <w:ilvl w:val="0"/>
           <w:numId w:val="1"/>
         </w:numPr>
-        <w:rPr>
-          <w:rFonts w:hint="default" w:ascii="Times New Roman" w:hAnsi="Times New Roman" w:cs="Times New Roman"/>
-          <w:i w:val="0"/>
-          <w:iCs w:val="0"/>
-          <w:sz w:val="24"/>
-          <w:szCs w:val="24"/>
+        <w:bidi w:val="0"/>
+        <w:rPr>
+          <w:rFonts w:hint="default" w:ascii="Times New Roman" w:hAnsi="Times New Roman" w:cs="Times New Roman"/>
           <w:u w:val="single"/>
           <w:lang w:val="en-US"/>
         </w:rPr>
       </w:pPr>
-      <w:r>
-        <w:rPr>
-          <w:rFonts w:hint="default" w:ascii="Times New Roman" w:hAnsi="Times New Roman" w:cs="Times New Roman"/>
-          <w:i w:val="0"/>
-          <w:iCs w:val="0"/>
-          <w:sz w:val="24"/>
-          <w:szCs w:val="24"/>
+      <w:bookmarkStart w:id="10" w:name="_Toc30174"/>
+      <w:r>
+        <w:rPr>
+          <w:rFonts w:hint="default" w:ascii="Times New Roman" w:hAnsi="Times New Roman" w:cs="Times New Roman"/>
           <w:u w:val="single"/>
           <w:lang w:val="en-US"/>
         </w:rPr>
         <w:t>Apache and SQL running</w:t>
       </w:r>
+      <w:bookmarkEnd w:id="10"/>
     </w:p>
     <w:p>
       <w:pPr>
@@ -917,28 +4537,24 @@
     </w:p>
     <w:p>
       <w:pPr>
-        <w:rPr>
-          <w:rFonts w:hint="default" w:ascii="Times New Roman" w:hAnsi="Times New Roman" w:cs="Times New Roman"/>
-          <w:i w:val="0"/>
-          <w:iCs w:val="0"/>
-          <w:sz w:val="24"/>
-          <w:szCs w:val="24"/>
+        <w:pStyle w:val="4"/>
+        <w:bidi w:val="0"/>
+        <w:rPr>
+          <w:rFonts w:hint="default" w:ascii="Times New Roman" w:hAnsi="Times New Roman" w:cs="Times New Roman"/>
           <w:u w:val="single"/>
           <w:lang w:val="en-US"/>
         </w:rPr>
       </w:pPr>
-      <w:r>
-        <w:rPr>
-          <w:rFonts w:hint="default" w:ascii="Times New Roman" w:hAnsi="Times New Roman" w:cs="Times New Roman"/>
-          <w:i w:val="0"/>
-          <w:iCs w:val="0"/>
-          <w:sz w:val="24"/>
-          <w:szCs w:val="24"/>
+      <w:bookmarkStart w:id="11" w:name="_Toc13651"/>
+      <w:r>
+        <w:rPr>
+          <w:rFonts w:hint="default" w:ascii="Times New Roman" w:hAnsi="Times New Roman" w:cs="Times New Roman"/>
           <w:u w:val="single"/>
           <w:lang w:val="en-US"/>
         </w:rPr>
         <w:t>3.Local Host Test page</w:t>
       </w:r>
+      <w:bookmarkEnd w:id="11"/>
     </w:p>
     <w:p>
       <w:pPr>
@@ -1095,33 +4711,24 @@
     </w:p>
     <w:p>
       <w:pPr>
-        <w:numPr>
-          <w:ilvl w:val="0"/>
-          <w:numId w:val="0"/>
-        </w:numPr>
-        <w:ind w:leftChars="0"/>
-        <w:rPr>
-          <w:rFonts w:hint="default" w:ascii="Times New Roman" w:hAnsi="Times New Roman" w:cs="Times New Roman"/>
-          <w:i w:val="0"/>
-          <w:iCs w:val="0"/>
-          <w:sz w:val="24"/>
-          <w:szCs w:val="24"/>
+        <w:pStyle w:val="4"/>
+        <w:bidi w:val="0"/>
+        <w:rPr>
+          <w:rFonts w:hint="default" w:ascii="Times New Roman" w:hAnsi="Times New Roman" w:cs="Times New Roman"/>
           <w:u w:val="single"/>
           <w:lang w:val="en-US"/>
         </w:rPr>
       </w:pPr>
-      <w:r>
-        <w:rPr>
-          <w:rFonts w:hint="default" w:ascii="Times New Roman" w:hAnsi="Times New Roman" w:cs="Times New Roman"/>
-          <w:i w:val="0"/>
-          <w:iCs w:val="0"/>
-          <w:sz w:val="24"/>
-          <w:szCs w:val="24"/>
+      <w:bookmarkStart w:id="12" w:name="_Toc23099"/>
+      <w:r>
+        <w:rPr>
+          <w:rFonts w:hint="default" w:ascii="Times New Roman" w:hAnsi="Times New Roman" w:cs="Times New Roman"/>
           <w:u w:val="single"/>
           <w:lang w:val="en-US"/>
         </w:rPr>
         <w:t>4.Hello world test</w:t>
       </w:r>
+      <w:bookmarkEnd w:id="12"/>
     </w:p>
     <w:p>
       <w:pPr>
@@ -1311,49 +4918,28 @@
     </w:p>
     <w:p>
       <w:pPr>
+        <w:pStyle w:val="4"/>
         <w:numPr>
           <w:ilvl w:val="0"/>
           <w:numId w:val="2"/>
         </w:numPr>
-        <w:rPr>
-          <w:rFonts w:hint="default" w:ascii="Times New Roman" w:hAnsi="Times New Roman"/>
-          <w:i w:val="0"/>
-          <w:iCs w:val="0"/>
-          <w:sz w:val="24"/>
-          <w:szCs w:val="24"/>
+        <w:bidi w:val="0"/>
+        <w:rPr>
+          <w:rFonts w:hint="default" w:ascii="Times New Roman" w:hAnsi="Times New Roman" w:cs="Times New Roman"/>
           <w:u w:val="single"/>
           <w:lang w:val="en-US"/>
         </w:rPr>
       </w:pPr>
-      <w:r>
-        <w:rPr>
-          <w:rFonts w:hint="default" w:ascii="Times New Roman" w:hAnsi="Times New Roman"/>
-          <w:i w:val="0"/>
-          <w:iCs w:val="0"/>
-          <w:sz w:val="24"/>
-          <w:szCs w:val="24"/>
+      <w:bookmarkStart w:id="13" w:name="_Toc27674"/>
+      <w:r>
+        <w:rPr>
+          <w:rFonts w:hint="default" w:ascii="Times New Roman" w:hAnsi="Times New Roman" w:cs="Times New Roman"/>
           <w:u w:val="single"/>
           <w:lang w:val="en-US"/>
         </w:rPr>
         <w:t>Database connection test</w:t>
       </w:r>
-    </w:p>
-    <w:p>
-      <w:pPr>
-        <w:numPr>
-          <w:ilvl w:val="0"/>
-          <w:numId w:val="0"/>
-        </w:numPr>
-        <w:rPr>
-          <w:rFonts w:hint="default" w:ascii="Times New Roman" w:hAnsi="Times New Roman"/>
-          <w:i w:val="0"/>
-          <w:iCs w:val="0"/>
-          <w:sz w:val="24"/>
-          <w:szCs w:val="24"/>
-          <w:u w:val="single"/>
-          <w:lang w:val="en-US"/>
-        </w:rPr>
-      </w:pPr>
+      <w:bookmarkEnd w:id="13"/>
     </w:p>
     <w:p>
       <w:pPr>
@@ -1468,163 +5054,219 @@
     </w:p>
     <w:p>
       <w:pPr>
+        <w:pStyle w:val="4"/>
+        <w:bidi w:val="0"/>
+        <w:rPr>
+          <w:rFonts w:hint="default" w:ascii="Times New Roman" w:hAnsi="Times New Roman" w:cs="Times New Roman"/>
+          <w:u w:val="single"/>
+          <w:lang w:val="en-US"/>
+        </w:rPr>
+      </w:pPr>
+      <w:bookmarkStart w:id="14" w:name="_Toc24671"/>
+      <w:bookmarkStart w:id="15" w:name="_Toc13535"/>
+      <w:bookmarkStart w:id="16" w:name="_Toc21440"/>
+      <w:bookmarkStart w:id="17" w:name="_Toc30053"/>
+      <w:r>
+        <w:rPr>
+          <w:rFonts w:hint="default" w:ascii="Times New Roman" w:hAnsi="Times New Roman" w:cs="Times New Roman"/>
+          <w:u w:val="single"/>
+          <w:lang w:val="en-US"/>
+        </w:rPr>
+        <w:t>My Reflection</w:t>
+      </w:r>
+      <w:bookmarkEnd w:id="14"/>
+      <w:bookmarkEnd w:id="15"/>
+      <w:bookmarkEnd w:id="16"/>
+      <w:bookmarkEnd w:id="17"/>
+    </w:p>
+    <w:p>
+      <w:pPr>
+        <w:spacing w:line="480" w:lineRule="auto"/>
+        <w:rPr>
+          <w:rFonts w:hint="default" w:ascii="Times New Roman" w:hAnsi="Times New Roman" w:cs="Times New Roman"/>
+          <w:sz w:val="24"/>
+          <w:szCs w:val="24"/>
+          <w:lang w:val="en-US"/>
+        </w:rPr>
+      </w:pPr>
+      <w:r>
+        <w:rPr>
+          <w:rFonts w:hint="default" w:ascii="Times New Roman" w:hAnsi="Times New Roman" w:cs="Times New Roman"/>
+          <w:sz w:val="24"/>
+          <w:szCs w:val="24"/>
+          <w:lang w:val="en-US"/>
+        </w:rPr>
+        <w:t>Week 1 established the Smart Queue System's local development environment. I installed</w:t>
+      </w:r>
+      <w:r>
+        <w:rPr>
+          <w:rFonts w:hint="default" w:ascii="Times New Roman" w:hAnsi="Times New Roman" w:cs="Times New Roman"/>
+          <w:b/>
+          <w:bCs/>
+          <w:sz w:val="24"/>
+          <w:szCs w:val="24"/>
+          <w:lang w:val="en-US"/>
+        </w:rPr>
+        <w:t xml:space="preserve"> XAMPP 8.2 with Apache, PHP 8.2, and MySQL 8.0</w:t>
+      </w:r>
+      <w:r>
+        <w:rPr>
+          <w:rFonts w:hint="default" w:ascii="Times New Roman" w:hAnsi="Times New Roman" w:cs="Times New Roman"/>
+          <w:sz w:val="24"/>
+          <w:szCs w:val="24"/>
+          <w:lang w:val="en-US"/>
+        </w:rPr>
+        <w:t xml:space="preserve"> to a custom directory</w:t>
+      </w:r>
+      <w:r>
+        <w:rPr>
+          <w:rFonts w:hint="default" w:ascii="Times New Roman" w:hAnsi="Times New Roman" w:cs="Times New Roman"/>
+          <w:b/>
+          <w:bCs/>
+          <w:sz w:val="24"/>
+          <w:szCs w:val="24"/>
+          <w:lang w:val="en-US"/>
+        </w:rPr>
+        <w:t xml:space="preserve"> (C:\Web\htdocs\xampp)</w:t>
+      </w:r>
+      <w:r>
+        <w:rPr>
+          <w:rFonts w:hint="default" w:ascii="Times New Roman" w:hAnsi="Times New Roman" w:cs="Times New Roman"/>
+          <w:sz w:val="24"/>
+          <w:szCs w:val="24"/>
+          <w:lang w:val="en-US"/>
+        </w:rPr>
+        <w:t xml:space="preserve">. Fig 1.1 shows the 3.7GB installation. I created a </w:t>
+      </w:r>
+      <w:r>
+        <w:rPr>
+          <w:rFonts w:hint="default" w:ascii="Times New Roman" w:hAnsi="Times New Roman" w:cs="Times New Roman"/>
+          <w:b/>
+          <w:bCs/>
+          <w:sz w:val="24"/>
+          <w:szCs w:val="24"/>
+          <w:lang w:val="en-US"/>
+        </w:rPr>
+        <w:t xml:space="preserve">db_check.php </w:t>
+      </w:r>
+      <w:r>
+        <w:rPr>
+          <w:rFonts w:hint="default" w:ascii="Times New Roman" w:hAnsi="Times New Roman" w:cs="Times New Roman"/>
+          <w:sz w:val="24"/>
+          <w:szCs w:val="24"/>
+          <w:lang w:val="en-US"/>
+        </w:rPr>
+        <w:t xml:space="preserve">script that successfully connected to the </w:t>
+      </w:r>
+      <w:r>
+        <w:rPr>
+          <w:rFonts w:hint="default" w:ascii="Times New Roman" w:hAnsi="Times New Roman" w:cs="Times New Roman"/>
+          <w:b/>
+          <w:bCs/>
+          <w:sz w:val="24"/>
+          <w:szCs w:val="24"/>
+          <w:lang w:val="en-US"/>
+        </w:rPr>
+        <w:t xml:space="preserve">smart_queue </w:t>
+      </w:r>
+      <w:r>
+        <w:rPr>
+          <w:rFonts w:hint="default" w:ascii="Times New Roman" w:hAnsi="Times New Roman" w:cs="Times New Roman"/>
+          <w:sz w:val="24"/>
+          <w:szCs w:val="24"/>
+          <w:lang w:val="en-US"/>
+        </w:rPr>
+        <w:t>database, returning {"success":true} (Fig1. 6). This proved PHP-MySQL integration works. I learned that PHP acts as middleware between HTTP requests and database queries. The challenge was understanding</w:t>
+      </w:r>
+      <w:r>
+        <w:rPr>
+          <w:rFonts w:hint="default" w:ascii="Times New Roman" w:hAnsi="Times New Roman" w:cs="Times New Roman"/>
+          <w:b/>
+          <w:bCs/>
+          <w:sz w:val="24"/>
+          <w:szCs w:val="24"/>
+          <w:lang w:val="en-US"/>
+        </w:rPr>
+        <w:t xml:space="preserve"> mysqli_connect() syntax</w:t>
+      </w:r>
+      <w:r>
+        <w:rPr>
+          <w:rFonts w:hint="default" w:ascii="Times New Roman" w:hAnsi="Times New Roman" w:cs="Times New Roman"/>
+          <w:sz w:val="24"/>
+          <w:szCs w:val="24"/>
+          <w:lang w:val="en-US"/>
+        </w:rPr>
+        <w:t>, which I resolved by first understanding the file path of my XAMMP and my project and I kept them in the same location as my XAMMP. Apache's port 80 and MySQL's port 3306 are now configured for the Smart Queue system..</w:t>
+      </w:r>
+    </w:p>
+    <w:p>
+      <w:pPr>
+        <w:spacing w:line="480" w:lineRule="auto"/>
+        <w:rPr>
+          <w:rFonts w:hint="default" w:ascii="Times New Roman" w:hAnsi="Times New Roman" w:cs="Times New Roman"/>
+          <w:sz w:val="24"/>
+          <w:szCs w:val="24"/>
+          <w:lang w:val="en-US"/>
+        </w:rPr>
+      </w:pPr>
+    </w:p>
+    <w:p>
+      <w:pPr>
+        <w:pStyle w:val="2"/>
+        <w:bidi w:val="0"/>
+        <w:rPr>
+          <w:rFonts w:hint="default" w:ascii="Times New Roman" w:hAnsi="Times New Roman" w:cs="Times New Roman"/>
+          <w:u w:val="single"/>
+          <w:lang w:val="en-US"/>
+        </w:rPr>
+      </w:pPr>
+      <w:bookmarkStart w:id="18" w:name="_Toc25906"/>
+      <w:bookmarkStart w:id="19" w:name="_Toc28106"/>
+      <w:bookmarkStart w:id="20" w:name="_Toc11559"/>
+      <w:bookmarkStart w:id="21" w:name="_Toc6849"/>
+      <w:r>
+        <w:rPr>
+          <w:rFonts w:hint="default" w:ascii="Times New Roman" w:hAnsi="Times New Roman" w:cs="Times New Roman"/>
+          <w:u w:val="single"/>
+          <w:lang w:val="en-US"/>
+        </w:rPr>
+        <w:t>WEEK 2:WIREFRAMES AND GUI DESIGN</w:t>
+      </w:r>
+      <w:bookmarkEnd w:id="18"/>
+      <w:bookmarkEnd w:id="19"/>
+      <w:bookmarkEnd w:id="20"/>
+      <w:bookmarkEnd w:id="21"/>
+    </w:p>
+    <w:p>
+      <w:pPr>
         <w:pStyle w:val="3"/>
         <w:bidi w:val="0"/>
         <w:rPr>
-          <w:rFonts w:hint="default"/>
+          <w:rFonts w:hint="default" w:ascii="Times New Roman" w:hAnsi="Times New Roman" w:cs="Times New Roman"/>
           <w:u w:val="single"/>
           <w:lang w:val="en-US"/>
         </w:rPr>
       </w:pPr>
-      <w:bookmarkStart w:id="7" w:name="_Toc24671"/>
-      <w:bookmarkStart w:id="8" w:name="_Toc21440"/>
-      <w:bookmarkStart w:id="9" w:name="_Toc13535"/>
+      <w:bookmarkStart w:id="22" w:name="_Toc29229"/>
+      <w:bookmarkStart w:id="23" w:name="_Toc28516"/>
+      <w:bookmarkStart w:id="24" w:name="_Toc27252"/>
+      <w:bookmarkStart w:id="25" w:name="_Toc11562"/>
       <w:r>
         <w:rPr>
           <w:rFonts w:hint="default" w:ascii="Times New Roman" w:hAnsi="Times New Roman" w:cs="Times New Roman"/>
           <w:u w:val="single"/>
           <w:lang w:val="en-US"/>
         </w:rPr>
-        <w:t>My Reflection</w:t>
-      </w:r>
-      <w:bookmarkEnd w:id="7"/>
-      <w:bookmarkEnd w:id="8"/>
-      <w:bookmarkEnd w:id="9"/>
-    </w:p>
-    <w:p>
-      <w:pPr>
-        <w:spacing w:line="480" w:lineRule="auto"/>
-        <w:rPr>
-          <w:rFonts w:hint="default" w:ascii="Times New Roman" w:hAnsi="Times New Roman" w:cs="Times New Roman"/>
-          <w:sz w:val="24"/>
-          <w:szCs w:val="24"/>
-          <w:lang w:val="en-US"/>
-        </w:rPr>
-      </w:pPr>
-      <w:r>
-        <w:rPr>
-          <w:rFonts w:hint="default" w:ascii="Times New Roman" w:hAnsi="Times New Roman" w:cs="Times New Roman"/>
-          <w:sz w:val="24"/>
-          <w:szCs w:val="24"/>
-          <w:lang w:val="en-US"/>
-        </w:rPr>
-        <w:t>Week 1 established the Smart Queue System's local development environment. I installed</w:t>
-      </w:r>
-      <w:r>
-        <w:rPr>
-          <w:rFonts w:hint="default" w:ascii="Times New Roman" w:hAnsi="Times New Roman" w:cs="Times New Roman"/>
-          <w:b/>
-          <w:bCs/>
-          <w:sz w:val="24"/>
-          <w:szCs w:val="24"/>
-          <w:lang w:val="en-US"/>
-        </w:rPr>
-        <w:t xml:space="preserve"> XAMPP 8.2 with Apache, PHP 8.2, and MySQL 8.0</w:t>
-      </w:r>
-      <w:r>
-        <w:rPr>
-          <w:rFonts w:hint="default" w:ascii="Times New Roman" w:hAnsi="Times New Roman" w:cs="Times New Roman"/>
-          <w:sz w:val="24"/>
-          <w:szCs w:val="24"/>
-          <w:lang w:val="en-US"/>
-        </w:rPr>
-        <w:t xml:space="preserve"> to a custom directory</w:t>
-      </w:r>
-      <w:r>
-        <w:rPr>
-          <w:rFonts w:hint="default" w:ascii="Times New Roman" w:hAnsi="Times New Roman" w:cs="Times New Roman"/>
-          <w:b/>
-          <w:bCs/>
-          <w:sz w:val="24"/>
-          <w:szCs w:val="24"/>
-          <w:lang w:val="en-US"/>
-        </w:rPr>
-        <w:t xml:space="preserve"> (C:\Web\htdocs\xampp)</w:t>
-      </w:r>
-      <w:r>
-        <w:rPr>
-          <w:rFonts w:hint="default" w:ascii="Times New Roman" w:hAnsi="Times New Roman" w:cs="Times New Roman"/>
-          <w:sz w:val="24"/>
-          <w:szCs w:val="24"/>
-          <w:lang w:val="en-US"/>
-        </w:rPr>
-        <w:t xml:space="preserve">. Fig 1.1 shows the 3.7GB installation. I created a </w:t>
-      </w:r>
-      <w:r>
-        <w:rPr>
-          <w:rFonts w:hint="default" w:ascii="Times New Roman" w:hAnsi="Times New Roman" w:cs="Times New Roman"/>
-          <w:b/>
-          <w:bCs/>
-          <w:sz w:val="24"/>
-          <w:szCs w:val="24"/>
-          <w:lang w:val="en-US"/>
-        </w:rPr>
-        <w:t xml:space="preserve">db_check.php </w:t>
-      </w:r>
-      <w:r>
-        <w:rPr>
-          <w:rFonts w:hint="default" w:ascii="Times New Roman" w:hAnsi="Times New Roman" w:cs="Times New Roman"/>
-          <w:sz w:val="24"/>
-          <w:szCs w:val="24"/>
-          <w:lang w:val="en-US"/>
-        </w:rPr>
-        <w:t xml:space="preserve">script that successfully connected to the </w:t>
-      </w:r>
-      <w:r>
-        <w:rPr>
-          <w:rFonts w:hint="default" w:ascii="Times New Roman" w:hAnsi="Times New Roman" w:cs="Times New Roman"/>
-          <w:b/>
-          <w:bCs/>
-          <w:sz w:val="24"/>
-          <w:szCs w:val="24"/>
-          <w:lang w:val="en-US"/>
-        </w:rPr>
-        <w:t xml:space="preserve">smart_queue </w:t>
-      </w:r>
-      <w:r>
-        <w:rPr>
-          <w:rFonts w:hint="default" w:ascii="Times New Roman" w:hAnsi="Times New Roman" w:cs="Times New Roman"/>
-          <w:sz w:val="24"/>
-          <w:szCs w:val="24"/>
-          <w:lang w:val="en-US"/>
-        </w:rPr>
-        <w:t>database, returning {"success":true} (Fig1. 6). This proved PHP-MySQL integration works. I learned that PHP acts as middleware between HTTP requests and database queries. The challenge was understanding</w:t>
-      </w:r>
-      <w:r>
-        <w:rPr>
-          <w:rFonts w:hint="default" w:ascii="Times New Roman" w:hAnsi="Times New Roman" w:cs="Times New Roman"/>
-          <w:b/>
-          <w:bCs/>
-          <w:sz w:val="24"/>
-          <w:szCs w:val="24"/>
-          <w:lang w:val="en-US"/>
-        </w:rPr>
-        <w:t xml:space="preserve"> mysqli_connect() syntax</w:t>
-      </w:r>
-      <w:r>
-        <w:rPr>
-          <w:rFonts w:hint="default" w:ascii="Times New Roman" w:hAnsi="Times New Roman" w:cs="Times New Roman"/>
-          <w:sz w:val="24"/>
-          <w:szCs w:val="24"/>
-          <w:lang w:val="en-US"/>
-        </w:rPr>
-        <w:t>, which I resolved by first understanding the file path of my XAMMP and my project and I kept them in the same location as my XAMMP. Apache's port 80 and MySQL's port 3306 are now configured for the Smart Queue system..</w:t>
-      </w:r>
-    </w:p>
-    <w:p>
-      <w:pPr>
-        <w:spacing w:line="480" w:lineRule="auto"/>
-        <w:rPr>
-          <w:rFonts w:hint="default" w:ascii="Times New Roman" w:hAnsi="Times New Roman" w:cs="Times New Roman"/>
-          <w:sz w:val="24"/>
-          <w:szCs w:val="24"/>
-          <w:lang w:val="en-US"/>
-        </w:rPr>
-      </w:pPr>
-    </w:p>
-    <w:p>
-      <w:pPr>
-        <w:pStyle w:val="2"/>
+        <w:t>User Interface planning and system design</w:t>
+      </w:r>
+      <w:bookmarkEnd w:id="22"/>
+      <w:bookmarkEnd w:id="23"/>
+      <w:bookmarkEnd w:id="24"/>
+      <w:bookmarkEnd w:id="25"/>
+    </w:p>
+    <w:p>
+      <w:pPr>
+        <w:pStyle w:val="4"/>
         <w:bidi w:val="0"/>
         <w:rPr>
           <w:rFonts w:hint="default" w:ascii="Times New Roman" w:hAnsi="Times New Roman" w:cs="Times New Roman"/>
@@ -1632,75 +5274,16 @@
           <w:lang w:val="en-US"/>
         </w:rPr>
       </w:pPr>
-      <w:bookmarkStart w:id="10" w:name="_Toc28106"/>
-      <w:bookmarkStart w:id="11" w:name="_Toc11559"/>
-      <w:bookmarkStart w:id="12" w:name="_Toc25906"/>
+      <w:bookmarkStart w:id="26" w:name="_Toc23529"/>
       <w:r>
         <w:rPr>
           <w:rFonts w:hint="default" w:ascii="Times New Roman" w:hAnsi="Times New Roman" w:cs="Times New Roman"/>
           <w:u w:val="single"/>
           <w:lang w:val="en-US"/>
         </w:rPr>
-        <w:t>WEEK 2:WIREFRAMES AND GUI DESIGN</w:t>
-      </w:r>
-      <w:bookmarkEnd w:id="10"/>
-      <w:bookmarkEnd w:id="11"/>
-      <w:bookmarkEnd w:id="12"/>
-    </w:p>
-    <w:p>
-      <w:pPr>
-        <w:pStyle w:val="3"/>
-        <w:bidi w:val="0"/>
-        <w:rPr>
-          <w:rFonts w:hint="default" w:ascii="Times New Roman" w:hAnsi="Times New Roman" w:cs="Times New Roman"/>
-          <w:u w:val="single"/>
-          <w:lang w:val="en-US"/>
-        </w:rPr>
-      </w:pPr>
-      <w:bookmarkStart w:id="13" w:name="_Toc29229"/>
-      <w:bookmarkStart w:id="14" w:name="_Toc27252"/>
-      <w:bookmarkStart w:id="15" w:name="_Toc28516"/>
-      <w:r>
-        <w:rPr>
-          <w:rFonts w:hint="default" w:ascii="Times New Roman" w:hAnsi="Times New Roman" w:cs="Times New Roman"/>
-          <w:u w:val="single"/>
-          <w:lang w:val="en-US"/>
-        </w:rPr>
-        <w:t>User Interface planning and system design</w:t>
-      </w:r>
-      <w:bookmarkEnd w:id="13"/>
-      <w:bookmarkEnd w:id="14"/>
-      <w:bookmarkEnd w:id="15"/>
-    </w:p>
-    <w:p>
-      <w:pPr>
-        <w:rPr>
-          <w:rFonts w:hint="default" w:ascii="Times New Roman" w:hAnsi="Times New Roman" w:cs="Times New Roman"/>
-          <w:sz w:val="24"/>
-          <w:szCs w:val="24"/>
-          <w:u w:val="single"/>
-          <w:lang w:val="en-US"/>
-        </w:rPr>
-      </w:pPr>
-      <w:r>
-        <w:rPr>
-          <w:rFonts w:hint="default" w:ascii="Times New Roman" w:hAnsi="Times New Roman" w:cs="Times New Roman"/>
-          <w:sz w:val="24"/>
-          <w:szCs w:val="24"/>
-          <w:lang w:val="en-US"/>
-        </w:rPr>
-        <w:t>1.</w:t>
-      </w:r>
-      <w:r>
-        <w:rPr>
-          <w:rFonts w:hint="default" w:ascii="Times New Roman" w:hAnsi="Times New Roman" w:cs="Times New Roman"/>
-          <w:sz w:val="24"/>
-          <w:szCs w:val="24"/>
-          <w:u w:val="single"/>
-          <w:lang w:val="en-US"/>
-        </w:rPr>
-        <w:t>Hand drawn wireframe</w:t>
-      </w:r>
+        <w:t>1.Hand drawn wireframe</w:t>
+      </w:r>
+      <w:bookmarkEnd w:id="26"/>
     </w:p>
     <w:p>
       <w:pPr>
@@ -1869,13 +5452,22 @@
       </w:pPr>
       <w:r>
         <w:rPr>
-          <w:rFonts w:hint="default" w:ascii="Times New Roman" w:hAnsi="Times New Roman" w:cs="Times New Roman"/>
-          <w:sz w:val="24"/>
-          <w:szCs w:val="24"/>
+          <w:rStyle w:val="18"/>
+          <w:rFonts w:hint="default" w:ascii="Times New Roman" w:hAnsi="Times New Roman" w:cs="Times New Roman"/>
           <w:u w:val="single"/>
           <w:lang w:val="en-US"/>
         </w:rPr>
-        <w:t>2.Dashboard layout design(admin)</w:t>
+        <w:t xml:space="preserve">2.Dashboard layout </w:t>
+      </w:r>
+      <w:r>
+        <w:rPr>
+          <w:rFonts w:hint="default" w:ascii="Times New Roman" w:hAnsi="Times New Roman" w:cs="Times New Roman"/>
+          <w:sz w:val="24"/>
+          <w:szCs w:val="24"/>
+          <w:u w:val="single"/>
+          <w:lang w:val="en-US"/>
+        </w:rPr>
+        <w:t>design(admin)</w:t>
       </w:r>
       <w:r>
         <w:rPr>
@@ -2021,30 +5613,28 @@
     </w:p>
     <w:p>
       <w:pPr>
+        <w:pStyle w:val="4"/>
         <w:numPr>
           <w:ilvl w:val="0"/>
           <w:numId w:val="1"/>
         </w:numPr>
-        <w:spacing w:line="480" w:lineRule="auto"/>
-        <w:ind w:left="0" w:leftChars="0" w:firstLine="0" w:firstLineChars="0"/>
-        <w:rPr>
-          <w:rFonts w:hint="default" w:ascii="Times New Roman" w:hAnsi="Times New Roman" w:cs="Times New Roman"/>
-          <w:sz w:val="24"/>
-          <w:szCs w:val="24"/>
+        <w:bidi w:val="0"/>
+        <w:rPr>
+          <w:rFonts w:hint="default" w:ascii="Times New Roman" w:hAnsi="Times New Roman" w:cs="Times New Roman"/>
           <w:u w:val="single"/>
           <w:lang w:val="en-US"/>
         </w:rPr>
       </w:pPr>
-      <w:r>
-        <w:rPr>
-          <w:rFonts w:hint="default" w:ascii="Times New Roman" w:hAnsi="Times New Roman" w:cs="Times New Roman"/>
-          <w:sz w:val="24"/>
-          <w:szCs w:val="24"/>
+      <w:bookmarkStart w:id="27" w:name="_Toc5485"/>
+      <w:r>
+        <w:rPr>
+          <w:rFonts w:hint="default" w:ascii="Times New Roman" w:hAnsi="Times New Roman" w:cs="Times New Roman"/>
           <w:u w:val="single"/>
           <w:lang w:val="en-US"/>
         </w:rPr>
         <w:t>Mobile view design(patient)</w:t>
       </w:r>
+      <w:bookmarkEnd w:id="27"/>
     </w:p>
     <w:p>
       <w:pPr>
@@ -2170,30 +5760,28 @@
     </w:p>
     <w:p>
       <w:pPr>
+        <w:pStyle w:val="4"/>
         <w:numPr>
           <w:ilvl w:val="0"/>
           <w:numId w:val="1"/>
         </w:numPr>
-        <w:spacing w:line="480" w:lineRule="auto"/>
-        <w:ind w:left="0" w:leftChars="0" w:firstLine="0" w:firstLineChars="0"/>
-        <w:rPr>
-          <w:rFonts w:hint="default" w:ascii="Times New Roman" w:hAnsi="Times New Roman" w:cs="Times New Roman"/>
-          <w:sz w:val="24"/>
-          <w:szCs w:val="24"/>
+        <w:bidi w:val="0"/>
+        <w:rPr>
+          <w:rFonts w:hint="default" w:ascii="Times New Roman" w:hAnsi="Times New Roman" w:cs="Times New Roman"/>
           <w:u w:val="single"/>
           <w:lang w:val="en-US"/>
         </w:rPr>
       </w:pPr>
-      <w:r>
-        <w:rPr>
-          <w:rFonts w:hint="default" w:ascii="Times New Roman" w:hAnsi="Times New Roman" w:cs="Times New Roman"/>
-          <w:sz w:val="24"/>
-          <w:szCs w:val="24"/>
+      <w:bookmarkStart w:id="28" w:name="_Toc28812"/>
+      <w:r>
+        <w:rPr>
+          <w:rFonts w:hint="default" w:ascii="Times New Roman" w:hAnsi="Times New Roman" w:cs="Times New Roman"/>
           <w:u w:val="single"/>
           <w:lang w:val="en-US"/>
         </w:rPr>
         <w:t>Colour Theme and Navigation Structure</w:t>
       </w:r>
+      <w:bookmarkEnd w:id="28"/>
     </w:p>
     <w:p>
       <w:pPr>
@@ -2318,32 +5906,28 @@
     </w:p>
     <w:p>
       <w:pPr>
+        <w:pStyle w:val="4"/>
         <w:numPr>
           <w:ilvl w:val="0"/>
           <w:numId w:val="1"/>
         </w:numPr>
-        <w:spacing w:line="480" w:lineRule="auto"/>
-        <w:ind w:left="0" w:leftChars="0" w:firstLine="0" w:firstLineChars="0"/>
-        <w:rPr>
-          <w:rFonts w:hint="default" w:ascii="Times New Roman" w:hAnsi="Times New Roman" w:cs="Times New Roman"/>
-          <w:b/>
-          <w:bCs/>
-          <w:sz w:val="24"/>
-          <w:szCs w:val="24"/>
-          <w:u w:val="none"/>
-          <w:lang w:val="en-US"/>
-        </w:rPr>
-      </w:pPr>
-      <w:r>
-        <w:rPr>
-          <w:rFonts w:hint="default" w:ascii="Times New Roman" w:hAnsi="Times New Roman" w:cs="Times New Roman"/>
-          <w:sz w:val="24"/>
-          <w:szCs w:val="24"/>
+        <w:bidi w:val="0"/>
+        <w:rPr>
+          <w:rFonts w:hint="default" w:ascii="Times New Roman" w:hAnsi="Times New Roman" w:cs="Times New Roman"/>
           <w:u w:val="single"/>
           <w:lang w:val="en-US"/>
         </w:rPr>
+      </w:pPr>
+      <w:bookmarkStart w:id="29" w:name="_Toc32091"/>
+      <w:r>
+        <w:rPr>
+          <w:rFonts w:hint="default" w:ascii="Times New Roman" w:hAnsi="Times New Roman" w:cs="Times New Roman"/>
+          <w:u w:val="single"/>
+          <w:lang w:val="en-US"/>
+        </w:rPr>
         <w:t>GUI prototype</w:t>
       </w:r>
+      <w:bookmarkEnd w:id="29"/>
     </w:p>
     <w:p>
       <w:pPr>
@@ -2619,17 +6203,18 @@
     </w:p>
     <w:p>
       <w:pPr>
-        <w:pStyle w:val="3"/>
+        <w:pStyle w:val="4"/>
         <w:bidi w:val="0"/>
         <w:rPr>
-          <w:rFonts w:hint="default"/>
+          <w:rFonts w:hint="default" w:ascii="Times New Roman" w:hAnsi="Times New Roman" w:cs="Times New Roman"/>
           <w:u w:val="single"/>
           <w:lang w:val="en-US"/>
         </w:rPr>
       </w:pPr>
-      <w:bookmarkStart w:id="16" w:name="_Toc4592"/>
-      <w:bookmarkStart w:id="17" w:name="_Toc5114"/>
-      <w:bookmarkStart w:id="18" w:name="_Toc2653"/>
+      <w:bookmarkStart w:id="30" w:name="_Toc4592"/>
+      <w:bookmarkStart w:id="31" w:name="_Toc5114"/>
+      <w:bookmarkStart w:id="32" w:name="_Toc2653"/>
+      <w:bookmarkStart w:id="33" w:name="_Toc7383"/>
       <w:r>
         <w:rPr>
           <w:rFonts w:hint="default" w:ascii="Times New Roman" w:hAnsi="Times New Roman" w:cs="Times New Roman"/>
@@ -2638,9 +6223,10 @@
         </w:rPr>
         <w:t>My Reflection</w:t>
       </w:r>
-      <w:bookmarkEnd w:id="16"/>
-      <w:bookmarkEnd w:id="17"/>
-      <w:bookmarkEnd w:id="18"/>
+      <w:bookmarkEnd w:id="30"/>
+      <w:bookmarkEnd w:id="31"/>
+      <w:bookmarkEnd w:id="32"/>
+      <w:bookmarkEnd w:id="33"/>
     </w:p>
     <w:p>
       <w:pPr>
@@ -2771,9 +6357,10 @@
           <w:lang w:val="en-US"/>
         </w:rPr>
       </w:pPr>
-      <w:bookmarkStart w:id="19" w:name="_Toc24247"/>
-      <w:bookmarkStart w:id="20" w:name="_Toc24165"/>
-      <w:bookmarkStart w:id="21" w:name="_Toc15158"/>
+      <w:bookmarkStart w:id="34" w:name="_Toc15158"/>
+      <w:bookmarkStart w:id="35" w:name="_Toc24247"/>
+      <w:bookmarkStart w:id="36" w:name="_Toc24165"/>
+      <w:bookmarkStart w:id="37" w:name="_Toc19291"/>
       <w:r>
         <w:rPr>
           <w:rFonts w:hint="default" w:ascii="Times New Roman" w:hAnsi="Times New Roman" w:cs="Times New Roman"/>
@@ -2782,9 +6369,10 @@
         </w:rPr>
         <w:t>WEEK 3:JAVASCRIPT AND PHP BASICS</w:t>
       </w:r>
-      <w:bookmarkEnd w:id="19"/>
-      <w:bookmarkEnd w:id="20"/>
-      <w:bookmarkEnd w:id="21"/>
+      <w:bookmarkEnd w:id="34"/>
+      <w:bookmarkEnd w:id="35"/>
+      <w:bookmarkEnd w:id="36"/>
+      <w:bookmarkEnd w:id="37"/>
     </w:p>
     <w:p>
       <w:pPr>
@@ -2796,9 +6384,10 @@
           <w:lang w:val="en-US"/>
         </w:rPr>
       </w:pPr>
-      <w:bookmarkStart w:id="22" w:name="_Toc28381"/>
-      <w:bookmarkStart w:id="23" w:name="_Toc30449"/>
-      <w:bookmarkStart w:id="24" w:name="_Toc13883"/>
+      <w:bookmarkStart w:id="38" w:name="_Toc30449"/>
+      <w:bookmarkStart w:id="39" w:name="_Toc13883"/>
+      <w:bookmarkStart w:id="40" w:name="_Toc28381"/>
+      <w:bookmarkStart w:id="41" w:name="_Toc15574"/>
       <w:r>
         <w:rPr>
           <w:rFonts w:hint="default" w:ascii="Times New Roman" w:hAnsi="Times New Roman" w:cs="Times New Roman"/>
@@ -2807,34 +6396,35 @@
         </w:rPr>
         <w:t>Frontend interaction and backend foundations</w:t>
       </w:r>
-      <w:bookmarkEnd w:id="22"/>
-      <w:bookmarkEnd w:id="23"/>
-      <w:bookmarkEnd w:id="24"/>
-    </w:p>
-    <w:p>
-      <w:pPr>
+      <w:bookmarkEnd w:id="38"/>
+      <w:bookmarkEnd w:id="39"/>
+      <w:bookmarkEnd w:id="40"/>
+      <w:bookmarkEnd w:id="41"/>
+    </w:p>
+    <w:p>
+      <w:pPr>
+        <w:pStyle w:val="4"/>
         <w:numPr>
           <w:ilvl w:val="0"/>
           <w:numId w:val="3"/>
         </w:numPr>
-        <w:rPr>
-          <w:rFonts w:hint="default" w:ascii="Times New Roman" w:hAnsi="Times New Roman" w:cs="Times New Roman"/>
-          <w:sz w:val="24"/>
-          <w:szCs w:val="24"/>
+        <w:bidi w:val="0"/>
+        <w:rPr>
+          <w:rFonts w:hint="default" w:ascii="Times New Roman" w:hAnsi="Times New Roman" w:cs="Times New Roman"/>
           <w:u w:val="single"/>
           <w:lang w:val="en-US"/>
         </w:rPr>
       </w:pPr>
-      <w:r>
-        <w:rPr>
-          <w:rFonts w:hint="default" w:ascii="Times New Roman" w:hAnsi="Times New Roman" w:cs="Times New Roman"/>
-          <w:sz w:val="24"/>
-          <w:szCs w:val="24"/>
+      <w:bookmarkStart w:id="42" w:name="_Toc17791"/>
+      <w:r>
+        <w:rPr>
+          <w:rFonts w:hint="default" w:ascii="Times New Roman" w:hAnsi="Times New Roman" w:cs="Times New Roman"/>
           <w:u w:val="single"/>
           <w:lang w:val="en-US"/>
         </w:rPr>
-        <w:t>Javascript Form validation</w:t>
-      </w:r>
+        <w:t>Java-script Form validation</w:t>
+      </w:r>
+      <w:bookmarkEnd w:id="42"/>
     </w:p>
     <w:p>
       <w:pPr>
@@ -2962,33 +6552,28 @@
     </w:p>
     <w:p>
       <w:pPr>
+        <w:pStyle w:val="4"/>
         <w:numPr>
           <w:ilvl w:val="0"/>
           <w:numId w:val="3"/>
         </w:numPr>
-        <w:ind w:left="0" w:leftChars="0" w:firstLine="0" w:firstLineChars="0"/>
-        <w:rPr>
-          <w:rFonts w:hint="default" w:ascii="Times New Roman" w:hAnsi="Times New Roman" w:cs="Times New Roman"/>
-          <w:i w:val="0"/>
-          <w:iCs w:val="0"/>
-          <w:sz w:val="24"/>
-          <w:szCs w:val="24"/>
+        <w:bidi w:val="0"/>
+        <w:rPr>
+          <w:rFonts w:hint="default" w:ascii="Times New Roman" w:hAnsi="Times New Roman" w:cs="Times New Roman"/>
           <w:u w:val="single"/>
           <w:lang w:val="en-US"/>
         </w:rPr>
       </w:pPr>
-      <w:r>
-        <w:rPr>
-          <w:rFonts w:hint="default" w:ascii="Times New Roman" w:hAnsi="Times New Roman" w:cs="Times New Roman"/>
-          <w:i w:val="0"/>
-          <w:iCs w:val="0"/>
-          <w:sz w:val="24"/>
-          <w:szCs w:val="24"/>
+      <w:bookmarkStart w:id="43" w:name="_Toc22437"/>
+      <w:r>
+        <w:rPr>
+          <w:rFonts w:hint="default" w:ascii="Times New Roman" w:hAnsi="Times New Roman" w:cs="Times New Roman"/>
           <w:u w:val="single"/>
           <w:lang w:val="en-US"/>
         </w:rPr>
         <w:t>Password strength checker</w:t>
       </w:r>
+      <w:bookmarkEnd w:id="43"/>
     </w:p>
     <w:p>
       <w:pPr>
@@ -3172,33 +6757,28 @@
     </w:p>
     <w:p>
       <w:pPr>
+        <w:pStyle w:val="4"/>
         <w:numPr>
           <w:ilvl w:val="0"/>
           <w:numId w:val="3"/>
         </w:numPr>
-        <w:ind w:left="0" w:leftChars="0" w:firstLine="0" w:firstLineChars="0"/>
-        <w:rPr>
-          <w:rFonts w:hint="default" w:ascii="Times New Roman" w:hAnsi="Times New Roman" w:cs="Times New Roman"/>
-          <w:i w:val="0"/>
-          <w:iCs w:val="0"/>
-          <w:sz w:val="24"/>
-          <w:szCs w:val="24"/>
+        <w:bidi w:val="0"/>
+        <w:rPr>
+          <w:rFonts w:hint="default" w:ascii="Times New Roman" w:hAnsi="Times New Roman" w:cs="Times New Roman"/>
           <w:u w:val="single"/>
           <w:lang w:val="en-US"/>
         </w:rPr>
       </w:pPr>
-      <w:r>
-        <w:rPr>
-          <w:rFonts w:hint="default" w:ascii="Times New Roman" w:hAnsi="Times New Roman" w:cs="Times New Roman"/>
-          <w:i w:val="0"/>
-          <w:iCs w:val="0"/>
-          <w:sz w:val="24"/>
-          <w:szCs w:val="24"/>
+      <w:bookmarkStart w:id="44" w:name="_Toc4735"/>
+      <w:r>
+        <w:rPr>
+          <w:rFonts w:hint="default" w:ascii="Times New Roman" w:hAnsi="Times New Roman" w:cs="Times New Roman"/>
           <w:u w:val="single"/>
           <w:lang w:val="en-US"/>
         </w:rPr>
         <w:t>PHP syntax practice</w:t>
       </w:r>
+      <w:bookmarkEnd w:id="44"/>
     </w:p>
     <w:p>
       <w:pPr>
@@ -3334,51 +6914,28 @@
     </w:p>
     <w:p>
       <w:pPr>
+        <w:pStyle w:val="4"/>
         <w:numPr>
           <w:ilvl w:val="0"/>
           <w:numId w:val="3"/>
         </w:numPr>
-        <w:ind w:left="0" w:leftChars="0" w:firstLine="0" w:firstLineChars="0"/>
-        <w:rPr>
-          <w:rFonts w:hint="default" w:ascii="Times New Roman" w:hAnsi="Times New Roman" w:cs="Times New Roman"/>
-          <w:i w:val="0"/>
-          <w:iCs w:val="0"/>
-          <w:sz w:val="24"/>
-          <w:szCs w:val="24"/>
+        <w:bidi w:val="0"/>
+        <w:rPr>
+          <w:rFonts w:hint="default" w:ascii="Times New Roman" w:hAnsi="Times New Roman" w:cs="Times New Roman"/>
           <w:u w:val="single"/>
           <w:lang w:val="en-US"/>
         </w:rPr>
       </w:pPr>
-      <w:r>
-        <w:rPr>
-          <w:rFonts w:hint="default" w:ascii="Times New Roman" w:hAnsi="Times New Roman" w:cs="Times New Roman"/>
-          <w:i w:val="0"/>
-          <w:iCs w:val="0"/>
-          <w:sz w:val="24"/>
-          <w:szCs w:val="24"/>
+      <w:bookmarkStart w:id="45" w:name="_Toc27903"/>
+      <w:r>
+        <w:rPr>
+          <w:rFonts w:hint="default" w:ascii="Times New Roman" w:hAnsi="Times New Roman" w:cs="Times New Roman"/>
           <w:u w:val="single"/>
           <w:lang w:val="en-US"/>
         </w:rPr>
         <w:t>Database connection script</w:t>
       </w:r>
-    </w:p>
-    <w:p>
-      <w:pPr>
-        <w:numPr>
-          <w:ilvl w:val="0"/>
-          <w:numId w:val="0"/>
-        </w:numPr>
-        <w:ind w:leftChars="0"/>
-        <w:rPr>
-          <w:rFonts w:hint="default" w:ascii="Times New Roman" w:hAnsi="Times New Roman" w:cs="Times New Roman"/>
-          <w:i w:val="0"/>
-          <w:iCs w:val="0"/>
-          <w:sz w:val="24"/>
-          <w:szCs w:val="24"/>
-          <w:u w:val="single"/>
-          <w:lang w:val="en-US"/>
-        </w:rPr>
-      </w:pPr>
+      <w:bookmarkEnd w:id="45"/>
     </w:p>
     <w:p>
       <w:pPr>
@@ -3496,37 +7053,28 @@
     </w:p>
     <w:p>
       <w:pPr>
+        <w:pStyle w:val="4"/>
         <w:numPr>
           <w:ilvl w:val="0"/>
           <w:numId w:val="3"/>
         </w:numPr>
-        <w:ind w:left="0" w:leftChars="0" w:firstLine="0" w:firstLineChars="0"/>
-        <w:rPr>
-          <w:rFonts w:hint="default" w:ascii="Times New Roman" w:hAnsi="Times New Roman" w:cs="Times New Roman"/>
-          <w:b w:val="0"/>
-          <w:bCs w:val="0"/>
-          <w:i w:val="0"/>
-          <w:iCs w:val="0"/>
-          <w:sz w:val="24"/>
-          <w:szCs w:val="24"/>
+        <w:bidi w:val="0"/>
+        <w:rPr>
+          <w:rFonts w:hint="default" w:ascii="Times New Roman" w:hAnsi="Times New Roman" w:cs="Times New Roman"/>
           <w:u w:val="single"/>
           <w:lang w:val="en-US"/>
         </w:rPr>
       </w:pPr>
-      <w:r>
-        <w:rPr>
-          <w:rFonts w:hint="default" w:ascii="Times New Roman" w:hAnsi="Times New Roman" w:cs="Times New Roman"/>
-          <w:b w:val="0"/>
-          <w:bCs w:val="0"/>
-          <w:i w:val="0"/>
-          <w:iCs w:val="0"/>
-          <w:sz w:val="24"/>
-          <w:szCs w:val="24"/>
+      <w:bookmarkStart w:id="46" w:name="_Toc24451"/>
+      <w:r>
+        <w:rPr>
+          <w:rFonts w:hint="default" w:ascii="Times New Roman" w:hAnsi="Times New Roman" w:cs="Times New Roman"/>
           <w:u w:val="single"/>
           <w:lang w:val="en-US"/>
         </w:rPr>
         <w:t>Dynamic user input handling</w:t>
       </w:r>
+      <w:bookmarkEnd w:id="46"/>
     </w:p>
     <w:p>
       <w:pPr>
@@ -3654,17 +7202,18 @@
     </w:p>
     <w:p>
       <w:pPr>
-        <w:pStyle w:val="3"/>
+        <w:pStyle w:val="4"/>
         <w:bidi w:val="0"/>
         <w:rPr>
-          <w:rFonts w:hint="default"/>
+          <w:rFonts w:hint="default" w:ascii="Times New Roman" w:hAnsi="Times New Roman" w:cs="Times New Roman"/>
           <w:u w:val="single"/>
           <w:lang w:val="en-US"/>
         </w:rPr>
       </w:pPr>
-      <w:bookmarkStart w:id="25" w:name="_Toc10753"/>
-      <w:bookmarkStart w:id="26" w:name="_Toc9544"/>
-      <w:bookmarkStart w:id="27" w:name="_Toc7969"/>
+      <w:bookmarkStart w:id="47" w:name="_Toc9544"/>
+      <w:bookmarkStart w:id="48" w:name="_Toc7969"/>
+      <w:bookmarkStart w:id="49" w:name="_Toc10753"/>
+      <w:bookmarkStart w:id="50" w:name="_Toc22622"/>
       <w:r>
         <w:rPr>
           <w:rFonts w:hint="default" w:ascii="Times New Roman" w:hAnsi="Times New Roman" w:cs="Times New Roman"/>
@@ -3673,9 +7222,10 @@
         </w:rPr>
         <w:t>My Reflection</w:t>
       </w:r>
-      <w:bookmarkEnd w:id="25"/>
-      <w:bookmarkEnd w:id="26"/>
-      <w:bookmarkEnd w:id="27"/>
+      <w:bookmarkEnd w:id="47"/>
+      <w:bookmarkEnd w:id="48"/>
+      <w:bookmarkEnd w:id="49"/>
+      <w:bookmarkEnd w:id="50"/>
     </w:p>
     <w:p>
       <w:pPr>
@@ -3780,9 +7330,10 @@
           <w:lang w:val="en-US"/>
         </w:rPr>
       </w:pPr>
-      <w:bookmarkStart w:id="28" w:name="_Toc1385"/>
-      <w:bookmarkStart w:id="29" w:name="_Toc10724"/>
-      <w:bookmarkStart w:id="30" w:name="_Toc15418"/>
+      <w:bookmarkStart w:id="51" w:name="_Toc1385"/>
+      <w:bookmarkStart w:id="52" w:name="_Toc10724"/>
+      <w:bookmarkStart w:id="53" w:name="_Toc15418"/>
+      <w:bookmarkStart w:id="54" w:name="_Toc14663"/>
       <w:r>
         <w:rPr>
           <w:rFonts w:hint="default" w:ascii="Times New Roman" w:hAnsi="Times New Roman" w:cs="Times New Roman"/>
@@ -3793,9 +7344,10 @@
         </w:rPr>
         <w:t>WEEK 4: SERVER-SIDE COMPONENTS AND BACKEND DEVELOPMENT FOUNDATIONS</w:t>
       </w:r>
-      <w:bookmarkEnd w:id="28"/>
-      <w:bookmarkEnd w:id="29"/>
-      <w:bookmarkEnd w:id="30"/>
+      <w:bookmarkEnd w:id="51"/>
+      <w:bookmarkEnd w:id="52"/>
+      <w:bookmarkEnd w:id="53"/>
+      <w:bookmarkEnd w:id="54"/>
     </w:p>
     <w:p>
       <w:pPr>
@@ -3807,9 +7359,10 @@
           <w:lang w:val="en-US"/>
         </w:rPr>
       </w:pPr>
-      <w:bookmarkStart w:id="31" w:name="_Toc25018"/>
-      <w:bookmarkStart w:id="32" w:name="_Toc18036"/>
-      <w:bookmarkStart w:id="33" w:name="_Toc10446"/>
+      <w:bookmarkStart w:id="55" w:name="_Toc25018"/>
+      <w:bookmarkStart w:id="56" w:name="_Toc18036"/>
+      <w:bookmarkStart w:id="57" w:name="_Toc10446"/>
+      <w:bookmarkStart w:id="58" w:name="_Toc15886"/>
       <w:r>
         <w:rPr>
           <w:rFonts w:hint="default" w:ascii="Times New Roman" w:hAnsi="Times New Roman" w:cs="Times New Roman"/>
@@ -3818,34 +7371,35 @@
         </w:rPr>
         <w:t>Dynamic Backend processing and real user interaction systems</w:t>
       </w:r>
-      <w:bookmarkEnd w:id="31"/>
-      <w:bookmarkEnd w:id="32"/>
-      <w:bookmarkEnd w:id="33"/>
-    </w:p>
-    <w:p>
-      <w:pPr>
+      <w:bookmarkEnd w:id="55"/>
+      <w:bookmarkEnd w:id="56"/>
+      <w:bookmarkEnd w:id="57"/>
+      <w:bookmarkEnd w:id="58"/>
+    </w:p>
+    <w:p>
+      <w:pPr>
+        <w:pStyle w:val="4"/>
         <w:numPr>
           <w:ilvl w:val="0"/>
           <w:numId w:val="4"/>
         </w:numPr>
-        <w:rPr>
-          <w:rFonts w:hint="default" w:ascii="Times New Roman" w:hAnsi="Times New Roman" w:cs="Times New Roman"/>
-          <w:sz w:val="24"/>
-          <w:szCs w:val="24"/>
+        <w:bidi w:val="0"/>
+        <w:rPr>
+          <w:rFonts w:hint="default" w:ascii="Times New Roman" w:hAnsi="Times New Roman" w:cs="Times New Roman"/>
           <w:u w:val="single"/>
           <w:lang w:val="en-US"/>
         </w:rPr>
       </w:pPr>
-      <w:r>
-        <w:rPr>
-          <w:rFonts w:hint="default" w:ascii="Times New Roman" w:hAnsi="Times New Roman" w:cs="Times New Roman"/>
-          <w:sz w:val="24"/>
-          <w:szCs w:val="24"/>
+      <w:bookmarkStart w:id="59" w:name="_Toc23395"/>
+      <w:r>
+        <w:rPr>
+          <w:rFonts w:hint="default" w:ascii="Times New Roman" w:hAnsi="Times New Roman" w:cs="Times New Roman"/>
           <w:u w:val="single"/>
           <w:lang w:val="en-US"/>
         </w:rPr>
         <w:t>Login Form Interface (Admin)</w:t>
       </w:r>
+      <w:bookmarkEnd w:id="59"/>
     </w:p>
     <w:p>
       <w:pPr>
@@ -3969,29 +7523,28 @@
     </w:p>
     <w:p>
       <w:pPr>
+        <w:pStyle w:val="4"/>
         <w:numPr>
           <w:ilvl w:val="0"/>
           <w:numId w:val="4"/>
         </w:numPr>
-        <w:ind w:left="0" w:leftChars="0" w:firstLine="0" w:firstLineChars="0"/>
-        <w:rPr>
-          <w:rFonts w:hint="default" w:ascii="Times New Roman" w:hAnsi="Times New Roman" w:cs="Times New Roman"/>
-          <w:sz w:val="24"/>
-          <w:szCs w:val="24"/>
+        <w:bidi w:val="0"/>
+        <w:rPr>
+          <w:rFonts w:hint="default" w:ascii="Times New Roman" w:hAnsi="Times New Roman" w:cs="Times New Roman"/>
           <w:u w:val="single"/>
           <w:lang w:val="en-US"/>
         </w:rPr>
       </w:pPr>
-      <w:r>
-        <w:rPr>
-          <w:rFonts w:hint="default" w:ascii="Times New Roman" w:hAnsi="Times New Roman" w:cs="Times New Roman"/>
-          <w:sz w:val="24"/>
-          <w:szCs w:val="24"/>
+      <w:bookmarkStart w:id="60" w:name="_Toc23005"/>
+      <w:r>
+        <w:rPr>
+          <w:rFonts w:hint="default" w:ascii="Times New Roman" w:hAnsi="Times New Roman" w:cs="Times New Roman"/>
           <w:u w:val="single"/>
           <w:lang w:val="en-US"/>
         </w:rPr>
         <w:t>Form Validation Screenshots</w:t>
       </w:r>
+      <w:bookmarkEnd w:id="60"/>
     </w:p>
     <w:p>
       <w:pPr>
@@ -4118,28 +7671,35 @@
     </w:p>
     <w:p>
       <w:pPr>
+        <w:pStyle w:val="4"/>
         <w:numPr>
           <w:ilvl w:val="0"/>
           <w:numId w:val="4"/>
         </w:numPr>
-        <w:ind w:left="0" w:leftChars="0" w:firstLine="0" w:firstLineChars="0"/>
-        <w:rPr>
-          <w:rFonts w:hint="default" w:ascii="Times New Roman" w:hAnsi="Times New Roman" w:cs="Times New Roman"/>
-          <w:sz w:val="24"/>
-          <w:szCs w:val="24"/>
+        <w:bidi w:val="0"/>
+        <w:rPr>
+          <w:rFonts w:hint="default" w:ascii="Times New Roman" w:hAnsi="Times New Roman" w:cs="Times New Roman"/>
           <w:u w:val="single"/>
           <w:lang w:val="en-US"/>
         </w:rPr>
       </w:pPr>
-      <w:r>
-        <w:rPr>
-          <w:rFonts w:hint="default" w:ascii="Times New Roman" w:hAnsi="Times New Roman" w:cs="Times New Roman"/>
-          <w:sz w:val="24"/>
-          <w:szCs w:val="24"/>
+      <w:bookmarkStart w:id="61" w:name="_Toc3763"/>
+      <w:r>
+        <w:rPr>
+          <w:rFonts w:hint="default" w:ascii="Times New Roman" w:hAnsi="Times New Roman" w:cs="Times New Roman"/>
           <w:u w:val="single"/>
           <w:lang w:val="en-US"/>
         </w:rPr>
-        <w:t xml:space="preserve">PHP processing </w:t>
+        <w:t>PHP processing</w:t>
+      </w:r>
+      <w:bookmarkEnd w:id="61"/>
+      <w:r>
+        <w:rPr>
+          <w:rFonts w:hint="default" w:ascii="Times New Roman" w:hAnsi="Times New Roman" w:cs="Times New Roman"/>
+          <w:u w:val="single"/>
+          <w:lang w:val="en-US"/>
+        </w:rPr>
+        <w:t xml:space="preserve"> </w:t>
       </w:r>
     </w:p>
     <w:p>
@@ -4887,29 +8447,28 @@
     </w:p>
     <w:p>
       <w:pPr>
+        <w:pStyle w:val="4"/>
         <w:numPr>
           <w:ilvl w:val="0"/>
           <w:numId w:val="4"/>
         </w:numPr>
-        <w:ind w:left="0" w:leftChars="0" w:firstLine="0" w:firstLineChars="0"/>
-        <w:rPr>
-          <w:rFonts w:hint="default" w:ascii="Times New Roman" w:hAnsi="Times New Roman" w:cs="Times New Roman"/>
-          <w:sz w:val="24"/>
-          <w:szCs w:val="24"/>
+        <w:bidi w:val="0"/>
+        <w:rPr>
+          <w:rFonts w:hint="default" w:ascii="Times New Roman" w:hAnsi="Times New Roman" w:cs="Times New Roman"/>
           <w:u w:val="single"/>
           <w:lang w:val="en-US"/>
         </w:rPr>
       </w:pPr>
-      <w:r>
-        <w:rPr>
-          <w:rFonts w:hint="default" w:ascii="Times New Roman" w:hAnsi="Times New Roman" w:cs="Times New Roman"/>
-          <w:sz w:val="24"/>
-          <w:szCs w:val="24"/>
+      <w:bookmarkStart w:id="62" w:name="_Toc1106"/>
+      <w:r>
+        <w:rPr>
+          <w:rFonts w:hint="default" w:ascii="Times New Roman" w:hAnsi="Times New Roman" w:cs="Times New Roman"/>
           <w:u w:val="single"/>
           <w:lang w:val="en-US"/>
         </w:rPr>
         <w:t>Folder structure</w:t>
       </w:r>
+      <w:bookmarkEnd w:id="62"/>
     </w:p>
     <w:p>
       <w:pPr>
@@ -5021,28 +8580,35 @@
     </w:p>
     <w:p>
       <w:pPr>
+        <w:pStyle w:val="4"/>
         <w:numPr>
           <w:ilvl w:val="0"/>
           <w:numId w:val="4"/>
         </w:numPr>
-        <w:ind w:left="0" w:leftChars="0" w:firstLine="0" w:firstLineChars="0"/>
-        <w:rPr>
-          <w:rFonts w:hint="default" w:ascii="Times New Roman" w:hAnsi="Times New Roman" w:cs="Times New Roman"/>
-          <w:sz w:val="24"/>
-          <w:szCs w:val="24"/>
+        <w:bidi w:val="0"/>
+        <w:rPr>
+          <w:rFonts w:hint="default" w:ascii="Times New Roman" w:hAnsi="Times New Roman" w:cs="Times New Roman"/>
           <w:u w:val="single"/>
           <w:lang w:val="en-US"/>
         </w:rPr>
       </w:pPr>
-      <w:r>
-        <w:rPr>
-          <w:rFonts w:hint="default" w:ascii="Times New Roman" w:hAnsi="Times New Roman" w:cs="Times New Roman"/>
-          <w:sz w:val="24"/>
-          <w:szCs w:val="24"/>
+      <w:bookmarkStart w:id="63" w:name="_Toc14399"/>
+      <w:r>
+        <w:rPr>
+          <w:rFonts w:hint="default" w:ascii="Times New Roman" w:hAnsi="Times New Roman" w:cs="Times New Roman"/>
           <w:u w:val="single"/>
           <w:lang w:val="en-US"/>
         </w:rPr>
-        <w:t xml:space="preserve">Database connection </w:t>
+        <w:t>Database connection</w:t>
+      </w:r>
+      <w:bookmarkEnd w:id="63"/>
+      <w:r>
+        <w:rPr>
+          <w:rFonts w:hint="default" w:ascii="Times New Roman" w:hAnsi="Times New Roman" w:cs="Times New Roman"/>
+          <w:u w:val="single"/>
+          <w:lang w:val="en-US"/>
+        </w:rPr>
+        <w:t xml:space="preserve"> </w:t>
       </w:r>
     </w:p>
     <w:p>
@@ -5171,17 +8737,18 @@
     </w:p>
     <w:p>
       <w:pPr>
-        <w:pStyle w:val="3"/>
+        <w:pStyle w:val="4"/>
         <w:bidi w:val="0"/>
         <w:rPr>
-          <w:rFonts w:hint="default"/>
+          <w:rFonts w:hint="default" w:ascii="Times New Roman" w:hAnsi="Times New Roman" w:cs="Times New Roman"/>
           <w:u w:val="single"/>
           <w:lang w:val="en-US"/>
         </w:rPr>
       </w:pPr>
-      <w:bookmarkStart w:id="34" w:name="_Toc21130"/>
-      <w:bookmarkStart w:id="35" w:name="_Toc28360"/>
-      <w:bookmarkStart w:id="36" w:name="_Toc23607"/>
+      <w:bookmarkStart w:id="64" w:name="_Toc21130"/>
+      <w:bookmarkStart w:id="65" w:name="_Toc28360"/>
+      <w:bookmarkStart w:id="66" w:name="_Toc23607"/>
+      <w:bookmarkStart w:id="67" w:name="_Toc10895"/>
       <w:r>
         <w:rPr>
           <w:rFonts w:hint="default" w:ascii="Times New Roman" w:hAnsi="Times New Roman" w:cs="Times New Roman"/>
@@ -5190,9 +8757,10 @@
         </w:rPr>
         <w:t>My Reflection</w:t>
       </w:r>
-      <w:bookmarkEnd w:id="34"/>
-      <w:bookmarkEnd w:id="35"/>
-      <w:bookmarkEnd w:id="36"/>
+      <w:bookmarkEnd w:id="64"/>
+      <w:bookmarkEnd w:id="65"/>
+      <w:bookmarkEnd w:id="66"/>
+      <w:bookmarkEnd w:id="67"/>
     </w:p>
     <w:p>
       <w:pPr>
@@ -5248,9 +8816,10 @@
           <w:lang w:val="en-US"/>
         </w:rPr>
       </w:pPr>
-      <w:bookmarkStart w:id="37" w:name="_Toc18335"/>
-      <w:bookmarkStart w:id="38" w:name="_Toc22892"/>
-      <w:bookmarkStart w:id="39" w:name="_Toc9767"/>
+      <w:bookmarkStart w:id="68" w:name="_Toc22892"/>
+      <w:bookmarkStart w:id="69" w:name="_Toc18335"/>
+      <w:bookmarkStart w:id="70" w:name="_Toc9767"/>
+      <w:bookmarkStart w:id="71" w:name="_Toc1033"/>
       <w:r>
         <w:rPr>
           <w:rFonts w:hint="default" w:ascii="Times New Roman" w:hAnsi="Times New Roman" w:cs="Times New Roman"/>
@@ -5259,9 +8828,10 @@
         </w:rPr>
         <w:t>WEEK 5:DATABASE COMPONENTS AND CRUD OPERATIONS</w:t>
       </w:r>
-      <w:bookmarkEnd w:id="37"/>
-      <w:bookmarkEnd w:id="38"/>
-      <w:bookmarkEnd w:id="39"/>
+      <w:bookmarkEnd w:id="68"/>
+      <w:bookmarkEnd w:id="69"/>
+      <w:bookmarkEnd w:id="70"/>
+      <w:bookmarkEnd w:id="71"/>
     </w:p>
     <w:p>
       <w:pPr>
@@ -5273,9 +8843,10 @@
           <w:lang w:val="en-US"/>
         </w:rPr>
       </w:pPr>
-      <w:bookmarkStart w:id="40" w:name="_Toc1207"/>
-      <w:bookmarkStart w:id="41" w:name="_Toc6462"/>
-      <w:bookmarkStart w:id="42" w:name="_Toc11300"/>
+      <w:bookmarkStart w:id="72" w:name="_Toc1207"/>
+      <w:bookmarkStart w:id="73" w:name="_Toc11300"/>
+      <w:bookmarkStart w:id="74" w:name="_Toc6462"/>
+      <w:bookmarkStart w:id="75" w:name="_Toc5705"/>
       <w:r>
         <w:rPr>
           <w:rFonts w:hint="default" w:ascii="Times New Roman" w:hAnsi="Times New Roman" w:cs="Times New Roman"/>
@@ -5284,34 +8855,35 @@
         </w:rPr>
         <w:t>Build data-driven systems using databases</w:t>
       </w:r>
-      <w:bookmarkEnd w:id="40"/>
-      <w:bookmarkEnd w:id="41"/>
-      <w:bookmarkEnd w:id="42"/>
-    </w:p>
-    <w:p>
-      <w:pPr>
+      <w:bookmarkEnd w:id="72"/>
+      <w:bookmarkEnd w:id="73"/>
+      <w:bookmarkEnd w:id="74"/>
+      <w:bookmarkEnd w:id="75"/>
+    </w:p>
+    <w:p>
+      <w:pPr>
+        <w:pStyle w:val="4"/>
         <w:numPr>
           <w:ilvl w:val="0"/>
           <w:numId w:val="5"/>
         </w:numPr>
-        <w:rPr>
-          <w:rFonts w:hint="default" w:ascii="Times New Roman" w:hAnsi="Times New Roman" w:cs="Times New Roman"/>
-          <w:sz w:val="24"/>
-          <w:szCs w:val="24"/>
+        <w:bidi w:val="0"/>
+        <w:rPr>
+          <w:rFonts w:hint="default" w:ascii="Times New Roman" w:hAnsi="Times New Roman" w:cs="Times New Roman"/>
           <w:u w:val="single"/>
           <w:lang w:val="en-US"/>
         </w:rPr>
       </w:pPr>
-      <w:r>
-        <w:rPr>
-          <w:rFonts w:hint="default" w:ascii="Times New Roman" w:hAnsi="Times New Roman" w:cs="Times New Roman"/>
-          <w:sz w:val="24"/>
-          <w:szCs w:val="24"/>
+      <w:bookmarkStart w:id="76" w:name="_Toc13232"/>
+      <w:r>
+        <w:rPr>
+          <w:rFonts w:hint="default" w:ascii="Times New Roman" w:hAnsi="Times New Roman" w:cs="Times New Roman"/>
           <w:u w:val="single"/>
           <w:lang w:val="en-US"/>
         </w:rPr>
         <w:t>Database structure</w:t>
       </w:r>
+      <w:bookmarkEnd w:id="76"/>
     </w:p>
     <w:p>
       <w:pPr>
@@ -5435,28 +9007,35 @@
     </w:p>
     <w:p>
       <w:pPr>
+        <w:pStyle w:val="4"/>
         <w:numPr>
           <w:ilvl w:val="0"/>
           <w:numId w:val="5"/>
         </w:numPr>
-        <w:ind w:left="0" w:leftChars="0" w:firstLine="0" w:firstLineChars="0"/>
-        <w:rPr>
-          <w:rFonts w:hint="default" w:ascii="Times New Roman" w:hAnsi="Times New Roman" w:cs="Times New Roman"/>
-          <w:sz w:val="24"/>
-          <w:szCs w:val="24"/>
+        <w:bidi w:val="0"/>
+        <w:rPr>
+          <w:rFonts w:hint="default" w:ascii="Times New Roman" w:hAnsi="Times New Roman" w:cs="Times New Roman"/>
           <w:u w:val="single"/>
           <w:lang w:val="en-US"/>
         </w:rPr>
       </w:pPr>
-      <w:r>
-        <w:rPr>
-          <w:rFonts w:hint="default" w:ascii="Times New Roman" w:hAnsi="Times New Roman" w:cs="Times New Roman"/>
-          <w:sz w:val="24"/>
-          <w:szCs w:val="24"/>
+      <w:bookmarkStart w:id="77" w:name="_Toc3706"/>
+      <w:r>
+        <w:rPr>
+          <w:rFonts w:hint="default" w:ascii="Times New Roman" w:hAnsi="Times New Roman" w:cs="Times New Roman"/>
           <w:u w:val="single"/>
           <w:lang w:val="en-US"/>
         </w:rPr>
-        <w:t xml:space="preserve">Table creation </w:t>
+        <w:t>Table creation</w:t>
+      </w:r>
+      <w:bookmarkEnd w:id="77"/>
+      <w:r>
+        <w:rPr>
+          <w:rFonts w:hint="default" w:ascii="Times New Roman" w:hAnsi="Times New Roman" w:cs="Times New Roman"/>
+          <w:u w:val="single"/>
+          <w:lang w:val="en-US"/>
+        </w:rPr>
+        <w:t xml:space="preserve"> </w:t>
       </w:r>
     </w:p>
     <w:p>
@@ -5697,29 +9276,28 @@
     </w:p>
     <w:p>
       <w:pPr>
+        <w:pStyle w:val="4"/>
         <w:numPr>
           <w:ilvl w:val="0"/>
           <w:numId w:val="5"/>
         </w:numPr>
-        <w:ind w:left="0" w:leftChars="0" w:firstLine="0" w:firstLineChars="0"/>
-        <w:rPr>
-          <w:rFonts w:hint="default" w:ascii="Times New Roman" w:hAnsi="Times New Roman" w:cs="Times New Roman"/>
-          <w:sz w:val="24"/>
-          <w:szCs w:val="24"/>
+        <w:bidi w:val="0"/>
+        <w:rPr>
+          <w:rFonts w:hint="default" w:ascii="Times New Roman" w:hAnsi="Times New Roman" w:cs="Times New Roman"/>
           <w:u w:val="single"/>
           <w:lang w:val="en-US"/>
         </w:rPr>
       </w:pPr>
-      <w:r>
-        <w:rPr>
-          <w:rFonts w:hint="default" w:ascii="Times New Roman" w:hAnsi="Times New Roman" w:cs="Times New Roman"/>
-          <w:sz w:val="24"/>
-          <w:szCs w:val="24"/>
+      <w:bookmarkStart w:id="78" w:name="_Toc5834"/>
+      <w:r>
+        <w:rPr>
+          <w:rFonts w:hint="default" w:ascii="Times New Roman" w:hAnsi="Times New Roman" w:cs="Times New Roman"/>
           <w:u w:val="single"/>
           <w:lang w:val="en-US"/>
         </w:rPr>
         <w:t>Login database integration</w:t>
       </w:r>
+      <w:bookmarkEnd w:id="78"/>
     </w:p>
     <w:p>
       <w:pPr>
@@ -5847,29 +9425,28 @@
     </w:p>
     <w:p>
       <w:pPr>
+        <w:pStyle w:val="4"/>
         <w:numPr>
           <w:ilvl w:val="0"/>
           <w:numId w:val="5"/>
         </w:numPr>
-        <w:ind w:left="0" w:leftChars="0" w:firstLine="0" w:firstLineChars="0"/>
-        <w:rPr>
-          <w:rFonts w:hint="default" w:ascii="Times New Roman" w:hAnsi="Times New Roman" w:cs="Times New Roman"/>
-          <w:sz w:val="24"/>
-          <w:szCs w:val="24"/>
+        <w:bidi w:val="0"/>
+        <w:rPr>
+          <w:rFonts w:hint="default" w:ascii="Times New Roman" w:hAnsi="Times New Roman" w:cs="Times New Roman"/>
           <w:u w:val="single"/>
           <w:lang w:val="en-US"/>
         </w:rPr>
       </w:pPr>
-      <w:r>
-        <w:rPr>
-          <w:rFonts w:hint="default" w:ascii="Times New Roman" w:hAnsi="Times New Roman" w:cs="Times New Roman"/>
-          <w:sz w:val="24"/>
-          <w:szCs w:val="24"/>
+      <w:bookmarkStart w:id="79" w:name="_Toc24256"/>
+      <w:r>
+        <w:rPr>
+          <w:rFonts w:hint="default" w:ascii="Times New Roman" w:hAnsi="Times New Roman" w:cs="Times New Roman"/>
           <w:u w:val="single"/>
           <w:lang w:val="en-US"/>
         </w:rPr>
         <w:t>CRUD operations</w:t>
       </w:r>
+      <w:bookmarkEnd w:id="79"/>
     </w:p>
     <w:p>
       <w:pPr>
@@ -6930,34 +10507,28 @@
     </w:p>
     <w:p>
       <w:pPr>
-        <w:pStyle w:val="13"/>
-        <w:keepNext w:val="0"/>
-        <w:keepLines w:val="0"/>
-        <w:widowControl/>
+        <w:pStyle w:val="4"/>
         <w:numPr>
           <w:ilvl w:val="0"/>
           <w:numId w:val="5"/>
         </w:numPr>
-        <w:suppressLineNumbers w:val="0"/>
-        <w:ind w:left="0" w:leftChars="0" w:firstLine="0" w:firstLineChars="0"/>
-        <w:rPr>
-          <w:rFonts w:hint="default"/>
-          <w:i w:val="0"/>
-          <w:iCs w:val="0"/>
+        <w:bidi w:val="0"/>
+        <w:rPr>
+          <w:rFonts w:hint="default" w:ascii="Times New Roman" w:hAnsi="Times New Roman" w:cs="Times New Roman"/>
           <w:u w:val="single"/>
           <w:lang w:val="en-US"/>
         </w:rPr>
       </w:pPr>
-      <w:r>
-        <w:rPr>
-          <w:rFonts w:hint="default"/>
-          <w:i w:val="0"/>
-          <w:iCs w:val="0"/>
+      <w:bookmarkStart w:id="80" w:name="_Toc9052"/>
+      <w:r>
+        <w:rPr>
+          <w:rFonts w:hint="default" w:ascii="Times New Roman" w:hAnsi="Times New Roman" w:cs="Times New Roman"/>
           <w:u w:val="single"/>
           <w:lang w:val="en-US"/>
         </w:rPr>
         <w:t>SQL query  to create the database and tables</w:t>
       </w:r>
+      <w:bookmarkEnd w:id="80"/>
     </w:p>
     <w:p>
       <w:pPr>
@@ -7123,30 +10694,29 @@
     </w:p>
     <w:p>
       <w:pPr>
-        <w:pStyle w:val="3"/>
+        <w:pStyle w:val="4"/>
         <w:bidi w:val="0"/>
         <w:rPr>
-          <w:rFonts w:hint="default" w:ascii="Times New Roman" w:hAnsi="Times New Roman" w:eastAsia="SimSun" w:cs="Times New Roman"/>
-          <w:i/>
-          <w:iCs/>
-          <w:sz w:val="24"/>
-          <w:szCs w:val="24"/>
-        </w:rPr>
-      </w:pPr>
-      <w:bookmarkStart w:id="43" w:name="_Toc15249"/>
-      <w:bookmarkStart w:id="44" w:name="_Toc7783"/>
-      <w:bookmarkStart w:id="45" w:name="_Toc7780"/>
-      <w:r>
-        <w:rPr>
           <w:rFonts w:hint="default" w:ascii="Times New Roman" w:hAnsi="Times New Roman" w:cs="Times New Roman"/>
           <w:u w:val="single"/>
+        </w:rPr>
+      </w:pPr>
+      <w:bookmarkStart w:id="81" w:name="_Toc7780"/>
+      <w:bookmarkStart w:id="82" w:name="_Toc7783"/>
+      <w:bookmarkStart w:id="83" w:name="_Toc15249"/>
+      <w:bookmarkStart w:id="84" w:name="_Toc638"/>
+      <w:r>
+        <w:rPr>
+          <w:rFonts w:hint="default" w:ascii="Times New Roman" w:hAnsi="Times New Roman" w:cs="Times New Roman"/>
+          <w:u w:val="single"/>
           <w:lang w:val="en-US"/>
         </w:rPr>
         <w:t>My Reflection</w:t>
       </w:r>
-      <w:bookmarkEnd w:id="43"/>
-      <w:bookmarkEnd w:id="44"/>
-      <w:bookmarkEnd w:id="45"/>
+      <w:bookmarkEnd w:id="81"/>
+      <w:bookmarkEnd w:id="82"/>
+      <w:bookmarkEnd w:id="83"/>
+      <w:bookmarkEnd w:id="84"/>
     </w:p>
     <w:p>
       <w:pPr>
@@ -7299,6 +10869,7 @@
           <w:lang w:val="en-US"/>
         </w:rPr>
       </w:pPr>
+      <w:bookmarkStart w:id="85" w:name="_Toc5860"/>
       <w:r>
         <w:rPr>
           <w:rFonts w:hint="default" w:ascii="Times New Roman" w:hAnsi="Times New Roman" w:cs="Times New Roman"/>
@@ -7307,6 +10878,7 @@
         </w:rPr>
         <w:t>WEEK 6:NORMALIZATION</w:t>
       </w:r>
+      <w:bookmarkEnd w:id="85"/>
     </w:p>
     <w:p>
       <w:pPr>
@@ -7416,6 +10988,7 @@
           <w:u w:val="single"/>
         </w:rPr>
       </w:pPr>
+      <w:bookmarkStart w:id="86" w:name="_Toc23100"/>
       <w:r>
         <w:rPr>
           <w:rFonts w:hint="default" w:ascii="Times New Roman" w:hAnsi="Times New Roman" w:cs="Times New Roman"/>
@@ -7435,6 +11008,7 @@
         </w:rPr>
         <w:t>Initial Unnormalized Form (UNF)</w:t>
       </w:r>
+      <w:bookmarkEnd w:id="86"/>
     </w:p>
     <w:p>
       <w:pPr>
@@ -7529,6 +11103,12 @@
             <w:insideV w:val="none" w:color="auto" w:sz="0" w:space="0"/>
           </w:tblBorders>
           <w:shd w:val="clear" w:color="auto" w:fill="auto"/>
+          <w:tblCellMar>
+            <w:top w:w="15" w:type="dxa"/>
+            <w:left w:w="15" w:type="dxa"/>
+            <w:bottom w:w="15" w:type="dxa"/>
+            <w:right w:w="15" w:type="dxa"/>
+          </w:tblCellMar>
         </w:tblPrEx>
         <w:trPr>
           <w:tblHeader/>
@@ -8647,6 +12227,7 @@
           <w:u w:val="single"/>
         </w:rPr>
       </w:pPr>
+      <w:bookmarkStart w:id="87" w:name="_Toc3272"/>
       <w:r>
         <w:rPr>
           <w:rFonts w:hint="default" w:ascii="Times New Roman" w:hAnsi="Times New Roman" w:cs="Times New Roman"/>
@@ -8662,6 +12243,7 @@
         </w:rPr>
         <w:t xml:space="preserve"> First Normal Form (1NF)</w:t>
       </w:r>
+      <w:bookmarkEnd w:id="87"/>
     </w:p>
     <w:p>
       <w:pPr>
@@ -9282,6 +12864,7 @@
         <w:pStyle w:val="3"/>
         <w:bidi w:val="0"/>
       </w:pPr>
+      <w:bookmarkStart w:id="88" w:name="_Toc17627"/>
       <w:r>
         <w:rPr>
           <w:rFonts w:hint="default" w:ascii="Times New Roman" w:hAnsi="Times New Roman" w:cs="Times New Roman"/>
@@ -9297,6 +12880,7 @@
         </w:rPr>
         <w:t>. Second Normal Form (2NF)</w:t>
       </w:r>
+      <w:bookmarkEnd w:id="88"/>
     </w:p>
     <w:p>
       <w:pPr>
@@ -9696,7 +13280,6 @@
             <w:insideH w:val="none" w:color="auto" w:sz="0" w:space="0"/>
             <w:insideV w:val="none" w:color="auto" w:sz="0" w:space="0"/>
           </w:tblBorders>
-          <w:shd w:val="clear" w:color="auto" w:fill="auto"/>
           <w:tblCellMar>
             <w:top w:w="15" w:type="dxa"/>
             <w:left w:w="15" w:type="dxa"/>
@@ -9843,6 +13426,7 @@
             <w:insideH w:val="none" w:color="auto" w:sz="0" w:space="0"/>
             <w:insideV w:val="none" w:color="auto" w:sz="0" w:space="0"/>
           </w:tblBorders>
+          <w:shd w:val="clear" w:color="auto" w:fill="auto"/>
           <w:tblCellMar>
             <w:top w:w="15" w:type="dxa"/>
             <w:left w:w="15" w:type="dxa"/>
@@ -9916,6 +13500,7 @@
             <w:insideH w:val="none" w:color="auto" w:sz="0" w:space="0"/>
             <w:insideV w:val="none" w:color="auto" w:sz="0" w:space="0"/>
           </w:tblBorders>
+          <w:shd w:val="clear" w:color="auto" w:fill="auto"/>
           <w:tblCellMar>
             <w:top w:w="15" w:type="dxa"/>
             <w:left w:w="15" w:type="dxa"/>
@@ -10198,6 +13783,7 @@
           <w:u w:val="single"/>
         </w:rPr>
       </w:pPr>
+      <w:bookmarkStart w:id="89" w:name="_Toc7465"/>
       <w:r>
         <w:rPr>
           <w:rFonts w:hint="default" w:ascii="Times New Roman" w:hAnsi="Times New Roman" w:cs="Times New Roman"/>
@@ -10213,6 +13799,7 @@
         </w:rPr>
         <w:t xml:space="preserve"> Third Normal Form (3NF)</w:t>
       </w:r>
+      <w:bookmarkEnd w:id="89"/>
     </w:p>
     <w:p>
       <w:pPr>
@@ -10317,6 +13904,7 @@
           <w:u w:val="single"/>
         </w:rPr>
       </w:pPr>
+      <w:bookmarkStart w:id="90" w:name="_Toc921"/>
       <w:r>
         <w:rPr>
           <w:rFonts w:hint="default" w:ascii="Times New Roman" w:hAnsi="Times New Roman" w:cs="Times New Roman"/>
@@ -10332,6 +13920,7 @@
         </w:rPr>
         <w:t xml:space="preserve"> Final Database Tables in 3NF</w:t>
       </w:r>
+      <w:bookmarkEnd w:id="90"/>
     </w:p>
     <w:p>
       <w:pPr>
@@ -10345,6 +13934,7 @@
           <w:lang w:val="en-US"/>
         </w:rPr>
       </w:pPr>
+      <w:bookmarkStart w:id="91" w:name="_Toc28526"/>
       <w:r>
         <w:rPr>
           <w:rFonts w:hint="default" w:ascii="Times New Roman" w:hAnsi="Times New Roman" w:cs="Times New Roman"/>
@@ -10364,6 +13954,7 @@
         </w:rPr>
         <w:t>y</w:t>
       </w:r>
+      <w:bookmarkEnd w:id="91"/>
     </w:p>
     <w:p>
       <w:pPr>
@@ -11210,6 +14801,7 @@
             <w:insideH w:val="none" w:color="auto" w:sz="0" w:space="0"/>
             <w:insideV w:val="none" w:color="auto" w:sz="0" w:space="0"/>
           </w:tblBorders>
+          <w:shd w:val="clear" w:color="auto" w:fill="auto"/>
           <w:tblCellMar>
             <w:top w:w="15" w:type="dxa"/>
             <w:left w:w="15" w:type="dxa"/>
@@ -11528,7 +15120,6 @@
             <w:insideH w:val="none" w:color="auto" w:sz="0" w:space="0"/>
             <w:insideV w:val="none" w:color="auto" w:sz="0" w:space="0"/>
           </w:tblBorders>
-          <w:shd w:val="clear" w:color="auto" w:fill="auto"/>
           <w:tblCellMar>
             <w:top w:w="15" w:type="dxa"/>
             <w:left w:w="15" w:type="dxa"/>
@@ -11810,7 +15401,6 @@
             <w:insideH w:val="none" w:color="auto" w:sz="0" w:space="0"/>
             <w:insideV w:val="none" w:color="auto" w:sz="0" w:space="0"/>
           </w:tblBorders>
-          <w:shd w:val="clear" w:color="auto" w:fill="auto"/>
           <w:tblCellMar>
             <w:top w:w="15" w:type="dxa"/>
             <w:left w:w="15" w:type="dxa"/>
@@ -12237,7 +15827,6 @@
             <w:insideH w:val="none" w:color="auto" w:sz="0" w:space="0"/>
             <w:insideV w:val="none" w:color="auto" w:sz="0" w:space="0"/>
           </w:tblBorders>
-          <w:shd w:val="clear" w:color="auto" w:fill="auto"/>
           <w:tblCellMar>
             <w:top w:w="15" w:type="dxa"/>
             <w:left w:w="15" w:type="dxa"/>
@@ -12650,6 +16239,7 @@
             <w:insideH w:val="none" w:color="auto" w:sz="0" w:space="0"/>
             <w:insideV w:val="none" w:color="auto" w:sz="0" w:space="0"/>
           </w:tblBorders>
+          <w:shd w:val="clear" w:color="auto" w:fill="auto"/>
           <w:tblCellMar>
             <w:top w:w="15" w:type="dxa"/>
             <w:left w:w="15" w:type="dxa"/>
@@ -13418,6 +17008,7 @@
             <w:insideH w:val="none" w:color="auto" w:sz="0" w:space="0"/>
             <w:insideV w:val="none" w:color="auto" w:sz="0" w:space="0"/>
           </w:tblBorders>
+          <w:shd w:val="clear" w:color="auto" w:fill="auto"/>
           <w:tblCellMar>
             <w:top w:w="15" w:type="dxa"/>
             <w:left w:w="15" w:type="dxa"/>
@@ -13926,15 +17517,6 @@
       </w:tblGrid>
       <w:tr>
         <w:tblPrEx>
-          <w:tblBorders>
-            <w:top w:val="none" w:color="auto" w:sz="0" w:space="0"/>
-            <w:left w:val="none" w:color="auto" w:sz="0" w:space="0"/>
-            <w:bottom w:val="none" w:color="auto" w:sz="0" w:space="0"/>
-            <w:right w:val="none" w:color="auto" w:sz="0" w:space="0"/>
-            <w:insideH w:val="none" w:color="auto" w:sz="0" w:space="0"/>
-            <w:insideV w:val="none" w:color="auto" w:sz="0" w:space="0"/>
-          </w:tblBorders>
-          <w:shd w:val="clear" w:color="auto" w:fill="auto"/>
           <w:tblCellMar>
             <w:top w:w="15" w:type="dxa"/>
             <w:left w:w="15" w:type="dxa"/>
@@ -14062,6 +17644,7 @@
             <w:insideH w:val="none" w:color="auto" w:sz="0" w:space="0"/>
             <w:insideV w:val="none" w:color="auto" w:sz="0" w:space="0"/>
           </w:tblBorders>
+          <w:shd w:val="clear" w:color="auto" w:fill="auto"/>
           <w:tblCellMar>
             <w:top w:w="15" w:type="dxa"/>
             <w:left w:w="15" w:type="dxa"/>
@@ -14481,20 +18064,22 @@
     </w:p>
     <w:p>
       <w:pPr>
-        <w:pStyle w:val="3"/>
+        <w:pStyle w:val="4"/>
         <w:bidi w:val="0"/>
         <w:rPr>
           <w:rFonts w:hint="default" w:ascii="Times New Roman" w:hAnsi="Times New Roman" w:cs="Times New Roman"/>
           <w:u w:val="single"/>
         </w:rPr>
       </w:pPr>
+      <w:bookmarkStart w:id="92" w:name="_Toc18164"/>
       <w:r>
         <w:rPr>
           <w:rFonts w:hint="default" w:ascii="Times New Roman" w:hAnsi="Times New Roman" w:cs="Times New Roman"/>
           <w:u w:val="single"/>
         </w:rPr>
-        <w:t xml:space="preserve"> Entity Relationship Diagram (ERD)</w:t>
-      </w:r>
+        <w:t>Entity Relationship Diagram (ERD)</w:t>
+      </w:r>
+      <w:bookmarkEnd w:id="92"/>
     </w:p>
     <w:p>
       <w:pPr>
@@ -14665,6 +18250,7 @@
           <w:u w:val="single"/>
         </w:rPr>
       </w:pPr>
+      <w:bookmarkStart w:id="93" w:name="_Toc17920"/>
       <w:r>
         <w:rPr>
           <w:rFonts w:hint="default" w:ascii="Times New Roman" w:hAnsi="Times New Roman" w:cs="Times New Roman"/>
@@ -14672,6 +18258,7 @@
         </w:rPr>
         <w:t>Relationship Description</w:t>
       </w:r>
+      <w:bookmarkEnd w:id="93"/>
     </w:p>
     <w:p>
       <w:pPr>
@@ -14718,7 +18305,6 @@
             <w:insideH w:val="none" w:color="auto" w:sz="0" w:space="0"/>
             <w:insideV w:val="none" w:color="auto" w:sz="0" w:space="0"/>
           </w:tblBorders>
-          <w:shd w:val="clear" w:color="auto" w:fill="auto"/>
           <w:tblCellMar>
             <w:top w:w="15" w:type="dxa"/>
             <w:left w:w="15" w:type="dxa"/>
@@ -15331,7 +18917,7 @@
     </w:p>
     <w:p>
       <w:pPr>
-        <w:pStyle w:val="3"/>
+        <w:pStyle w:val="4"/>
         <w:bidi w:val="0"/>
         <w:rPr>
           <w:rFonts w:hint="default" w:ascii="Times New Roman" w:hAnsi="Times New Roman" w:cs="Times New Roman"/>
@@ -15339,6 +18925,7 @@
           <w:lang w:val="en-US"/>
         </w:rPr>
       </w:pPr>
+      <w:bookmarkStart w:id="94" w:name="_Toc29681"/>
       <w:r>
         <w:rPr>
           <w:rFonts w:hint="default" w:ascii="Times New Roman" w:hAnsi="Times New Roman" w:cs="Times New Roman"/>
@@ -15347,6 +18934,7 @@
         </w:rPr>
         <w:t>My Reflection</w:t>
       </w:r>
+      <w:bookmarkEnd w:id="94"/>
     </w:p>
     <w:p>
       <w:pPr>
@@ -15381,6 +18969,7 @@
           <w:lang w:val="en-US"/>
         </w:rPr>
       </w:pPr>
+      <w:bookmarkStart w:id="95" w:name="_Toc29968"/>
       <w:r>
         <w:rPr>
           <w:rFonts w:hint="default" w:ascii="Times New Roman" w:hAnsi="Times New Roman" w:cs="Times New Roman"/>
@@ -15389,35 +18978,37 @@
         </w:rPr>
         <w:t>WEEK 7:USER AUTHENTICATION AND SESSION MANAGEMENT</w:t>
       </w:r>
-    </w:p>
-    <w:p>
-      <w:pPr>
+      <w:bookmarkEnd w:id="95"/>
+    </w:p>
+    <w:p>
+      <w:pPr>
+        <w:pStyle w:val="4"/>
         <w:numPr>
           <w:ilvl w:val="0"/>
           <w:numId w:val="8"/>
         </w:numPr>
-        <w:rPr>
-          <w:rFonts w:hint="default" w:ascii="Times New Roman" w:hAnsi="Times New Roman" w:cs="Times New Roman"/>
-          <w:sz w:val="24"/>
-          <w:szCs w:val="24"/>
+        <w:bidi w:val="0"/>
+        <w:rPr>
+          <w:rFonts w:hint="default" w:ascii="Times New Roman" w:hAnsi="Times New Roman" w:cs="Times New Roman"/>
           <w:u w:val="single"/>
           <w:lang w:val="en-US"/>
         </w:rPr>
       </w:pPr>
-      <w:r>
-        <w:rPr>
-          <w:rFonts w:hint="default" w:ascii="Times New Roman" w:hAnsi="Times New Roman" w:cs="Times New Roman"/>
-          <w:sz w:val="24"/>
-          <w:szCs w:val="24"/>
+      <w:bookmarkStart w:id="96" w:name="_Toc27731"/>
+      <w:r>
+        <w:rPr>
+          <w:rFonts w:hint="default" w:ascii="Times New Roman" w:hAnsi="Times New Roman" w:cs="Times New Roman"/>
           <w:u w:val="single"/>
           <w:lang w:val="en-US"/>
         </w:rPr>
         <w:t>Registration</w:t>
       </w:r>
+      <w:bookmarkEnd w:id="96"/>
     </w:p>
     <w:p>
       <w:pPr>
         <w:numPr>
+          <w:ilvl w:val="0"/>
           <w:numId w:val="0"/>
         </w:numPr>
         <w:rPr>
@@ -15432,6 +19023,7 @@
     <w:p>
       <w:pPr>
         <w:numPr>
+          <w:ilvl w:val="0"/>
           <w:numId w:val="0"/>
         </w:numPr>
         <w:rPr>
@@ -17294,31 +20886,28 @@
     </w:p>
     <w:p>
       <w:pPr>
+        <w:pStyle w:val="4"/>
         <w:numPr>
           <w:ilvl w:val="0"/>
           <w:numId w:val="8"/>
         </w:numPr>
         <w:bidi w:val="0"/>
-        <w:spacing w:line="480" w:lineRule="auto"/>
-        <w:ind w:left="0" w:leftChars="0" w:firstLine="0" w:firstLineChars="0"/>
-        <w:rPr>
-          <w:rFonts w:hint="default" w:ascii="Times New Roman" w:hAnsi="Times New Roman" w:cs="Times New Roman"/>
-          <w:sz w:val="24"/>
-          <w:szCs w:val="24"/>
+        <w:rPr>
+          <w:rFonts w:hint="default" w:ascii="Times New Roman" w:hAnsi="Times New Roman" w:cs="Times New Roman"/>
           <w:u w:val="single"/>
           <w:lang w:val="en-US"/>
         </w:rPr>
       </w:pPr>
-      <w:r>
-        <w:rPr>
-          <w:rFonts w:hint="default" w:ascii="Times New Roman" w:hAnsi="Times New Roman" w:cs="Times New Roman"/>
-          <w:sz w:val="24"/>
-          <w:szCs w:val="24"/>
+      <w:bookmarkStart w:id="97" w:name="_Toc1115"/>
+      <w:r>
+        <w:rPr>
+          <w:rFonts w:hint="default" w:ascii="Times New Roman" w:hAnsi="Times New Roman" w:cs="Times New Roman"/>
           <w:u w:val="single"/>
           <w:lang w:val="en-US"/>
         </w:rPr>
         <w:t>Authentication</w:t>
       </w:r>
+      <w:bookmarkEnd w:id="97"/>
     </w:p>
     <w:p>
       <w:pPr>
@@ -24808,6 +28397,7 @@
     <w:p>
       <w:pPr>
         <w:numPr>
+          <w:ilvl w:val="0"/>
           <w:numId w:val="0"/>
         </w:numPr>
         <w:bidi w:val="0"/>
@@ -24839,6 +28429,7 @@
     <w:p>
       <w:pPr>
         <w:numPr>
+          <w:ilvl w:val="0"/>
           <w:numId w:val="0"/>
         </w:numPr>
         <w:bidi w:val="0"/>
@@ -24857,35 +28448,28 @@
     </w:p>
     <w:p>
       <w:pPr>
+        <w:pStyle w:val="4"/>
         <w:numPr>
           <w:ilvl w:val="0"/>
           <w:numId w:val="8"/>
         </w:numPr>
         <w:bidi w:val="0"/>
-        <w:spacing w:line="240" w:lineRule="auto"/>
-        <w:ind w:left="0" w:leftChars="0" w:firstLine="0" w:firstLineChars="0"/>
-        <w:rPr>
-          <w:rFonts w:hint="default" w:ascii="Times New Roman" w:hAnsi="Times New Roman" w:cs="Times New Roman"/>
-          <w:i w:val="0"/>
-          <w:iCs w:val="0"/>
-          <w:sz w:val="24"/>
-          <w:szCs w:val="24"/>
+        <w:rPr>
+          <w:rFonts w:hint="default" w:ascii="Times New Roman" w:hAnsi="Times New Roman" w:cs="Times New Roman"/>
           <w:u w:val="single"/>
           <w:lang w:val="en-US"/>
         </w:rPr>
       </w:pPr>
-      <w:r>
-        <w:rPr>
-          <w:rFonts w:hint="default" w:ascii="Times New Roman" w:hAnsi="Times New Roman" w:cs="Times New Roman"/>
-          <w:i w:val="0"/>
-          <w:iCs w:val="0"/>
-          <w:sz w:val="24"/>
-          <w:szCs w:val="24"/>
+      <w:bookmarkStart w:id="98" w:name="_Toc14783"/>
+      <w:r>
+        <w:rPr>
+          <w:rFonts w:hint="default" w:ascii="Times New Roman" w:hAnsi="Times New Roman" w:cs="Times New Roman"/>
           <w:u w:val="single"/>
           <w:lang w:val="en-US"/>
         </w:rPr>
         <w:t>Secure login</w:t>
       </w:r>
+      <w:bookmarkEnd w:id="98"/>
     </w:p>
     <w:p>
       <w:pPr>
@@ -27672,6 +31256,7 @@
     <w:p>
       <w:pPr>
         <w:numPr>
+          <w:ilvl w:val="0"/>
           <w:numId w:val="0"/>
         </w:numPr>
         <w:bidi w:val="0"/>
@@ -27703,6 +31288,7 @@
     <w:p>
       <w:pPr>
         <w:numPr>
+          <w:ilvl w:val="0"/>
           <w:numId w:val="0"/>
         </w:numPr>
         <w:bidi w:val="0"/>
@@ -27721,39 +31307,33 @@
     </w:p>
     <w:p>
       <w:pPr>
+        <w:pStyle w:val="4"/>
         <w:numPr>
           <w:ilvl w:val="0"/>
           <w:numId w:val="8"/>
         </w:numPr>
         <w:bidi w:val="0"/>
-        <w:spacing w:line="240" w:lineRule="auto"/>
-        <w:ind w:left="0" w:leftChars="0" w:firstLine="0" w:firstLineChars="0"/>
-        <w:rPr>
-          <w:rFonts w:hint="default" w:ascii="Times New Roman" w:hAnsi="Times New Roman" w:cs="Times New Roman"/>
-          <w:i w:val="0"/>
-          <w:iCs w:val="0"/>
-          <w:sz w:val="24"/>
-          <w:szCs w:val="24"/>
+        <w:rPr>
+          <w:rFonts w:hint="default" w:ascii="Times New Roman" w:hAnsi="Times New Roman" w:cs="Times New Roman"/>
           <w:u w:val="single"/>
           <w:lang w:val="en-US"/>
         </w:rPr>
       </w:pPr>
-      <w:r>
-        <w:rPr>
-          <w:rFonts w:hint="default" w:ascii="Times New Roman" w:hAnsi="Times New Roman" w:cs="Times New Roman"/>
-          <w:i w:val="0"/>
-          <w:iCs w:val="0"/>
-          <w:sz w:val="24"/>
-          <w:szCs w:val="24"/>
+      <w:bookmarkStart w:id="99" w:name="_Toc31819"/>
+      <w:r>
+        <w:rPr>
+          <w:rFonts w:hint="default" w:ascii="Times New Roman" w:hAnsi="Times New Roman" w:cs="Times New Roman"/>
           <w:u w:val="single"/>
           <w:lang w:val="en-US"/>
         </w:rPr>
         <w:t>Password hashing</w:t>
       </w:r>
+      <w:bookmarkEnd w:id="99"/>
     </w:p>
     <w:p>
       <w:pPr>
         <w:numPr>
+          <w:ilvl w:val="0"/>
           <w:numId w:val="0"/>
         </w:numPr>
         <w:bidi w:val="0"/>
@@ -28274,6 +31854,7 @@
     <w:p>
       <w:pPr>
         <w:numPr>
+          <w:ilvl w:val="0"/>
           <w:numId w:val="0"/>
         </w:numPr>
         <w:bidi w:val="0"/>
@@ -28305,6 +31886,7 @@
     <w:p>
       <w:pPr>
         <w:numPr>
+          <w:ilvl w:val="0"/>
           <w:numId w:val="0"/>
         </w:numPr>
         <w:bidi w:val="0"/>
@@ -28323,39 +31905,33 @@
     </w:p>
     <w:p>
       <w:pPr>
+        <w:pStyle w:val="4"/>
         <w:numPr>
           <w:ilvl w:val="0"/>
           <w:numId w:val="8"/>
         </w:numPr>
         <w:bidi w:val="0"/>
-        <w:spacing w:line="240" w:lineRule="auto"/>
-        <w:ind w:left="0" w:leftChars="0" w:firstLine="0" w:firstLineChars="0"/>
-        <w:rPr>
-          <w:rFonts w:hint="default" w:ascii="Times New Roman" w:hAnsi="Times New Roman" w:cs="Times New Roman"/>
-          <w:i w:val="0"/>
-          <w:iCs w:val="0"/>
-          <w:sz w:val="24"/>
-          <w:szCs w:val="24"/>
+        <w:rPr>
+          <w:rFonts w:hint="default" w:ascii="Times New Roman" w:hAnsi="Times New Roman" w:cs="Times New Roman"/>
           <w:u w:val="single"/>
           <w:lang w:val="en-US"/>
         </w:rPr>
       </w:pPr>
-      <w:r>
-        <w:rPr>
-          <w:rFonts w:hint="default" w:ascii="Times New Roman" w:hAnsi="Times New Roman" w:cs="Times New Roman"/>
-          <w:i w:val="0"/>
-          <w:iCs w:val="0"/>
-          <w:sz w:val="24"/>
-          <w:szCs w:val="24"/>
+      <w:bookmarkStart w:id="100" w:name="_Toc15084"/>
+      <w:r>
+        <w:rPr>
+          <w:rFonts w:hint="default" w:ascii="Times New Roman" w:hAnsi="Times New Roman" w:cs="Times New Roman"/>
           <w:u w:val="single"/>
           <w:lang w:val="en-US"/>
         </w:rPr>
         <w:t>Sessions management</w:t>
       </w:r>
+      <w:bookmarkEnd w:id="100"/>
     </w:p>
     <w:p>
       <w:pPr>
         <w:numPr>
+          <w:ilvl w:val="0"/>
           <w:numId w:val="0"/>
         </w:numPr>
         <w:bidi w:val="0"/>
@@ -28616,6 +32192,7 @@
     <w:p>
       <w:pPr>
         <w:numPr>
+          <w:ilvl w:val="0"/>
           <w:numId w:val="0"/>
         </w:numPr>
         <w:bidi w:val="0"/>
@@ -28647,6 +32224,7 @@
     <w:p>
       <w:pPr>
         <w:numPr>
+          <w:ilvl w:val="0"/>
           <w:numId w:val="0"/>
         </w:numPr>
         <w:bidi w:val="0"/>
@@ -28665,54 +32243,28 @@
     </w:p>
     <w:p>
       <w:pPr>
+        <w:pStyle w:val="4"/>
         <w:numPr>
           <w:ilvl w:val="0"/>
           <w:numId w:val="8"/>
         </w:numPr>
         <w:bidi w:val="0"/>
-        <w:spacing w:line="240" w:lineRule="auto"/>
-        <w:ind w:left="0" w:leftChars="0" w:firstLine="0" w:firstLineChars="0"/>
-        <w:rPr>
-          <w:rFonts w:hint="default" w:ascii="Times New Roman" w:hAnsi="Times New Roman" w:cs="Times New Roman"/>
-          <w:i w:val="0"/>
-          <w:iCs w:val="0"/>
-          <w:sz w:val="24"/>
-          <w:szCs w:val="24"/>
+        <w:rPr>
+          <w:rFonts w:hint="default" w:ascii="Times New Roman" w:hAnsi="Times New Roman" w:cs="Times New Roman"/>
           <w:u w:val="single"/>
           <w:lang w:val="en-US"/>
         </w:rPr>
       </w:pPr>
-      <w:r>
-        <w:rPr>
-          <w:rFonts w:hint="default" w:ascii="Times New Roman" w:hAnsi="Times New Roman" w:cs="Times New Roman"/>
-          <w:i w:val="0"/>
-          <w:iCs w:val="0"/>
-          <w:sz w:val="24"/>
-          <w:szCs w:val="24"/>
+      <w:bookmarkStart w:id="101" w:name="_Toc8425"/>
+      <w:r>
+        <w:rPr>
+          <w:rFonts w:hint="default" w:ascii="Times New Roman" w:hAnsi="Times New Roman" w:cs="Times New Roman"/>
           <w:u w:val="single"/>
           <w:lang w:val="en-US"/>
         </w:rPr>
         <w:t>Protected dashboard</w:t>
       </w:r>
-    </w:p>
-    <w:p>
-      <w:pPr>
-        <w:numPr>
-          <w:numId w:val="0"/>
-        </w:numPr>
-        <w:bidi w:val="0"/>
-        <w:spacing w:line="240" w:lineRule="auto"/>
-        <w:ind w:leftChars="0"/>
-        <w:rPr>
-          <w:rFonts w:hint="default" w:ascii="Times New Roman" w:hAnsi="Times New Roman" w:cs="Times New Roman"/>
-          <w:i w:val="0"/>
-          <w:iCs w:val="0"/>
-          <w:sz w:val="24"/>
-          <w:szCs w:val="24"/>
-          <w:u w:val="single"/>
-          <w:lang w:val="en-US"/>
-        </w:rPr>
-      </w:pPr>
+      <w:bookmarkEnd w:id="101"/>
     </w:p>
     <w:p>
       <w:pPr>
@@ -28844,6 +32396,7 @@
     <w:p>
       <w:pPr>
         <w:numPr>
+          <w:ilvl w:val="0"/>
           <w:numId w:val="0"/>
         </w:numPr>
         <w:bidi w:val="0"/>
@@ -28875,6 +32428,7 @@
     <w:p>
       <w:pPr>
         <w:numPr>
+          <w:ilvl w:val="0"/>
           <w:numId w:val="0"/>
         </w:numPr>
         <w:bidi w:val="0"/>
@@ -28893,39 +32447,33 @@
     </w:p>
     <w:p>
       <w:pPr>
+        <w:pStyle w:val="4"/>
         <w:numPr>
           <w:ilvl w:val="0"/>
           <w:numId w:val="8"/>
         </w:numPr>
         <w:bidi w:val="0"/>
-        <w:spacing w:line="240" w:lineRule="auto"/>
-        <w:ind w:left="0" w:leftChars="0" w:firstLine="0" w:firstLineChars="0"/>
-        <w:rPr>
-          <w:rFonts w:hint="default" w:ascii="Times New Roman" w:hAnsi="Times New Roman" w:cs="Times New Roman"/>
-          <w:i w:val="0"/>
-          <w:iCs w:val="0"/>
-          <w:sz w:val="24"/>
-          <w:szCs w:val="24"/>
+        <w:rPr>
+          <w:rFonts w:hint="default" w:ascii="Times New Roman" w:hAnsi="Times New Roman" w:cs="Times New Roman"/>
           <w:u w:val="single"/>
           <w:lang w:val="en-US"/>
         </w:rPr>
       </w:pPr>
-      <w:r>
-        <w:rPr>
-          <w:rFonts w:hint="default" w:ascii="Times New Roman" w:hAnsi="Times New Roman" w:cs="Times New Roman"/>
-          <w:i w:val="0"/>
-          <w:iCs w:val="0"/>
-          <w:sz w:val="24"/>
-          <w:szCs w:val="24"/>
+      <w:bookmarkStart w:id="102" w:name="_Toc11076"/>
+      <w:r>
+        <w:rPr>
+          <w:rFonts w:hint="default" w:ascii="Times New Roman" w:hAnsi="Times New Roman" w:cs="Times New Roman"/>
           <w:u w:val="single"/>
           <w:lang w:val="en-US"/>
         </w:rPr>
         <w:t>Logout functionality</w:t>
       </w:r>
+      <w:bookmarkEnd w:id="102"/>
     </w:p>
     <w:p>
       <w:pPr>
         <w:numPr>
+          <w:ilvl w:val="0"/>
           <w:numId w:val="0"/>
         </w:numPr>
         <w:bidi w:val="0"/>
@@ -30016,6 +33564,7 @@
     <w:p>
       <w:pPr>
         <w:numPr>
+          <w:ilvl w:val="0"/>
           <w:numId w:val="0"/>
         </w:numPr>
         <w:bidi w:val="0"/>
@@ -30047,6 +33596,7 @@
     <w:p>
       <w:pPr>
         <w:numPr>
+          <w:ilvl w:val="0"/>
           <w:numId w:val="0"/>
         </w:numPr>
         <w:bidi w:val="0"/>
@@ -30066,6 +33616,7 @@
     <w:p>
       <w:pPr>
         <w:numPr>
+          <w:ilvl w:val="0"/>
           <w:numId w:val="0"/>
         </w:numPr>
         <w:bidi w:val="0"/>
@@ -30084,7 +33635,7 @@
     </w:p>
     <w:p>
       <w:pPr>
-        <w:pStyle w:val="3"/>
+        <w:pStyle w:val="4"/>
         <w:bidi w:val="0"/>
         <w:rPr>
           <w:rFonts w:hint="default" w:ascii="Times New Roman" w:hAnsi="Times New Roman" w:cs="Times New Roman"/>
@@ -30092,6 +33643,7 @@
           <w:lang w:val="en-US"/>
         </w:rPr>
       </w:pPr>
+      <w:bookmarkStart w:id="103" w:name="_Toc12655"/>
       <w:r>
         <w:rPr>
           <w:rFonts w:hint="default" w:ascii="Times New Roman" w:hAnsi="Times New Roman" w:cs="Times New Roman"/>
@@ -30100,6 +33652,7 @@
         </w:rPr>
         <w:t>My Reflection</w:t>
       </w:r>
+      <w:bookmarkEnd w:id="103"/>
     </w:p>
     <w:p>
       <w:pPr>
@@ -30127,8 +33680,6 @@
           <w:lang w:val="en-US"/>
         </w:rPr>
       </w:pPr>
-      <w:bookmarkStart w:id="46" w:name="_GoBack"/>
-      <w:bookmarkEnd w:id="46"/>
     </w:p>
     <w:sectPr>
       <w:pgSz w:w="11906" w:h="16838"/>
@@ -30744,6 +34295,7 @@
   <w:style w:type="paragraph" w:styleId="4">
     <w:name w:val="heading 3"/>
     <w:next w:val="1"/>
+    <w:link w:val="18"/>
     <w:unhideWhenUsed/>
     <w:qFormat/>
     <w:uiPriority w:val="0"/>
@@ -30923,6 +34475,29 @@
     <w:pPr>
       <w:ind w:left="420" w:leftChars="200"/>
     </w:pPr>
+  </w:style>
+  <w:style w:type="paragraph" w:styleId="17">
+    <w:name w:val="toc 3"/>
+    <w:basedOn w:val="1"/>
+    <w:next w:val="1"/>
+    <w:uiPriority w:val="0"/>
+    <w:pPr>
+      <w:ind w:left="840" w:leftChars="400"/>
+    </w:pPr>
+  </w:style>
+  <w:style w:type="character" w:customStyle="1" w:styleId="18">
+    <w:name w:val="Heading 3 Char"/>
+    <w:link w:val="4"/>
+    <w:uiPriority w:val="0"/>
+    <w:rPr>
+      <w:rFonts w:hint="eastAsia" w:ascii="SimSun" w:hAnsi="SimSun" w:eastAsia="SimSun" w:cs="SimSun"/>
+      <w:b/>
+      <w:bCs/>
+      <w:kern w:val="0"/>
+      <w:sz w:val="27"/>
+      <w:szCs w:val="27"/>
+      <w:lang w:val="en-US" w:eastAsia="zh-CN" w:bidi="ar"/>
+    </w:rPr>
   </w:style>
 </w:styles>
 </file>
